--- a/manuscript/Manuscript_v3_revised_track_changes.docx
+++ b/manuscript/Manuscript_v3_revised_track_changes.docx
@@ -600,11 +600,31 @@
       </w:r>
       <w:commentRangeStart w:id="1"/>
       <w:r>
-        <w:t xml:space="preserve">Occupancy increased with shoreline habitat </w:t>
-      </w:r>
-      <w:r>
-        <w:t>characteristics</w:t>
-      </w:r>
+        <w:t xml:space="preserve">Occupancy increased with </w:t>
+      </w:r>
+      <w:del w:id="2" w:author="Raven, Olivier (Student)" w:date="2026-06-09T09:16:00Z" w16du:dateUtc="2026-06-08T21:16:00Z">
+        <w:r>
+          <w:delText xml:space="preserve">shoreline </w:delText>
+        </w:r>
+      </w:del>
+      <w:r>
+        <w:t xml:space="preserve">habitat </w:t>
+      </w:r>
+      <w:ins w:id="3" w:author="Raven, Olivier (Student)" w:date="2026-06-09T09:16:00Z" w16du:dateUtc="2026-06-08T21:16:00Z">
+        <w:r>
+          <w:t xml:space="preserve">structural </w:t>
+        </w:r>
+      </w:ins>
+      <w:del w:id="4" w:author="Raven, Olivier (Student)" w:date="2026-06-09T09:16:00Z" w16du:dateUtc="2026-06-08T21:16:00Z">
+        <w:r>
+          <w:delText>characteristics</w:delText>
+        </w:r>
+      </w:del>
+      <w:ins w:id="5" w:author="Raven, Olivier (Student)" w:date="2026-06-09T09:16:00Z" w16du:dateUtc="2026-06-08T21:16:00Z">
+        <w:r>
+          <w:t>complexity</w:t>
+        </w:r>
+      </w:ins>
       <w:r>
         <w:t xml:space="preserve">, particularly </w:t>
       </w:r>
@@ -635,24 +655,83 @@
       <w:r>
         <w:t xml:space="preserve"> Elevated summer surface water temperatures were negatively associated with kōura occupancy and abundance, indicating reduced habitat suitability during warm periods. </w:t>
       </w:r>
-      <w:commentRangeStart w:id="2"/>
-      <w:r>
-        <w:t>Water chemistry variables</w:t>
-      </w:r>
-      <w:r>
-        <w:t xml:space="preserve">, </w:t>
-      </w:r>
-      <w:r>
-        <w:t>conductivity</w:t>
-      </w:r>
+      <w:commentRangeStart w:id="6"/>
+      <w:del w:id="7" w:author="Raven, Olivier (Student)" w:date="2026-06-09T09:17:00Z" w16du:dateUtc="2026-06-08T21:17:00Z">
+        <w:r>
+          <w:delText>Water chemistry variables</w:delText>
+        </w:r>
+        <w:r>
+          <w:delText xml:space="preserve">, </w:delText>
+        </w:r>
+      </w:del>
+      <w:del w:id="8" w:author="Raven, Olivier (Student)" w:date="2026-06-09T17:06:00Z" w16du:dateUtc="2026-06-09T05:06:00Z">
+        <w:r>
+          <w:delText>conductivity</w:delText>
+        </w:r>
+        <w:r>
+          <w:delText xml:space="preserve"> </w:delText>
+        </w:r>
+        <w:r>
+          <w:delText xml:space="preserve">and </w:delText>
+        </w:r>
+      </w:del>
+      <w:r>
+        <w:t>pH</w:t>
+      </w:r>
+      <w:del w:id="9" w:author="Raven, Olivier (Student)" w:date="2026-06-09T09:18:00Z" w16du:dateUtc="2026-06-08T21:18:00Z">
+        <w:r>
+          <w:delText>,</w:delText>
+        </w:r>
+      </w:del>
       <w:r>
         <w:t xml:space="preserve"> </w:t>
       </w:r>
-      <w:r>
-        <w:t>and pH</w:t>
-      </w:r>
-      <w:r>
-        <w:t>, were positively related to kōura presence and biomass. In contrast, emergent macrophyte</w:t>
+      <w:del w:id="10" w:author="Raven, Olivier (Student)" w:date="2026-06-09T17:06:00Z" w16du:dateUtc="2026-06-09T05:06:00Z">
+        <w:r>
+          <w:delText xml:space="preserve">were </w:delText>
+        </w:r>
+      </w:del>
+      <w:ins w:id="11" w:author="Raven, Olivier (Student)" w:date="2026-06-09T17:06:00Z" w16du:dateUtc="2026-06-09T05:06:00Z">
+        <w:r>
+          <w:t xml:space="preserve">was </w:t>
+        </w:r>
+      </w:ins>
+      <w:r>
+        <w:t xml:space="preserve">positively </w:t>
+      </w:r>
+      <w:del w:id="12" w:author="Raven, Olivier (Student)" w:date="2026-06-09T09:18:00Z" w16du:dateUtc="2026-06-08T21:18:00Z">
+        <w:r>
+          <w:delText xml:space="preserve">related </w:delText>
+        </w:r>
+      </w:del>
+      <w:ins w:id="13" w:author="Raven, Olivier (Student)" w:date="2026-06-09T09:18:00Z" w16du:dateUtc="2026-06-08T21:18:00Z">
+        <w:r>
+          <w:t>correlate with</w:t>
+        </w:r>
+      </w:ins>
+      <w:del w:id="14" w:author="Raven, Olivier (Student)" w:date="2026-06-09T09:18:00Z" w16du:dateUtc="2026-06-08T21:18:00Z">
+        <w:r>
+          <w:delText>to</w:delText>
+        </w:r>
+      </w:del>
+      <w:r>
+        <w:t xml:space="preserve"> kōura </w:t>
+      </w:r>
+      <w:ins w:id="15" w:author="Raven, Olivier (Student)" w:date="2026-06-09T17:07:00Z" w16du:dateUtc="2026-06-09T05:07:00Z">
+        <w:r>
+          <w:t>abundance</w:t>
+        </w:r>
+        <w:r>
+          <w:t xml:space="preserve"> </w:t>
+        </w:r>
+      </w:ins>
+      <w:del w:id="16" w:author="Raven, Olivier (Student)" w:date="2026-06-09T17:07:00Z" w16du:dateUtc="2026-06-09T05:07:00Z">
+        <w:r>
+          <w:delText xml:space="preserve">presence </w:delText>
+        </w:r>
+      </w:del>
+      <w:r>
+        <w:t>and biomass. In contrast, emergent macrophyte</w:t>
       </w:r>
       <w:r>
         <w:t>-</w:t>
@@ -660,14 +739,14 @@
       <w:r>
         <w:t>dominated shorelines were associated with lower kōura abundance and biomass</w:t>
       </w:r>
-      <w:commentRangeEnd w:id="2"/>
+      <w:commentRangeEnd w:id="6"/>
       <w:r>
         <w:rPr>
           <w:rStyle w:val="CommentReference"/>
           <w:sz w:val="22"/>
           <w:szCs w:val="22"/>
         </w:rPr>
-        <w:commentReference w:id="2"/>
+        <w:commentReference w:id="6"/>
       </w:r>
       <w:r>
         <w:t xml:space="preserve">. </w:t>
@@ -1272,7 +1351,8 @@
       <w:r>
         <w:t xml:space="preserve">’s North Island, kōura populations have </w:t>
       </w:r>
-      <w:commentRangeStart w:id="3"/>
+      <w:commentRangeStart w:id="17"/>
+      <w:commentRangeStart w:id="18"/>
       <w:r>
         <w:t xml:space="preserve">declined </w:t>
       </w:r>
@@ -1286,8 +1366,13 @@
         <w:t xml:space="preserve"> </w:t>
       </w:r>
       <w:r>
-        <w:t>% and 96.4</w:t>
-      </w:r>
+        <w:t>% and 96</w:t>
+      </w:r>
+      <w:del w:id="19" w:author="Raven, Olivier (Student)" w:date="2026-06-08T14:50:00Z" w16du:dateUtc="2026-06-08T02:50:00Z">
+        <w:r>
+          <w:delText>.4</w:delText>
+        </w:r>
+      </w:del>
       <w:r>
         <w:t xml:space="preserve"> </w:t>
       </w:r>
@@ -1309,7 +1394,8 @@
       <w:r>
         <w:t xml:space="preserve"> (</w:t>
       </w:r>
-      <w:commentRangeStart w:id="4"/>
+      <w:commentRangeStart w:id="20"/>
+      <w:commentRangeStart w:id="21"/>
       <w:r>
         <w:t>Kusabs et al</w:t>
       </w:r>
@@ -1325,29 +1411,47 @@
       <w:r>
         <w:t>ision</w:t>
       </w:r>
-      <w:commentRangeEnd w:id="3"/>
+      <w:commentRangeEnd w:id="17"/>
       <w:r>
         <w:rPr>
           <w:rStyle w:val="CommentReference"/>
           <w:sz w:val="22"/>
           <w:szCs w:val="22"/>
         </w:rPr>
-        <w:commentReference w:id="3"/>
-      </w:r>
-      <w:r>
-        <w:t>)</w:t>
-      </w:r>
-      <w:r>
-        <w:t xml:space="preserve">. </w:t>
-      </w:r>
-      <w:commentRangeEnd w:id="4"/>
+        <w:commentReference w:id="17"/>
+      </w:r>
+      <w:commentRangeEnd w:id="18"/>
       <w:r>
         <w:rPr>
           <w:rStyle w:val="CommentReference"/>
           <w:sz w:val="22"/>
           <w:szCs w:val="22"/>
         </w:rPr>
-        <w:commentReference w:id="4"/>
+        <w:commentReference w:id="18"/>
+      </w:r>
+      <w:r>
+        <w:t>)</w:t>
+      </w:r>
+      <w:r>
+        <w:t xml:space="preserve">. </w:t>
+      </w:r>
+      <w:commentRangeEnd w:id="20"/>
+      <w:r>
+        <w:rPr>
+          <w:rStyle w:val="CommentReference"/>
+          <w:sz w:val="22"/>
+          <w:szCs w:val="22"/>
+        </w:rPr>
+        <w:commentReference w:id="20"/>
+      </w:r>
+      <w:commentRangeEnd w:id="21"/>
+      <w:r>
+        <w:rPr>
+          <w:rStyle w:val="CommentReference"/>
+          <w:sz w:val="22"/>
+          <w:szCs w:val="22"/>
+        </w:rPr>
+        <w:commentReference w:id="21"/>
       </w:r>
       <w:r>
         <w:t>Th</w:t>
@@ -1403,23 +1507,29 @@
         <w:spacing w:before="120" w:line="360" w:lineRule="auto"/>
         <w:jc w:val="left"/>
       </w:pPr>
-      <w:commentRangeStart w:id="5"/>
+      <w:commentRangeStart w:id="22"/>
+      <w:commentRangeStart w:id="23"/>
       <w:r>
         <w:t xml:space="preserve">In </w:t>
       </w:r>
       <w:r>
         <w:t xml:space="preserve">2016, the </w:t>
       </w:r>
-      <w:ins w:id="6" w:author="Raven, Olivier (Student)" w:date="2026-06-08T13:46:00Z">
+      <w:ins w:id="24" w:author="Raven, Olivier (Student)" w:date="2026-06-08T13:46:00Z">
         <w:r>
           <w:t>invasive</w:t>
         </w:r>
       </w:ins>
-      <w:del w:id="7" w:author="Raven, Olivier (Student)" w:date="2026-06-08T13:46:00Z" w16du:dateUtc="2026-06-08T01:46:00Z">
+      <w:del w:id="25" w:author="Raven, Olivier (Student)" w:date="2026-06-08T13:46:00Z" w16du:dateUtc="2026-06-08T01:46:00Z">
         <w:r>
           <w:delText xml:space="preserve">introduced </w:delText>
         </w:r>
       </w:del>
+      <w:ins w:id="26" w:author="Raven, Olivier (Student)" w:date="2026-06-08T14:34:00Z" w16du:dateUtc="2026-06-08T02:34:00Z">
+        <w:r>
+          <w:t xml:space="preserve"> </w:t>
+        </w:r>
+      </w:ins>
       <w:r>
         <w:t>North American</w:t>
       </w:r>
@@ -1436,75 +1546,109 @@
         </w:rPr>
         <w:t>Ameiurus nebulosus</w:t>
       </w:r>
-      <w:r>
-        <w:t xml:space="preserve">) </w:t>
+      <w:ins w:id="27" w:author="Raven, Olivier (Student)" w:date="2026-06-08T14:44:00Z" w16du:dateUtc="2026-06-08T02:44:00Z">
+        <w:r>
+          <w:rPr>
+            <w:i/>
+            <w:iCs/>
+          </w:rPr>
+          <w:t xml:space="preserve"> </w:t>
+        </w:r>
+      </w:ins>
+      <w:ins w:id="28" w:author="Raven, Olivier (Student)" w:date="2026-06-08T14:44:00Z">
+        <w:r>
+          <w:rPr>
+            <w:rPrChange w:id="29" w:author="Raven, Olivier (Student)" w:date="2026-06-08T14:44:00Z" w16du:dateUtc="2026-06-08T02:44:00Z">
+              <w:rPr>
+                <w:i/>
+                <w:iCs/>
+              </w:rPr>
+            </w:rPrChange>
+          </w:rPr>
+          <w:t>Lesueur, 1819</w:t>
+        </w:r>
+      </w:ins>
+      <w:r>
+        <w:t>)</w:t>
+      </w:r>
+      <w:r>
+        <w:t xml:space="preserve"> </w:t>
       </w:r>
       <w:r>
         <w:t xml:space="preserve">was confirmed </w:t>
       </w:r>
-      <w:commentRangeEnd w:id="5"/>
+      <w:commentRangeEnd w:id="22"/>
       <w:r>
         <w:rPr>
           <w:rStyle w:val="CommentReference"/>
           <w:sz w:val="22"/>
           <w:szCs w:val="22"/>
         </w:rPr>
-        <w:commentReference w:id="5"/>
-      </w:r>
-      <w:r>
-        <w:t xml:space="preserve">to be present </w:t>
-      </w:r>
-      <w:r>
-        <w:t>in Lakes Rotorua and Rotoiti</w:t>
-      </w:r>
-      <w:r>
-        <w:t xml:space="preserve"> (Grayling, 2020)</w:t>
-      </w:r>
-      <w:r>
-        <w:t xml:space="preserve">, where it </w:t>
-      </w:r>
-      <w:r>
-        <w:t xml:space="preserve">now </w:t>
-      </w:r>
-      <w:r>
-        <w:t xml:space="preserve">occurs in large numbers and preys </w:t>
-      </w:r>
-      <w:r>
-        <w:t xml:space="preserve">heavily </w:t>
-      </w:r>
-      <w:r>
-        <w:t xml:space="preserve">on kōura </w:t>
-      </w:r>
-      <w:r>
-        <w:t>(</w:t>
-      </w:r>
-      <w:r>
-        <w:t>Francis, 2019</w:t>
-      </w:r>
-      <w:r>
-        <w:t>;</w:t>
-      </w:r>
-      <w:r>
-        <w:t xml:space="preserve"> </w:t>
-      </w:r>
-      <w:commentRangeStart w:id="8"/>
-      <w:r>
-        <w:t xml:space="preserve">Kusabs et al., in </w:t>
-      </w:r>
-      <w:r>
-        <w:t>re</w:t>
-      </w:r>
-      <w:r>
-        <w:t>vision</w:t>
-      </w:r>
-      <w:commentRangeEnd w:id="8"/>
+        <w:commentReference w:id="22"/>
+      </w:r>
+      <w:commentRangeEnd w:id="23"/>
       <w:r>
         <w:rPr>
           <w:rStyle w:val="CommentReference"/>
           <w:sz w:val="22"/>
           <w:szCs w:val="22"/>
         </w:rPr>
-        <w:commentReference w:id="8"/>
+        <w:commentReference w:id="23"/>
+      </w:r>
+      <w:r>
+        <w:t xml:space="preserve">to be present </w:t>
+      </w:r>
+      <w:r>
+        <w:t>in Lakes Rotorua and Rotoiti</w:t>
+      </w:r>
+      <w:r>
+        <w:t xml:space="preserve"> (Grayling, 2020)</w:t>
+      </w:r>
+      <w:r>
+        <w:t xml:space="preserve">, where it </w:t>
+      </w:r>
+      <w:r>
+        <w:t xml:space="preserve">now </w:t>
+      </w:r>
+      <w:r>
+        <w:t xml:space="preserve">occurs in large numbers and preys </w:t>
+      </w:r>
+      <w:r>
+        <w:t xml:space="preserve">heavily </w:t>
+      </w:r>
+      <w:r>
+        <w:t xml:space="preserve">on kōura </w:t>
+      </w:r>
+      <w:r>
+        <w:t>(</w:t>
+      </w:r>
+      <w:r>
+        <w:t>Francis, 2019</w:t>
+      </w:r>
+      <w:r>
+        <w:t>;</w:t>
+      </w:r>
+      <w:r>
+        <w:t xml:space="preserve"> </w:t>
+      </w:r>
+      <w:commentRangeStart w:id="30"/>
+      <w:r>
+        <w:t xml:space="preserve">Kusabs et al., in </w:t>
+      </w:r>
+      <w:r>
+        <w:t>re</w:t>
+      </w:r>
+      <w:r>
+        <w:t>vision</w:t>
+      </w:r>
+      <w:commentRangeEnd w:id="30"/>
+      <w:r>
+        <w:rPr>
+          <w:rStyle w:val="CommentReference"/>
+          <w:sz w:val="22"/>
+          <w:szCs w:val="22"/>
+        </w:rPr>
+        <w:commentReference w:id="30"/>
       </w:r>
       <w:r>
         <w:t>)</w:t>
@@ -1663,11 +1807,11 @@
         <w:t>pathways</w:t>
       </w:r>
       <w:r>
-        <w:t xml:space="preserve"> between deep and </w:t>
+        <w:t xml:space="preserve"> </w:t>
       </w:r>
       <w:r>
         <w:lastRenderedPageBreak/>
-        <w:t xml:space="preserve">shallow </w:t>
+        <w:t xml:space="preserve">between deep and shallow </w:t>
       </w:r>
       <w:r>
         <w:t>habitats</w:t>
@@ -1846,7 +1990,8 @@
       <w:r>
         <w:t xml:space="preserve">. </w:t>
       </w:r>
-      <w:commentRangeStart w:id="9"/>
+      <w:commentRangeStart w:id="31"/>
+      <w:commentRangeStart w:id="32"/>
       <w:r>
         <w:t>P</w:t>
       </w:r>
@@ -1868,11 +2013,32 @@
       <w:r>
         <w:t xml:space="preserve">has shown that kōura preferentially occupy </w:t>
       </w:r>
-      <w:r>
-        <w:t>habitats with physical structure and shelter</w:t>
-      </w:r>
-      <w:r>
-        <w:t xml:space="preserve"> including </w:t>
+      <w:ins w:id="33" w:author="Raven, Olivier (Student)" w:date="2026-06-09T09:51:00Z" w16du:dateUtc="2026-06-08T21:51:00Z">
+        <w:r>
+          <w:t>structurally complex</w:t>
+        </w:r>
+        <w:r>
+          <w:t xml:space="preserve"> </w:t>
+        </w:r>
+      </w:ins>
+      <w:r>
+        <w:t xml:space="preserve">habitats </w:t>
+      </w:r>
+      <w:del w:id="34" w:author="Raven, Olivier (Student)" w:date="2026-06-09T09:52:00Z" w16du:dateUtc="2026-06-08T21:52:00Z">
+        <w:r>
+          <w:delText>with physical structure and shelter</w:delText>
+        </w:r>
+        <w:r>
+          <w:delText xml:space="preserve"> including</w:delText>
+        </w:r>
+      </w:del>
+      <w:ins w:id="35" w:author="Raven, Olivier (Student)" w:date="2026-06-09T09:52:00Z" w16du:dateUtc="2026-06-08T21:52:00Z">
+        <w:r>
+          <w:t>characterised by</w:t>
+        </w:r>
+      </w:ins>
+      <w:r>
+        <w:t xml:space="preserve"> </w:t>
       </w:r>
       <w:r>
         <w:t xml:space="preserve">bank undercuts, woody debris, leaf litter, boulders and low flow velocities </w:t>
@@ -1895,108 +2061,173 @@
       <w:r>
         <w:t xml:space="preserve">). </w:t>
       </w:r>
-      <w:commentRangeEnd w:id="9"/>
+      <w:commentRangeEnd w:id="31"/>
       <w:r>
         <w:rPr>
           <w:rStyle w:val="CommentReference"/>
           <w:sz w:val="22"/>
           <w:szCs w:val="22"/>
         </w:rPr>
-        <w:commentReference w:id="9"/>
-      </w:r>
-      <w:r>
-        <w:t xml:space="preserve">In contrast, </w:t>
-      </w:r>
-      <w:r>
-        <w:t xml:space="preserve">habitats used by </w:t>
-      </w:r>
-      <w:r>
-        <w:t xml:space="preserve">kōura in lakes remains poorly understood, with </w:t>
-      </w:r>
-      <w:r>
-        <w:t>previous</w:t>
-      </w:r>
-      <w:r>
-        <w:t xml:space="preserve"> studies largely focused on deeper offshore habitats</w:t>
-      </w:r>
-      <w:r>
-        <w:t xml:space="preserve"> (</w:t>
-      </w:r>
-      <w:r>
-        <w:t>Devcich, 1979; Kusabs &amp; Quinn, 2009; Kusabs et al., 2015b</w:t>
-      </w:r>
-      <w:r>
-        <w:t>)</w:t>
-      </w:r>
-      <w:r>
-        <w:t xml:space="preserve">. These studies </w:t>
-      </w:r>
-      <w:r>
-        <w:t>suggest</w:t>
-      </w:r>
-      <w:r>
-        <w:t xml:space="preserve"> that b</w:t>
-      </w:r>
-      <w:r>
-        <w:t>e</w:t>
-      </w:r>
-      <w:r>
-        <w:t>nt</w:t>
-      </w:r>
-      <w:r>
-        <w:t>h</w:t>
-      </w:r>
-      <w:r>
-        <w:t xml:space="preserve">ic substrate </w:t>
-      </w:r>
-      <w:r>
-        <w:t xml:space="preserve">characteristics </w:t>
-      </w:r>
-      <w:r>
-        <w:t xml:space="preserve">may be more important than nutrient enrichment or </w:t>
-      </w:r>
-      <w:r>
-        <w:t>predator</w:t>
-      </w:r>
-      <w:r>
-        <w:t xml:space="preserve"> </w:t>
-      </w:r>
-      <w:commentRangeStart w:id="10"/>
-      <w:r>
-        <w:t>abundance</w:t>
-      </w:r>
-      <w:r>
-        <w:t>—specifically rainbow trout—</w:t>
-      </w:r>
-      <w:r>
-        <w:t>in determining kōura distribution</w:t>
-      </w:r>
-      <w:r>
-        <w:t xml:space="preserve"> (</w:t>
-      </w:r>
-      <w:r>
-        <w:t>Kusabs et al., 2015b</w:t>
-      </w:r>
-      <w:r>
-        <w:t>)</w:t>
-      </w:r>
-      <w:r>
-        <w:t>.</w:t>
-      </w:r>
-      <w:r>
-        <w:t xml:space="preserve"> The</w:t>
-      </w:r>
-      <w:r>
-        <w:t xml:space="preserve"> </w:t>
-      </w:r>
-      <w:commentRangeEnd w:id="10"/>
+        <w:commentReference w:id="31"/>
+      </w:r>
+      <w:commentRangeEnd w:id="32"/>
       <w:r>
         <w:rPr>
           <w:rStyle w:val="CommentReference"/>
           <w:sz w:val="22"/>
           <w:szCs w:val="22"/>
         </w:rPr>
-        <w:commentReference w:id="10"/>
+        <w:commentReference w:id="32"/>
+      </w:r>
+      <w:r>
+        <w:t xml:space="preserve">In contrast, </w:t>
+      </w:r>
+      <w:r>
+        <w:t xml:space="preserve">habitats used by </w:t>
+      </w:r>
+      <w:r>
+        <w:t xml:space="preserve">kōura in lakes remains poorly understood, with </w:t>
+      </w:r>
+      <w:r>
+        <w:t>previous</w:t>
+      </w:r>
+      <w:r>
+        <w:t xml:space="preserve"> studies largely focused on deeper offshore habitats</w:t>
+      </w:r>
+      <w:r>
+        <w:t xml:space="preserve"> (</w:t>
+      </w:r>
+      <w:r>
+        <w:t>Devcich, 1979; Kusabs &amp; Quinn, 2009; Kusabs et al., 2015b</w:t>
+      </w:r>
+      <w:r>
+        <w:t>)</w:t>
+      </w:r>
+      <w:r>
+        <w:t xml:space="preserve">. These studies </w:t>
+      </w:r>
+      <w:r>
+        <w:t>suggest</w:t>
+      </w:r>
+      <w:r>
+        <w:t xml:space="preserve"> that b</w:t>
+      </w:r>
+      <w:r>
+        <w:t>e</w:t>
+      </w:r>
+      <w:r>
+        <w:t>nt</w:t>
+      </w:r>
+      <w:r>
+        <w:t>h</w:t>
+      </w:r>
+      <w:r>
+        <w:t xml:space="preserve">ic substrate </w:t>
+      </w:r>
+      <w:r>
+        <w:t xml:space="preserve">characteristics </w:t>
+      </w:r>
+      <w:r>
+        <w:t xml:space="preserve">may be more important than nutrient enrichment or </w:t>
+      </w:r>
+      <w:r>
+        <w:t>predator</w:t>
+      </w:r>
+      <w:r>
+        <w:t xml:space="preserve"> </w:t>
+      </w:r>
+      <w:commentRangeStart w:id="36"/>
+      <w:commentRangeStart w:id="37"/>
+      <w:r>
+        <w:t>abundance</w:t>
+      </w:r>
+      <w:r>
+        <w:t>—specifically</w:t>
+      </w:r>
+      <w:ins w:id="38" w:author="Raven, Olivier (Student)" w:date="2026-06-08T14:45:00Z" w16du:dateUtc="2026-06-08T02:45:00Z">
+        <w:r>
+          <w:t xml:space="preserve"> </w:t>
+        </w:r>
+      </w:ins>
+      <w:ins w:id="39" w:author="Raven, Olivier (Student)" w:date="2026-06-09T09:40:00Z">
+        <w:r>
+          <w:t>non-native</w:t>
+        </w:r>
+      </w:ins>
+      <w:ins w:id="40" w:author="Raven, Olivier (Student)" w:date="2026-06-09T09:40:00Z" w16du:dateUtc="2026-06-08T21:40:00Z">
+        <w:r>
+          <w:t xml:space="preserve"> </w:t>
+        </w:r>
+      </w:ins>
+      <w:del w:id="41" w:author="Raven, Olivier (Student)" w:date="2026-06-09T09:40:00Z" w16du:dateUtc="2026-06-08T21:40:00Z">
+        <w:r>
+          <w:delText xml:space="preserve"> </w:delText>
+        </w:r>
+      </w:del>
+      <w:r>
+        <w:t>rainbow trout</w:t>
+      </w:r>
+      <w:ins w:id="42" w:author="Raven, Olivier (Student)" w:date="2026-06-08T14:45:00Z" w16du:dateUtc="2026-06-08T02:45:00Z">
+        <w:r>
+          <w:t xml:space="preserve"> </w:t>
+        </w:r>
+      </w:ins>
+      <w:ins w:id="43" w:author="Raven, Olivier (Student)" w:date="2026-06-08T14:45:00Z">
+        <w:r>
+          <w:t>(</w:t>
+        </w:r>
+        <w:r>
+          <w:rPr>
+            <w:i/>
+            <w:iCs/>
+          </w:rPr>
+          <w:t>Oncorhynchus mykiss</w:t>
+        </w:r>
+        <w:r>
+          <w:t xml:space="preserve"> Walbaum, 1792) </w:t>
+        </w:r>
+      </w:ins>
+      <w:r>
+        <w:t>—</w:t>
+      </w:r>
+      <w:r>
+        <w:t>in determining kōura distribution</w:t>
+      </w:r>
+      <w:r>
+        <w:t xml:space="preserve"> (</w:t>
+      </w:r>
+      <w:r>
+        <w:t>Kusabs et al., 2015b</w:t>
+      </w:r>
+      <w:r>
+        <w:t>)</w:t>
+      </w:r>
+      <w:r>
+        <w:t>.</w:t>
+      </w:r>
+      <w:r>
+        <w:t xml:space="preserve"> The</w:t>
+      </w:r>
+      <w:r>
+        <w:t xml:space="preserve"> </w:t>
+      </w:r>
+      <w:commentRangeEnd w:id="36"/>
+      <w:r>
+        <w:rPr>
+          <w:rStyle w:val="CommentReference"/>
+          <w:sz w:val="22"/>
+          <w:szCs w:val="22"/>
+        </w:rPr>
+        <w:commentReference w:id="36"/>
+      </w:r>
+      <w:commentRangeEnd w:id="37"/>
+      <w:r>
+        <w:rPr>
+          <w:rStyle w:val="CommentReference"/>
+          <w:sz w:val="22"/>
+          <w:szCs w:val="22"/>
+        </w:rPr>
+        <w:commentReference w:id="37"/>
       </w:r>
       <w:r>
         <w:t>littoral</w:t>
@@ -2107,7 +2338,20 @@
         <w:t xml:space="preserve"> including coarse substrates and </w:t>
       </w:r>
       <w:r>
-        <w:t xml:space="preserve">native aquatic vegetation, would </w:t>
+        <w:t xml:space="preserve">native </w:t>
+      </w:r>
+      <w:ins w:id="44" w:author="Raven, Olivier (Student)" w:date="2026-06-08T14:24:00Z">
+        <w:r>
+          <w:t>macrophytes</w:t>
+        </w:r>
+      </w:ins>
+      <w:del w:id="45" w:author="Raven, Olivier (Student)" w:date="2026-06-08T14:24:00Z" w16du:dateUtc="2026-06-08T02:24:00Z">
+        <w:r>
+          <w:delText>aquatic vegetation</w:delText>
+        </w:r>
+      </w:del>
+      <w:r>
+        <w:t xml:space="preserve">, would </w:t>
       </w:r>
       <w:r>
         <w:t>be</w:t>
@@ -2139,7 +2383,7 @@
       <w:r>
         <w:t xml:space="preserve"> invasive submerged </w:t>
       </w:r>
-      <w:ins w:id="11" w:author="Raven, Olivier (Student)" w:date="2026-06-08T13:08:00Z" w16du:dateUtc="2026-06-08T01:08:00Z">
+      <w:ins w:id="46" w:author="Raven, Olivier (Student)" w:date="2026-06-08T13:08:00Z" w16du:dateUtc="2026-06-08T01:08:00Z">
         <w:r>
           <w:t>macrophytes</w:t>
         </w:r>
@@ -2147,7 +2391,7 @@
           <w:t xml:space="preserve"> </w:t>
         </w:r>
       </w:ins>
-      <w:del w:id="12" w:author="Raven, Olivier (Student)" w:date="2026-06-08T13:08:00Z" w16du:dateUtc="2026-06-08T01:08:00Z">
+      <w:del w:id="47" w:author="Raven, Olivier (Student)" w:date="2026-06-08T13:08:00Z" w16du:dateUtc="2026-06-08T01:08:00Z">
         <w:r>
           <w:delText xml:space="preserve">weed </w:delText>
         </w:r>
@@ -2164,7 +2408,7 @@
       <w:r>
         <w:t xml:space="preserve">with kōura as these dense </w:t>
       </w:r>
-      <w:ins w:id="13" w:author="Raven, Olivier (Student)" w:date="2026-06-08T13:09:00Z" w16du:dateUtc="2026-06-08T01:09:00Z">
+      <w:ins w:id="48" w:author="Raven, Olivier (Student)" w:date="2026-06-08T13:09:00Z" w16du:dateUtc="2026-06-08T01:09:00Z">
         <w:r>
           <w:t>macrophytes</w:t>
         </w:r>
@@ -2172,7 +2416,7 @@
           <w:t xml:space="preserve"> </w:t>
         </w:r>
       </w:ins>
-      <w:del w:id="14" w:author="Raven, Olivier (Student)" w:date="2026-06-08T13:09:00Z" w16du:dateUtc="2026-06-08T01:09:00Z">
+      <w:del w:id="49" w:author="Raven, Olivier (Student)" w:date="2026-06-08T13:09:00Z" w16du:dateUtc="2026-06-08T01:09:00Z">
         <w:r>
           <w:delText>beds</w:delText>
         </w:r>
@@ -2283,15 +2527,17 @@
           <w:bCs/>
         </w:rPr>
       </w:pPr>
-      <w:commentRangeStart w:id="15"/>
+      <w:commentRangeStart w:id="50"/>
+      <w:commentRangeStart w:id="51"/>
       <w:r>
         <w:rPr>
           <w:b/>
           <w:bCs/>
         </w:rPr>
+        <w:lastRenderedPageBreak/>
         <w:t>Study location</w:t>
       </w:r>
-      <w:commentRangeEnd w:id="15"/>
+      <w:commentRangeEnd w:id="50"/>
       <w:r>
         <w:rPr>
           <w:rStyle w:val="CommentReference"/>
@@ -2300,214 +2546,517 @@
           <w:sz w:val="22"/>
           <w:szCs w:val="22"/>
         </w:rPr>
-        <w:commentReference w:id="15"/>
-      </w:r>
+        <w:commentReference w:id="50"/>
+      </w:r>
+      <w:commentRangeEnd w:id="51"/>
+      <w:r>
+        <w:rPr>
+          <w:rStyle w:val="CommentReference"/>
+          <w:b/>
+          <w:bCs/>
+          <w:sz w:val="22"/>
+          <w:szCs w:val="22"/>
+        </w:rPr>
+        <w:commentReference w:id="51"/>
+      </w:r>
+    </w:p>
+    <w:p>
+      <w:pPr>
+        <w:spacing w:before="120" w:line="360" w:lineRule="auto"/>
+        <w:jc w:val="left"/>
+        <w:rPr>
+          <w:del w:id="52" w:author="Raven, Olivier (Student)" w:date="2026-06-09T10:01:00Z" w16du:dateUtc="2026-06-08T22:01:00Z"/>
+        </w:rPr>
+      </w:pPr>
+      <w:r>
+        <w:t>Study sites were selected in five lakes located in the Rotorua Te A</w:t>
+      </w:r>
+      <w:r>
+        <w:t>r</w:t>
+      </w:r>
+      <w:r>
+        <w:t>a</w:t>
+      </w:r>
+      <w:r>
+        <w:t>w</w:t>
+      </w:r>
+      <w:r>
+        <w:t xml:space="preserve">a Lakes area in the North Island of </w:t>
+      </w:r>
+      <w:r>
+        <w:t>Aotearoa</w:t>
+      </w:r>
+      <w:r>
+        <w:t xml:space="preserve">. The </w:t>
+      </w:r>
+      <w:r>
+        <w:t>L</w:t>
+      </w:r>
+      <w:r>
+        <w:t>akes</w:t>
+      </w:r>
+      <w:r>
+        <w:t xml:space="preserve"> Rotorua, Rotoiti, Rotoehu, Rotomā, and Ōkāreka are </w:t>
+      </w:r>
+      <w:ins w:id="53" w:author="Raven, Olivier (Student)" w:date="2026-06-09T10:06:00Z" w16du:dateUtc="2026-06-08T22:06:00Z">
+        <w:r>
+          <w:t>situated on a warm-</w:t>
+        </w:r>
+      </w:ins>
+      <w:ins w:id="54" w:author="Raven, Olivier (Student)" w:date="2026-06-09T10:07:00Z" w16du:dateUtc="2026-06-08T22:07:00Z">
+        <w:r>
+          <w:t xml:space="preserve"> </w:t>
+        </w:r>
+      </w:ins>
+      <w:ins w:id="55" w:author="Raven, Olivier (Student)" w:date="2026-06-09T10:07:00Z">
+        <w:r>
+          <w:t xml:space="preserve">temperate </w:t>
+        </w:r>
+      </w:ins>
+      <w:ins w:id="56" w:author="Raven, Olivier (Student)" w:date="2026-06-09T10:07:00Z" w16du:dateUtc="2026-06-08T22:07:00Z">
+        <w:r>
+          <w:t>volcanic</w:t>
+        </w:r>
+      </w:ins>
+      <w:ins w:id="57" w:author="Raven, Olivier (Student)" w:date="2026-06-09T10:06:00Z" w16du:dateUtc="2026-06-08T22:06:00Z">
+        <w:r>
+          <w:t xml:space="preserve"> </w:t>
+        </w:r>
+      </w:ins>
+      <w:ins w:id="58" w:author="Raven, Olivier (Student)" w:date="2026-06-09T10:07:00Z" w16du:dateUtc="2026-06-08T22:07:00Z">
+        <w:r>
+          <w:t>plateau</w:t>
+        </w:r>
+      </w:ins>
+      <w:ins w:id="59" w:author="Raven, Olivier (Student)" w:date="2026-06-09T10:06:00Z" w16du:dateUtc="2026-06-08T22:06:00Z">
+        <w:r>
+          <w:t xml:space="preserve"> </w:t>
+        </w:r>
+      </w:ins>
+      <w:ins w:id="60" w:author="Raven, Olivier (Student)" w:date="2026-06-09T10:07:00Z" w16du:dateUtc="2026-06-08T22:07:00Z">
+        <w:r>
+          <w:t>(</w:t>
+        </w:r>
+        <w:r>
+          <w:t>280-35</w:t>
+        </w:r>
+      </w:ins>
+      <w:ins w:id="61" w:author="Raven, Olivier (Student)" w:date="2026-06-09T10:08:00Z" w16du:dateUtc="2026-06-08T22:08:00Z">
+        <w:r>
+          <w:t>5 m</w:t>
+        </w:r>
+      </w:ins>
+      <w:ins w:id="62" w:author="Raven, Olivier (Student)" w:date="2026-06-09T10:07:00Z" w16du:dateUtc="2026-06-08T22:07:00Z">
+        <w:r>
+          <w:t xml:space="preserve">) where winters are mild and </w:t>
+        </w:r>
+        <w:r>
+          <w:t xml:space="preserve">lakes remain ice-free </w:t>
+        </w:r>
+        <w:r>
+          <w:t>year-round</w:t>
+        </w:r>
+        <w:r>
+          <w:t>.</w:t>
+        </w:r>
+      </w:ins>
+      <w:ins w:id="63" w:author="Raven, Olivier (Student)" w:date="2026-06-09T10:08:00Z" w16du:dateUtc="2026-06-08T22:08:00Z">
+        <w:r>
+          <w:t xml:space="preserve"> The lakes span a wide range of morphometric and trophic condit</w:t>
+        </w:r>
+        <w:r>
+          <w:t xml:space="preserve">ions </w:t>
+        </w:r>
+      </w:ins>
+      <w:ins w:id="64" w:author="Raven, Olivier (Student)" w:date="2026-06-09T10:12:00Z">
+        <w:r>
+          <w:t xml:space="preserve">from shallow polymictic eutrophic systems (Rotoehu, </w:t>
+        </w:r>
+      </w:ins>
+      <w:ins w:id="65" w:author="Raven, Olivier (Student)" w:date="2026-06-09T10:12:00Z" w16du:dateUtc="2026-06-08T22:12:00Z">
+        <w:r>
+          <w:t>maximum</w:t>
+        </w:r>
+      </w:ins>
+      <w:ins w:id="66" w:author="Raven, Olivier (Student)" w:date="2026-06-09T10:12:00Z">
+        <w:r>
+          <w:t xml:space="preserve"> depth </w:t>
+        </w:r>
+      </w:ins>
+      <w:ins w:id="67" w:author="Raven, Olivier (Student)" w:date="2026-06-09T10:12:00Z" w16du:dateUtc="2026-06-08T22:12:00Z">
+        <w:r>
+          <w:t>1</w:t>
+        </w:r>
+      </w:ins>
+      <w:ins w:id="68" w:author="Raven, Olivier (Student)" w:date="2026-06-09T10:13:00Z" w16du:dateUtc="2026-06-08T22:13:00Z">
+        <w:r>
+          <w:t>4</w:t>
+        </w:r>
+      </w:ins>
+      <w:ins w:id="69" w:author="Raven, Olivier (Student)" w:date="2026-06-09T10:12:00Z">
+        <w:r>
+          <w:t xml:space="preserve"> m) to deep stratified oligotrophic lakes (Rotomā, maximum depth 83 m</w:t>
+        </w:r>
+      </w:ins>
+      <w:ins w:id="70" w:author="Raven, Olivier (Student)" w:date="2026-06-09T10:12:00Z" w16du:dateUtc="2026-06-08T22:12:00Z">
+        <w:r>
+          <w:t>)</w:t>
+        </w:r>
+      </w:ins>
+      <w:ins w:id="71" w:author="Raven, Olivier (Student)" w:date="2026-06-09T10:13:00Z" w16du:dateUtc="2026-06-08T22:13:00Z">
+        <w:r>
+          <w:t>.</w:t>
+        </w:r>
+      </w:ins>
+      <w:ins w:id="72" w:author="Raven, Olivier (Student)" w:date="2026-06-09T11:51:00Z" w16du:dateUtc="2026-06-08T23:51:00Z">
+        <w:r>
+          <w:t xml:space="preserve"> </w:t>
+        </w:r>
+        <w:r>
+          <w:t xml:space="preserve">Shorelines are </w:t>
+        </w:r>
+      </w:ins>
+      <w:ins w:id="73" w:author="Raven, Olivier (Student)" w:date="2026-06-09T11:58:00Z">
+        <w:r>
+          <w:t>characterised by a mix of native riparian vegetation, exotic pasture, and low-density residential development, with several lakes also supporting stands of emergent macrophytes</w:t>
+        </w:r>
+      </w:ins>
+      <w:ins w:id="74" w:author="Raven, Olivier (Student)" w:date="2026-06-09T11:52:00Z" w16du:dateUtc="2026-06-08T23:52:00Z">
+        <w:r>
+          <w:t>.</w:t>
+        </w:r>
+      </w:ins>
+      <w:ins w:id="75" w:author="Raven, Olivier (Student)" w:date="2026-06-09T10:13:00Z" w16du:dateUtc="2026-06-08T22:13:00Z">
+        <w:r>
+          <w:t xml:space="preserve"> </w:t>
+        </w:r>
+      </w:ins>
+      <w:ins w:id="76" w:author="Raven, Olivier (Student)" w:date="2026-06-09T11:52:00Z" w16du:dateUtc="2026-06-08T23:52:00Z">
+        <w:r>
+          <w:t xml:space="preserve">Detailed lake characteristics </w:t>
+        </w:r>
+        <w:r>
+          <w:t>and s</w:t>
+        </w:r>
+        <w:r>
+          <w:t>horeline composition</w:t>
+        </w:r>
+        <w:r>
+          <w:t xml:space="preserve"> </w:t>
+        </w:r>
+        <w:r>
+          <w:t>are summarised in Table 1.</w:t>
+        </w:r>
+      </w:ins>
+      <w:del w:id="77" w:author="Raven, Olivier (Student)" w:date="2026-06-09T11:42:00Z" w16du:dateUtc="2026-06-08T23:42:00Z">
+        <w:r>
+          <w:delText>all</w:delText>
+        </w:r>
+        <w:r>
+          <w:delText xml:space="preserve"> </w:delText>
+        </w:r>
+        <w:r>
+          <w:delText>volcanic lakes and var</w:delText>
+        </w:r>
+        <w:r>
+          <w:delText>y</w:delText>
+        </w:r>
+        <w:r>
+          <w:delText xml:space="preserve"> </w:delText>
+        </w:r>
+        <w:r>
+          <w:delText>widely</w:delText>
+        </w:r>
+        <w:r>
+          <w:delText xml:space="preserve"> </w:delText>
+        </w:r>
+        <w:r>
+          <w:delText>in</w:delText>
+        </w:r>
+        <w:r>
+          <w:delText xml:space="preserve"> </w:delText>
+        </w:r>
+        <w:r>
+          <w:delText>their</w:delText>
+        </w:r>
+        <w:r>
+          <w:delText xml:space="preserve"> physicochemical and morphometric characteristics </w:delText>
+        </w:r>
+        <w:r>
+          <w:delText>(</w:delText>
+        </w:r>
+        <w:r>
+          <w:delText>Table 1</w:delText>
+        </w:r>
+        <w:r>
+          <w:delText xml:space="preserve">). </w:delText>
+        </w:r>
+      </w:del>
+      <w:r>
+        <w:t>All</w:t>
+      </w:r>
+      <w:r>
+        <w:t xml:space="preserve"> </w:t>
+      </w:r>
+      <w:r>
+        <w:t>five</w:t>
+      </w:r>
+      <w:r>
+        <w:t xml:space="preserve"> lakes have populations </w:t>
+      </w:r>
+      <w:r>
+        <w:t>of</w:t>
+      </w:r>
+      <w:r>
+        <w:t xml:space="preserve"> kōura</w:t>
+      </w:r>
+      <w:r>
+        <w:t>.</w:t>
+      </w:r>
+      <w:r>
+        <w:t xml:space="preserve"> </w:t>
+      </w:r>
+      <w:commentRangeStart w:id="78"/>
+      <w:commentRangeStart w:id="79"/>
+      <w:commentRangeStart w:id="80"/>
+      <w:del w:id="81" w:author="Raven, Olivier (Student)" w:date="2026-06-09T09:56:00Z" w16du:dateUtc="2026-06-08T21:56:00Z">
+        <w:r>
+          <w:delText xml:space="preserve">The presence of </w:delText>
+        </w:r>
+      </w:del>
+      <w:ins w:id="82" w:author="Raven, Olivier (Student)" w:date="2026-06-09T09:57:00Z" w16du:dateUtc="2026-06-08T21:57:00Z">
+        <w:r>
+          <w:t>B</w:t>
+        </w:r>
+      </w:ins>
+      <w:del w:id="83" w:author="Raven, Olivier (Student)" w:date="2026-06-09T09:57:00Z" w16du:dateUtc="2026-06-08T21:57:00Z">
+        <w:r>
+          <w:delText>b</w:delText>
+        </w:r>
+      </w:del>
+      <w:r>
+        <w:t xml:space="preserve">rown bullhead catfish </w:t>
+      </w:r>
+      <w:ins w:id="84" w:author="Raven, Olivier (Student)" w:date="2026-06-09T09:57:00Z" w16du:dateUtc="2026-06-08T21:57:00Z">
+        <w:r>
+          <w:t>were pre</w:t>
+        </w:r>
+      </w:ins>
+      <w:ins w:id="85" w:author="Raven, Olivier (Student)" w:date="2026-06-09T10:02:00Z" w16du:dateUtc="2026-06-08T22:02:00Z">
+        <w:r>
+          <w:t>s</w:t>
+        </w:r>
+      </w:ins>
+      <w:ins w:id="86" w:author="Raven, Olivier (Student)" w:date="2026-06-09T09:57:00Z" w16du:dateUtc="2026-06-08T21:57:00Z">
+        <w:r>
+          <w:t xml:space="preserve">ent </w:t>
+        </w:r>
+      </w:ins>
+      <w:r>
+        <w:t>in</w:t>
+      </w:r>
+      <w:r>
+        <w:t xml:space="preserve"> </w:t>
+      </w:r>
+      <w:r>
+        <w:t>L</w:t>
+      </w:r>
+      <w:r>
+        <w:t>ake</w:t>
+      </w:r>
+      <w:ins w:id="87" w:author="Raven, Olivier (Student)" w:date="2026-06-09T09:57:00Z" w16du:dateUtc="2026-06-08T21:57:00Z">
+        <w:r>
+          <w:t>s</w:t>
+        </w:r>
+      </w:ins>
+      <w:r>
+        <w:t xml:space="preserve"> </w:t>
+      </w:r>
+      <w:ins w:id="88" w:author="Raven, Olivier (Student)" w:date="2026-06-09T09:57:00Z" w16du:dateUtc="2026-06-08T21:57:00Z">
+        <w:r>
+          <w:t xml:space="preserve">Rotorua and </w:t>
+        </w:r>
+      </w:ins>
+      <w:r>
+        <w:t xml:space="preserve">Rotoiti </w:t>
+      </w:r>
+      <w:ins w:id="89" w:author="Raven, Olivier (Student)" w:date="2026-06-09T09:57:00Z" w16du:dateUtc="2026-06-08T21:57:00Z">
+        <w:r>
+          <w:t xml:space="preserve">at time of sampling </w:t>
+        </w:r>
+      </w:ins>
+      <w:del w:id="90" w:author="Raven, Olivier (Student)" w:date="2026-06-09T09:57:00Z" w16du:dateUtc="2026-06-08T21:57:00Z">
+        <w:r>
+          <w:delText xml:space="preserve">was </w:delText>
+        </w:r>
+        <w:r>
+          <w:delText xml:space="preserve">officially </w:delText>
+        </w:r>
+        <w:r>
+          <w:delText xml:space="preserve">confirmed </w:delText>
+        </w:r>
+        <w:commentRangeStart w:id="91"/>
+        <w:commentRangeStart w:id="92"/>
+        <w:r>
+          <w:delText>in</w:delText>
+        </w:r>
+        <w:r>
+          <w:delText xml:space="preserve"> 2016</w:delText>
+        </w:r>
+        <w:r>
+          <w:delText xml:space="preserve">, </w:delText>
+        </w:r>
+        <w:r>
+          <w:delText>and</w:delText>
+        </w:r>
+        <w:r>
+          <w:delText xml:space="preserve"> this species was subsequently detected in Lake</w:delText>
+        </w:r>
+        <w:r>
+          <w:delText xml:space="preserve"> Rotorua </w:delText>
+        </w:r>
+        <w:r>
+          <w:delText>in</w:delText>
+        </w:r>
+        <w:r>
+          <w:delText xml:space="preserve"> 20</w:delText>
+        </w:r>
+        <w:r>
+          <w:delText>18</w:delText>
+        </w:r>
+        <w:r>
+          <w:delText xml:space="preserve"> </w:delText>
+        </w:r>
+      </w:del>
+      <w:r>
+        <w:t>(</w:t>
+      </w:r>
+      <w:r>
+        <w:t>Grayling, 2020</w:t>
+      </w:r>
+      <w:r>
+        <w:t>).</w:t>
+      </w:r>
+      <w:commentRangeEnd w:id="78"/>
+      <w:r>
+        <w:rPr>
+          <w:rStyle w:val="CommentReference"/>
+          <w:sz w:val="22"/>
+          <w:szCs w:val="22"/>
+        </w:rPr>
+        <w:commentReference w:id="78"/>
+      </w:r>
+      <w:commentRangeEnd w:id="79"/>
+      <w:r>
+        <w:rPr>
+          <w:rStyle w:val="CommentReference"/>
+          <w:sz w:val="22"/>
+          <w:szCs w:val="22"/>
+        </w:rPr>
+        <w:commentReference w:id="79"/>
+      </w:r>
+      <w:commentRangeEnd w:id="80"/>
+      <w:r>
+        <w:rPr>
+          <w:rStyle w:val="CommentReference"/>
+          <w:sz w:val="22"/>
+          <w:szCs w:val="22"/>
+        </w:rPr>
+        <w:commentReference w:id="80"/>
+      </w:r>
+      <w:ins w:id="93" w:author="Raven, Olivier (Student)" w:date="2026-06-09T10:01:00Z" w16du:dateUtc="2026-06-08T22:01:00Z">
+        <w:r>
+          <w:t xml:space="preserve"> </w:t>
+        </w:r>
+      </w:ins>
     </w:p>
     <w:p>
       <w:pPr>
         <w:spacing w:before="120" w:line="360" w:lineRule="auto"/>
         <w:jc w:val="left"/>
       </w:pPr>
-      <w:r>
-        <w:lastRenderedPageBreak/>
-        <w:t>Study sites were selected in five lakes located in the Rotorua Te A</w:t>
-      </w:r>
-      <w:r>
-        <w:t>r</w:t>
-      </w:r>
-      <w:r>
-        <w:t>a</w:t>
-      </w:r>
-      <w:r>
-        <w:t>w</w:t>
-      </w:r>
-      <w:r>
-        <w:t xml:space="preserve">a Lakes area in the North Island of </w:t>
-      </w:r>
-      <w:r>
-        <w:t>Aotearoa</w:t>
-      </w:r>
-      <w:r>
-        <w:t xml:space="preserve">. The </w:t>
-      </w:r>
-      <w:r>
-        <w:t>L</w:t>
-      </w:r>
-      <w:r>
-        <w:t>akes</w:t>
-      </w:r>
-      <w:r>
-        <w:t xml:space="preserve"> Rotorua, Rotoiti, Rotoehu, Rotomā, and Ōkāreka are </w:t>
-      </w:r>
-      <w:r>
-        <w:t>all</w:t>
-      </w:r>
+      <w:ins w:id="94" w:author="Raven, Olivier (Student)" w:date="2026-06-09T11:59:00Z">
+        <w:r>
+          <w:t xml:space="preserve">To survey these lakes, </w:t>
+        </w:r>
+      </w:ins>
+      <w:del w:id="95" w:author="Raven, Olivier (Student)" w:date="2026-06-09T12:00:00Z" w16du:dateUtc="2026-06-09T00:00:00Z">
+        <w:r>
+          <w:delText xml:space="preserve">To create </w:delText>
+        </w:r>
+      </w:del>
+      <w:r>
+        <w:t xml:space="preserve">a </w:t>
+      </w:r>
+      <w:r>
+        <w:t>stratified-</w:t>
+      </w:r>
+      <w:r>
+        <w:t xml:space="preserve">random </w:t>
+      </w:r>
+      <w:r>
+        <w:t xml:space="preserve">survey </w:t>
+      </w:r>
+      <w:r>
+        <w:t>design</w:t>
+      </w:r>
+      <w:ins w:id="96" w:author="Raven, Olivier (Student)" w:date="2026-06-09T12:00:00Z" w16du:dateUtc="2026-06-09T00:00:00Z">
+        <w:r>
+          <w:t xml:space="preserve"> was </w:t>
+        </w:r>
+        <w:r>
+          <w:t>developed</w:t>
+        </w:r>
+      </w:ins>
+      <w:ins w:id="97" w:author="Raven, Olivier (Student)" w:date="2026-06-09T12:01:00Z" w16du:dateUtc="2026-06-09T00:01:00Z">
+        <w:r>
+          <w:t>.</w:t>
+        </w:r>
+      </w:ins>
+      <w:del w:id="98" w:author="Raven, Olivier (Student)" w:date="2026-06-09T12:01:00Z" w16du:dateUtc="2026-06-09T00:01:00Z">
+        <w:r>
+          <w:delText>,</w:delText>
+        </w:r>
+      </w:del>
       <w:r>
         <w:t xml:space="preserve"> </w:t>
       </w:r>
-      <w:r>
-        <w:t>volcanic lakes and var</w:t>
-      </w:r>
-      <w:r>
-        <w:t>y</w:t>
+      <w:ins w:id="99" w:author="Raven, Olivier (Student)" w:date="2026-06-09T12:01:00Z" w16du:dateUtc="2026-06-09T00:01:00Z">
+        <w:r>
+          <w:t>T</w:t>
+        </w:r>
+      </w:ins>
+      <w:del w:id="100" w:author="Raven, Olivier (Student)" w:date="2026-06-09T12:01:00Z" w16du:dateUtc="2026-06-09T00:01:00Z">
+        <w:r>
+          <w:delText>t</w:delText>
+        </w:r>
+      </w:del>
+      <w:r>
+        <w:t xml:space="preserve">he entire accessible shoreline of each lake was </w:t>
+      </w:r>
+      <w:r>
+        <w:t>first</w:t>
       </w:r>
       <w:r>
         <w:t xml:space="preserve"> </w:t>
       </w:r>
-      <w:r>
-        <w:t>widely</w:t>
-      </w:r>
-      <w:r>
-        <w:t xml:space="preserve"> </w:t>
-      </w:r>
-      <w:r>
-        <w:t>in</w:t>
-      </w:r>
-      <w:r>
-        <w:t xml:space="preserve"> </w:t>
-      </w:r>
-      <w:r>
-        <w:t>their</w:t>
-      </w:r>
-      <w:r>
-        <w:t xml:space="preserve"> physicochemical and morphometric characteristics </w:t>
-      </w:r>
-      <w:r>
-        <w:t>(</w:t>
-      </w:r>
-      <w:r>
-        <w:t>Table 1</w:t>
-      </w:r>
-      <w:r>
-        <w:t>). All</w:t>
-      </w:r>
-      <w:r>
-        <w:t xml:space="preserve"> </w:t>
-      </w:r>
-      <w:r>
-        <w:t>five</w:t>
-      </w:r>
-      <w:r>
-        <w:t xml:space="preserve"> lakes have populations </w:t>
-      </w:r>
-      <w:r>
-        <w:t>of</w:t>
-      </w:r>
-      <w:r>
-        <w:t xml:space="preserve"> kōura</w:t>
-      </w:r>
-      <w:r>
-        <w:t>.</w:t>
-      </w:r>
-      <w:r>
-        <w:t xml:space="preserve"> </w:t>
-      </w:r>
-      <w:commentRangeStart w:id="16"/>
-      <w:r>
-        <w:t>The presence of brown bullhead catfish in</w:t>
-      </w:r>
-      <w:r>
-        <w:t xml:space="preserve"> </w:t>
-      </w:r>
-      <w:r>
-        <w:t>L</w:t>
-      </w:r>
-      <w:r>
-        <w:t xml:space="preserve">ake Rotoiti </w:t>
-      </w:r>
-      <w:r>
-        <w:t xml:space="preserve">was </w:t>
-      </w:r>
-      <w:r>
-        <w:t xml:space="preserve">officially </w:t>
-      </w:r>
-      <w:r>
-        <w:t xml:space="preserve">confirmed </w:t>
-      </w:r>
-      <w:commentRangeStart w:id="17"/>
-      <w:r>
-        <w:t>in</w:t>
-      </w:r>
-      <w:r>
-        <w:t xml:space="preserve"> 2016</w:t>
-      </w:r>
-      <w:r>
-        <w:t xml:space="preserve">, </w:t>
-      </w:r>
-      <w:r>
-        <w:t>and</w:t>
-      </w:r>
-      <w:r>
-        <w:t xml:space="preserve"> this species was subsequently detected in Lake</w:t>
-      </w:r>
-      <w:r>
-        <w:t xml:space="preserve"> Rotorua </w:t>
-      </w:r>
-      <w:r>
-        <w:t>in</w:t>
-      </w:r>
-      <w:r>
-        <w:t xml:space="preserve"> 20</w:t>
-      </w:r>
-      <w:r>
-        <w:t>18</w:t>
-      </w:r>
-      <w:r>
-        <w:t xml:space="preserve"> </w:t>
-      </w:r>
-      <w:r>
-        <w:t>(</w:t>
-      </w:r>
-      <w:r>
-        <w:t>Grayling, 2020</w:t>
-      </w:r>
-      <w:r>
-        <w:t>).</w:t>
-      </w:r>
-      <w:commentRangeEnd w:id="16"/>
+      <w:commentRangeEnd w:id="91"/>
       <w:r>
         <w:rPr>
           <w:rStyle w:val="CommentReference"/>
           <w:sz w:val="22"/>
           <w:szCs w:val="22"/>
         </w:rPr>
-        <w:commentReference w:id="16"/>
-      </w:r>
-    </w:p>
-    <w:p>
-      <w:pPr>
-        <w:spacing w:before="120" w:line="360" w:lineRule="auto"/>
-        <w:jc w:val="left"/>
-      </w:pPr>
-      <w:r>
-        <w:t xml:space="preserve">To create a </w:t>
-      </w:r>
-      <w:r>
-        <w:t>stratified-</w:t>
-      </w:r>
-      <w:r>
-        <w:t xml:space="preserve">random </w:t>
-      </w:r>
-      <w:r>
-        <w:t xml:space="preserve">survey </w:t>
-      </w:r>
-      <w:r>
-        <w:t xml:space="preserve">design, the entire accessible shoreline of each lake was </w:t>
-      </w:r>
-      <w:r>
-        <w:t>first</w:t>
-      </w:r>
-      <w:r>
-        <w:t xml:space="preserve"> </w:t>
-      </w:r>
-      <w:commentRangeEnd w:id="17"/>
+        <w:commentReference w:id="91"/>
+      </w:r>
+      <w:commentRangeEnd w:id="92"/>
       <w:r>
         <w:rPr>
           <w:rStyle w:val="CommentReference"/>
           <w:sz w:val="22"/>
           <w:szCs w:val="22"/>
         </w:rPr>
-        <w:commentReference w:id="17"/>
+        <w:commentReference w:id="92"/>
       </w:r>
       <w:r>
         <w:t xml:space="preserve">mapped </w:t>
@@ -2551,7 +3100,8 @@
       <w:r>
         <w:t xml:space="preserve"> </w:t>
       </w:r>
-      <w:commentRangeStart w:id="18"/>
+      <w:commentRangeStart w:id="101"/>
+      <w:commentRangeStart w:id="102"/>
       <w:r>
         <w:t xml:space="preserve">Classification </w:t>
       </w:r>
@@ -2577,7 +3127,15 @@
         <w:t>”</w:t>
       </w:r>
       <w:r>
-        <w:t xml:space="preserve"> if the combined percentage of bedrock, boulders, and cobble exceeded 25 %; </w:t>
+        <w:t xml:space="preserve"> if the combined percentage of bedrock, boulders, and cobble exceeded 25 %</w:t>
+      </w:r>
+      <w:ins w:id="103" w:author="Raven, Olivier (Student)" w:date="2026-06-09T09:59:00Z" w16du:dateUtc="2026-06-08T21:59:00Z">
+        <w:r>
+          <w:t xml:space="preserve"> by surface area</w:t>
+        </w:r>
+      </w:ins>
+      <w:r>
+        <w:t xml:space="preserve">; </w:t>
       </w:r>
       <w:r>
         <w:t>“</w:t>
@@ -2613,18 +3171,57 @@
         <w:t>”</w:t>
       </w:r>
       <w:r>
-        <w:t xml:space="preserve"> if emergent native vegetation exceeded 25 % of the shoreline cover</w:t>
-      </w:r>
-      <w:commentRangeEnd w:id="18"/>
+        <w:t xml:space="preserve"> if emergent native </w:t>
+      </w:r>
+      <w:ins w:id="104" w:author="Raven, Olivier (Student)" w:date="2026-06-08T14:24:00Z">
+        <w:r>
+          <w:t>macrophytes</w:t>
+        </w:r>
+      </w:ins>
+      <w:del w:id="105" w:author="Raven, Olivier (Student)" w:date="2026-06-08T14:24:00Z" w16du:dateUtc="2026-06-08T02:24:00Z">
+        <w:r>
+          <w:delText xml:space="preserve">vegetation </w:delText>
+        </w:r>
+      </w:del>
+      <w:ins w:id="106" w:author="Raven, Olivier (Student)" w:date="2026-06-08T14:34:00Z" w16du:dateUtc="2026-06-08T02:34:00Z">
+        <w:r>
+          <w:t xml:space="preserve"> </w:t>
+        </w:r>
+      </w:ins>
+      <w:r>
+        <w:t>exceeded 25 % of the shoreline cover</w:t>
+      </w:r>
+      <w:commentRangeEnd w:id="101"/>
       <w:r>
         <w:rPr>
           <w:rStyle w:val="CommentReference"/>
-        </w:rPr>
-        <w:commentReference w:id="18"/>
-      </w:r>
+          <w:sz w:val="22"/>
+          <w:szCs w:val="22"/>
+        </w:rPr>
+        <w:commentReference w:id="101"/>
+      </w:r>
+      <w:commentRangeEnd w:id="102"/>
       <w:r>
         <w:rPr>
           <w:rStyle w:val="CommentReference"/>
+          <w:sz w:val="22"/>
+          <w:szCs w:val="22"/>
+        </w:rPr>
+        <w:commentReference w:id="102"/>
+      </w:r>
+      <w:ins w:id="107" w:author="Raven, Olivier (Student)" w:date="2026-06-09T11:53:00Z" w16du:dateUtc="2026-06-08T23:53:00Z">
+        <w:r>
+          <w:t xml:space="preserve"> </w:t>
+        </w:r>
+      </w:ins>
+      <w:ins w:id="108" w:author="Raven, Olivier (Student)" w:date="2026-06-09T11:53:00Z">
+        <w:r>
+          <w:t>by surface area</w:t>
+        </w:r>
+      </w:ins>
+      <w:r>
+        <w:rPr>
+          <w:rStyle w:val="CommentReference"/>
         </w:rPr>
         <w:t>.</w:t>
       </w:r>
@@ -2697,7 +3294,7 @@
       <w:r>
         <w:t>for field sampling</w:t>
       </w:r>
-      <w:del w:id="19" w:author="Raven, Olivier (Student)" w:date="2026-06-08T13:34:00Z" w16du:dateUtc="2026-06-08T01:34:00Z">
+      <w:del w:id="109" w:author="Raven, Olivier (Student)" w:date="2026-06-08T13:34:00Z" w16du:dateUtc="2026-06-08T01:34:00Z">
         <w:r>
           <w:delText>,</w:delText>
         </w:r>
@@ -2708,28 +3305,28 @@
           <w:delText>respectively</w:delText>
         </w:r>
       </w:del>
-      <w:commentRangeStart w:id="20"/>
-      <w:commentRangeStart w:id="21"/>
+      <w:commentRangeStart w:id="110"/>
+      <w:commentRangeStart w:id="111"/>
       <w:r>
         <w:t>.</w:t>
       </w:r>
-      <w:commentRangeEnd w:id="20"/>
+      <w:commentRangeEnd w:id="110"/>
       <w:r>
         <w:rPr>
           <w:rStyle w:val="CommentReference"/>
           <w:sz w:val="22"/>
           <w:szCs w:val="22"/>
         </w:rPr>
-        <w:commentReference w:id="20"/>
-      </w:r>
-      <w:commentRangeEnd w:id="21"/>
+        <w:commentReference w:id="110"/>
+      </w:r>
+      <w:commentRangeEnd w:id="111"/>
       <w:r>
         <w:rPr>
           <w:rStyle w:val="CommentReference"/>
           <w:sz w:val="22"/>
           <w:szCs w:val="22"/>
         </w:rPr>
-        <w:commentReference w:id="21"/>
+        <w:commentReference w:id="111"/>
       </w:r>
     </w:p>
     <w:p>
@@ -2737,18 +3334,18 @@
         <w:spacing w:before="120" w:line="360" w:lineRule="auto"/>
         <w:jc w:val="left"/>
       </w:pPr>
-      <w:commentRangeStart w:id="22"/>
+      <w:commentRangeStart w:id="112"/>
       <w:r>
         <w:t xml:space="preserve">For each lake, the total shoreline length of each habitat type within this sample frame was calculated </w:t>
       </w:r>
-      <w:commentRangeEnd w:id="22"/>
+      <w:commentRangeEnd w:id="112"/>
       <w:r>
         <w:rPr>
           <w:rStyle w:val="CommentReference"/>
           <w:sz w:val="22"/>
           <w:szCs w:val="22"/>
         </w:rPr>
-        <w:commentReference w:id="22"/>
+        <w:commentReference w:id="112"/>
       </w:r>
       <w:r>
         <w:t>in a projected coordinate system</w:t>
@@ -2826,7 +3423,23 @@
         <w:t>&amp;</w:t>
       </w:r>
       <w:r>
-        <w:t xml:space="preserve"> Olsen, 2004) executed using the “spsurvey” package in R</w:t>
+        <w:t xml:space="preserve"> Olsen, 2004) executed using the </w:t>
+      </w:r>
+      <w:del w:id="113" w:author="Raven, Olivier (Student)" w:date="2026-06-09T10:03:00Z" w16du:dateUtc="2026-06-08T22:03:00Z">
+        <w:r>
+          <w:delText>“</w:delText>
+        </w:r>
+      </w:del>
+      <w:r>
+        <w:t>spsurvey</w:t>
+      </w:r>
+      <w:del w:id="114" w:author="Raven, Olivier (Student)" w:date="2026-06-09T10:03:00Z" w16du:dateUtc="2026-06-08T22:03:00Z">
+        <w:r>
+          <w:delText>”</w:delText>
+        </w:r>
+      </w:del>
+      <w:r>
+        <w:t xml:space="preserve"> package in R</w:t>
       </w:r>
       <w:r>
         <w:t xml:space="preserve"> (</w:t>
@@ -2888,6 +3501,7 @@
           <w:b/>
           <w:bCs/>
         </w:rPr>
+        <w:lastRenderedPageBreak/>
         <w:t>Data collection</w:t>
       </w:r>
     </w:p>
@@ -2992,7 +3606,8 @@
         <w:spacing w:before="120" w:line="360" w:lineRule="auto"/>
         <w:jc w:val="left"/>
       </w:pPr>
-      <w:commentRangeStart w:id="23"/>
+      <w:commentRangeStart w:id="115"/>
+      <w:commentRangeStart w:id="116"/>
       <w:r>
         <w:t xml:space="preserve">Physical characteristics were assessed using both visual estimates and field measurements. </w:t>
       </w:r>
@@ -3003,26 +3618,49 @@
         <w:t xml:space="preserve"> </w:t>
       </w:r>
       <w:r>
-        <w:t xml:space="preserve">with an underwater viewing chamber </w:t>
-      </w:r>
-      <w:r>
-        <w:t xml:space="preserve">using a standardised </w:t>
-      </w:r>
-      <w:r>
-        <w:lastRenderedPageBreak/>
-        <w:t>classification scheme, categorising bedrock, boulders (&gt;256 mm), cobble (64–256 mm), gravel (2–64 mm), sand (0.063–2 mm), mud (&lt;0.063 mm), and organic matter</w:t>
+        <w:t>with an underwater viewing chamber</w:t>
+      </w:r>
+      <w:ins w:id="117" w:author="Raven, Olivier (Student)" w:date="2026-06-09T12:06:00Z" w16du:dateUtc="2026-06-09T00:06:00Z">
+        <w:r>
+          <w:t>,</w:t>
+        </w:r>
+      </w:ins>
+      <w:r>
+        <w:t xml:space="preserve"> </w:t>
+      </w:r>
+      <w:ins w:id="118" w:author="Raven, Olivier (Student)" w:date="2026-06-09T12:05:00Z" w16du:dateUtc="2026-06-09T00:05:00Z">
+        <w:r>
+          <w:t xml:space="preserve">as water </w:t>
+        </w:r>
+      </w:ins>
+      <w:ins w:id="119" w:author="Raven, Olivier (Student)" w:date="2026-06-09T12:07:00Z">
+        <w:r>
+          <w:t xml:space="preserve">clarity was sufficient at all sites, </w:t>
+        </w:r>
+      </w:ins>
+      <w:r>
+        <w:t>using a standardised classification scheme, categorising bedrock, boulders (&gt;256 mm), cobble (64–256 mm), gravel (2–64 mm), sand (0.063–2 mm), mud (&lt;0.063 mm), and organic matter</w:t>
       </w:r>
       <w:r>
         <w:t>.</w:t>
       </w:r>
-      <w:commentRangeEnd w:id="23"/>
+      <w:commentRangeEnd w:id="115"/>
       <w:r>
         <w:rPr>
           <w:rStyle w:val="CommentReference"/>
           <w:sz w:val="22"/>
           <w:szCs w:val="22"/>
         </w:rPr>
-        <w:commentReference w:id="23"/>
+        <w:commentReference w:id="115"/>
+      </w:r>
+      <w:commentRangeEnd w:id="116"/>
+      <w:r>
+        <w:rPr>
+          <w:rStyle w:val="CommentReference"/>
+          <w:sz w:val="22"/>
+          <w:szCs w:val="22"/>
+        </w:rPr>
+        <w:commentReference w:id="116"/>
       </w:r>
       <w:r>
         <w:t xml:space="preserve"> </w:t>
@@ -3163,25 +3801,156 @@
       <w:r>
         <w:t xml:space="preserve"> </w:t>
       </w:r>
-      <w:commentRangeStart w:id="24"/>
+      <w:commentRangeStart w:id="120"/>
+      <w:commentRangeStart w:id="121"/>
       <w:r>
         <w:t>whereas fine substrates such as silt and mud alone offer limited physical refugia</w:t>
       </w:r>
+      <w:del w:id="122" w:author="Raven, Olivier (Student)" w:date="2026-06-08T14:39:00Z" w16du:dateUtc="2026-06-08T02:39:00Z">
+        <w:r>
+          <w:rPr>
+            <w:color w:val="0070C0"/>
+          </w:rPr>
+          <w:delText xml:space="preserve"> </w:delText>
+        </w:r>
+        <w:r>
+          <w:rPr>
+            <w:rPrChange w:id="123" w:author="Raven, Olivier (Student)" w:date="2026-06-08T14:38:00Z" w16du:dateUtc="2026-06-08T02:38:00Z">
+              <w:rPr>
+                <w:color w:val="0070C0"/>
+              </w:rPr>
+            </w:rPrChange>
+          </w:rPr>
+          <w:delText>due to high mobility of these sediments</w:delText>
+        </w:r>
+      </w:del>
       <w:r>
         <w:t>.</w:t>
       </w:r>
       <w:r>
         <w:t xml:space="preserve"> </w:t>
       </w:r>
-      <w:commentRangeEnd w:id="24"/>
+      <w:commentRangeEnd w:id="120"/>
       <w:r>
         <w:rPr>
           <w:rStyle w:val="CommentReference"/>
           <w:sz w:val="22"/>
           <w:szCs w:val="22"/>
         </w:rPr>
-        <w:commentReference w:id="24"/>
-      </w:r>
+        <w:commentReference w:id="120"/>
+      </w:r>
+      <w:commentRangeEnd w:id="121"/>
+      <w:r>
+        <w:rPr>
+          <w:rStyle w:val="CommentReference"/>
+          <w:sz w:val="22"/>
+          <w:szCs w:val="22"/>
+        </w:rPr>
+        <w:commentReference w:id="121"/>
+      </w:r>
+      <w:ins w:id="124" w:author="Raven, Olivier (Student)" w:date="2026-06-09T12:12:00Z" w16du:dateUtc="2026-06-09T00:12:00Z">
+        <w:r>
+          <w:t xml:space="preserve">Fine substrates were </w:t>
+        </w:r>
+      </w:ins>
+      <w:ins w:id="125" w:author="Raven, Olivier (Student)" w:date="2026-06-09T12:14:00Z" w16du:dateUtc="2026-06-09T00:14:00Z">
+        <w:r>
+          <w:t xml:space="preserve">assigned </w:t>
+        </w:r>
+      </w:ins>
+      <w:ins w:id="126" w:author="Raven, Olivier (Student)" w:date="2026-06-09T12:12:00Z" w16du:dateUtc="2026-06-09T00:12:00Z">
+        <w:r>
+          <w:t>near-z</w:t>
+        </w:r>
+      </w:ins>
+      <w:ins w:id="127" w:author="Raven, Olivier (Student)" w:date="2026-06-09T12:13:00Z" w16du:dateUtc="2026-06-09T00:13:00Z">
+        <w:r>
+          <w:t>e</w:t>
+        </w:r>
+      </w:ins>
+      <w:ins w:id="128" w:author="Raven, Olivier (Student)" w:date="2026-06-09T12:12:00Z" w16du:dateUtc="2026-06-09T00:12:00Z">
+        <w:r>
+          <w:t xml:space="preserve">ro </w:t>
+        </w:r>
+      </w:ins>
+      <w:ins w:id="129" w:author="Raven, Olivier (Student)" w:date="2026-06-09T12:13:00Z" w16du:dateUtc="2026-06-09T00:13:00Z">
+        <w:r>
+          <w:t>coefficients</w:t>
+        </w:r>
+      </w:ins>
+      <w:ins w:id="130" w:author="Raven, Olivier (Student)" w:date="2026-06-09T12:16:00Z" w16du:dateUtc="2026-06-09T00:16:00Z">
+        <w:r>
+          <w:t xml:space="preserve"> </w:t>
+        </w:r>
+      </w:ins>
+      <w:ins w:id="131" w:author="Raven, Olivier (Student)" w:date="2026-06-09T12:16:00Z">
+        <w:r>
+          <w:t>(0.01–0.03)</w:t>
+        </w:r>
+      </w:ins>
+      <w:ins w:id="132" w:author="Raven, Olivier (Student)" w:date="2026-06-09T12:16:00Z" w16du:dateUtc="2026-06-09T00:16:00Z">
+        <w:r>
+          <w:t>,</w:t>
+        </w:r>
+      </w:ins>
+      <w:ins w:id="133" w:author="Raven, Olivier (Student)" w:date="2026-06-09T12:12:00Z" w16du:dateUtc="2026-06-09T00:12:00Z">
+        <w:r>
+          <w:t xml:space="preserve"> </w:t>
+        </w:r>
+      </w:ins>
+      <w:ins w:id="134" w:author="Raven, Olivier (Student)" w:date="2026-06-09T12:13:00Z" w16du:dateUtc="2026-06-09T00:13:00Z">
+        <w:r>
+          <w:t xml:space="preserve">making </w:t>
+        </w:r>
+      </w:ins>
+      <w:ins w:id="135" w:author="Raven, Olivier (Student)" w:date="2026-06-09T12:14:00Z" w16du:dateUtc="2026-06-09T00:14:00Z">
+        <w:r>
+          <w:t>their</w:t>
+        </w:r>
+      </w:ins>
+      <w:ins w:id="136" w:author="Raven, Olivier (Student)" w:date="2026-06-09T12:13:00Z" w16du:dateUtc="2026-06-09T00:13:00Z">
+        <w:r>
+          <w:t xml:space="preserve"> contribution</w:t>
+        </w:r>
+        <w:r>
+          <w:t xml:space="preserve"> to the index </w:t>
+        </w:r>
+      </w:ins>
+      <w:ins w:id="137" w:author="Raven, Olivier (Student)" w:date="2026-06-09T12:17:00Z" w16du:dateUtc="2026-06-09T00:17:00Z">
+        <w:r>
+          <w:t xml:space="preserve">minimal </w:t>
+        </w:r>
+      </w:ins>
+      <w:ins w:id="138" w:author="Raven, Olivier (Student)" w:date="2026-06-09T12:13:00Z" w16du:dateUtc="2026-06-09T00:13:00Z">
+        <w:r>
+          <w:t>relative to coarse substrates</w:t>
+        </w:r>
+      </w:ins>
+      <w:ins w:id="139" w:author="Raven, Olivier (Student)" w:date="2026-06-09T12:16:00Z" w16du:dateUtc="2026-06-09T00:16:00Z">
+        <w:r>
+          <w:t xml:space="preserve"> </w:t>
+        </w:r>
+      </w:ins>
+      <w:ins w:id="140" w:author="Raven, Olivier (Student)" w:date="2026-06-09T12:16:00Z">
+        <w:r>
+          <w:t>(0.06–0.08)</w:t>
+        </w:r>
+      </w:ins>
+      <w:ins w:id="141" w:author="Raven, Olivier (Student)" w:date="2026-06-09T12:14:00Z" w16du:dateUtc="2026-06-09T00:14:00Z">
+        <w:r>
+          <w:t xml:space="preserve">, </w:t>
+        </w:r>
+      </w:ins>
+      <w:ins w:id="142" w:author="Raven, Olivier (Student)" w:date="2026-06-09T12:17:00Z">
+        <w:r>
+          <w:t xml:space="preserve">consistent with the positive-weighting structure of the original index </w:t>
+        </w:r>
+      </w:ins>
+      <w:ins w:id="143" w:author="Raven, Olivier (Student)" w:date="2026-06-09T12:15:00Z" w16du:dateUtc="2026-06-09T00:15:00Z">
+        <w:r>
+          <w:t xml:space="preserve">(Jowett &amp; Richardson, 1990). </w:t>
+        </w:r>
+      </w:ins>
       <w:r>
         <w:t>R</w:t>
       </w:r>
@@ -3273,7 +4042,11 @@
         <w:t>8</w:t>
       </w:r>
       <w:r>
-        <w:t xml:space="preserve">0 × 250 mm; two 50 mm entrance openings). Fyke nets were placed perpendicular to the shoreline at 10 m intervals, with box traps positioned between them. All equipment was deployed simultaneously at each site for a 24-h period. The use of two fyke nets and two baited </w:t>
+        <w:t xml:space="preserve">0 × 250 </w:t>
+      </w:r>
+      <w:r>
+        <w:lastRenderedPageBreak/>
+        <w:t xml:space="preserve">mm; two 50 mm entrance openings). Fyke nets were placed perpendicular to the shoreline at 10 m intervals, with box traps positioned between them. All equipment was deployed simultaneously at each site for a 24-h period. The use of two fyke nets and two baited </w:t>
       </w:r>
       <w:r>
         <w:t xml:space="preserve">bait </w:t>
@@ -3302,7 +4075,8 @@
       <w:r>
         <w:t xml:space="preserve">). </w:t>
       </w:r>
-      <w:commentRangeStart w:id="25"/>
+      <w:commentRangeStart w:id="144"/>
+      <w:commentRangeStart w:id="145"/>
       <w:r>
         <w:t>Catfish and other fish species, including eels (</w:t>
       </w:r>
@@ -3323,6 +4097,28 @@
         </w:rPr>
         <w:t>Carassius auratus</w:t>
       </w:r>
+      <w:ins w:id="146" w:author="Raven, Olivier (Student)" w:date="2026-06-08T14:40:00Z" w16du:dateUtc="2026-06-08T02:40:00Z">
+        <w:r>
+          <w:rPr>
+            <w:i/>
+            <w:iCs/>
+          </w:rPr>
+          <w:t xml:space="preserve"> </w:t>
+        </w:r>
+      </w:ins>
+      <w:ins w:id="147" w:author="Raven, Olivier (Student)" w:date="2026-06-08T14:40:00Z">
+        <w:r>
+          <w:rPr>
+            <w:rPrChange w:id="148" w:author="Raven, Olivier (Student)" w:date="2026-06-08T14:40:00Z" w16du:dateUtc="2026-06-08T02:40:00Z">
+              <w:rPr>
+                <w:i/>
+                <w:iCs/>
+              </w:rPr>
+            </w:rPrChange>
+          </w:rPr>
+          <w:t>Linnaeus, 1758</w:t>
+        </w:r>
+      </w:ins>
       <w:r>
         <w:t>), common smelt (</w:t>
       </w:r>
@@ -3333,10 +4129,30 @@
         </w:rPr>
         <w:t>Retropinna retropinna</w:t>
       </w:r>
+      <w:ins w:id="149" w:author="Raven, Olivier (Student)" w:date="2026-06-08T14:40:00Z" w16du:dateUtc="2026-06-08T02:40:00Z">
+        <w:r>
+          <w:rPr>
+            <w:i/>
+            <w:iCs/>
+          </w:rPr>
+          <w:t xml:space="preserve"> </w:t>
+        </w:r>
+        <w:r>
+          <w:rPr>
+            <w:rPrChange w:id="150" w:author="Raven, Olivier (Student)" w:date="2026-06-08T14:40:00Z" w16du:dateUtc="2026-06-08T02:40:00Z">
+              <w:rPr>
+                <w:i/>
+                <w:iCs/>
+              </w:rPr>
+            </w:rPrChange>
+          </w:rPr>
+          <w:t>Richardson, 1848</w:t>
+        </w:r>
+      </w:ins>
       <w:r>
         <w:t>), kōaro (</w:t>
       </w:r>
-      <w:del w:id="26" w:author="Raven, Olivier (Student)" w:date="2026-04-17T11:44:00Z" w16du:dateUtc="2026-04-16T23:44:00Z">
+      <w:del w:id="151" w:author="Raven, Olivier (Student)" w:date="2026-04-17T11:44:00Z" w16du:dateUtc="2026-04-16T23:44:00Z">
         <w:r>
           <w:delText xml:space="preserve"> </w:delText>
         </w:r>
@@ -3348,47 +4164,126 @@
         </w:rPr>
         <w:t>Galaxias brevipinnis</w:t>
       </w:r>
-      <w:r>
-        <w:t>), rainbow trout (</w:t>
+      <w:ins w:id="152" w:author="Raven, Olivier (Student)" w:date="2026-06-08T14:43:00Z" w16du:dateUtc="2026-06-08T02:43:00Z">
+        <w:r>
+          <w:rPr>
+            <w:i/>
+            <w:iCs/>
+          </w:rPr>
+          <w:t xml:space="preserve"> </w:t>
+        </w:r>
+      </w:ins>
+      <w:ins w:id="153" w:author="Raven, Olivier (Student)" w:date="2026-06-08T14:43:00Z">
+        <w:r>
+          <w:rPr>
+            <w:rPrChange w:id="154" w:author="Raven, Olivier (Student)" w:date="2026-06-08T14:43:00Z" w16du:dateUtc="2026-06-08T02:43:00Z">
+              <w:rPr>
+                <w:i/>
+                <w:iCs/>
+              </w:rPr>
+            </w:rPrChange>
+          </w:rPr>
+          <w:t>Günther, 1866</w:t>
+        </w:r>
+      </w:ins>
+      <w:r>
+        <w:t>), rainbow trout</w:t>
+      </w:r>
+      <w:del w:id="155" w:author="Raven, Olivier (Student)" w:date="2026-06-08T14:45:00Z" w16du:dateUtc="2026-06-08T02:45:00Z">
+        <w:r>
+          <w:delText xml:space="preserve"> (</w:delText>
+        </w:r>
+        <w:r>
+          <w:rPr>
+            <w:i/>
+            <w:iCs/>
+          </w:rPr>
+          <w:delText>Oncorhynchus mykiss</w:delText>
+        </w:r>
+        <w:r>
+          <w:delText>)</w:delText>
+        </w:r>
+      </w:del>
+      <w:r>
+        <w:t>, common bully (</w:t>
       </w:r>
       <w:r>
         <w:rPr>
           <w:i/>
           <w:iCs/>
         </w:rPr>
-        <w:t>Oncorhynchus mykiss</w:t>
-      </w:r>
-      <w:r>
-        <w:t>), common bully (</w:t>
+        <w:t>Gobiomorphus cotidianus</w:t>
+      </w:r>
+      <w:ins w:id="156" w:author="Raven, Olivier (Student)" w:date="2026-06-08T14:43:00Z" w16du:dateUtc="2026-06-08T02:43:00Z">
+        <w:r>
+          <w:rPr>
+            <w:i/>
+            <w:iCs/>
+          </w:rPr>
+          <w:t xml:space="preserve"> </w:t>
+        </w:r>
+      </w:ins>
+      <w:ins w:id="157" w:author="Raven, Olivier (Student)" w:date="2026-06-08T14:43:00Z">
+        <w:r>
+          <w:rPr>
+            <w:rPrChange w:id="158" w:author="Raven, Olivier (Student)" w:date="2026-06-08T14:44:00Z" w16du:dateUtc="2026-06-08T02:44:00Z">
+              <w:rPr>
+                <w:i/>
+                <w:iCs/>
+              </w:rPr>
+            </w:rPrChange>
+          </w:rPr>
+          <w:t>McDowall &amp; Fulton, 1978</w:t>
+        </w:r>
+      </w:ins>
+      <w:r>
+        <w:t>), and mosquitofish (</w:t>
       </w:r>
       <w:r>
         <w:rPr>
           <w:i/>
           <w:iCs/>
         </w:rPr>
-        <w:t>Gobiomorphus cotidianus</w:t>
-      </w:r>
-      <w:r>
-        <w:t>), and mosquitofish (</w:t>
-      </w:r>
-      <w:r>
-        <w:rPr>
-          <w:i/>
-          <w:iCs/>
-        </w:rPr>
         <w:t>Gambusia affinis</w:t>
       </w:r>
+      <w:ins w:id="159" w:author="Raven, Olivier (Student)" w:date="2026-06-08T14:44:00Z" w16du:dateUtc="2026-06-08T02:44:00Z">
+        <w:r>
+          <w:t xml:space="preserve"> </w:t>
+        </w:r>
+      </w:ins>
+      <w:ins w:id="160" w:author="Raven, Olivier (Student)" w:date="2026-06-08T14:44:00Z">
+        <w:r>
+          <w:rPr>
+            <w:rPrChange w:id="161" w:author="Raven, Olivier (Student)" w:date="2026-06-08T14:44:00Z" w16du:dateUtc="2026-06-08T02:44:00Z">
+              <w:rPr>
+                <w:i/>
+                <w:iCs/>
+              </w:rPr>
+            </w:rPrChange>
+          </w:rPr>
+          <w:t>Baird &amp; Girard, 1853</w:t>
+        </w:r>
+      </w:ins>
       <w:r>
         <w:t xml:space="preserve">), </w:t>
       </w:r>
-      <w:commentRangeEnd w:id="25"/>
+      <w:commentRangeEnd w:id="144"/>
       <w:r>
         <w:rPr>
           <w:rStyle w:val="CommentReference"/>
           <w:sz w:val="22"/>
           <w:szCs w:val="22"/>
         </w:rPr>
-        <w:commentReference w:id="25"/>
+        <w:commentReference w:id="144"/>
+      </w:r>
+      <w:commentRangeEnd w:id="145"/>
+      <w:r>
+        <w:rPr>
+          <w:rStyle w:val="CommentReference"/>
+          <w:sz w:val="22"/>
+          <w:szCs w:val="22"/>
+        </w:rPr>
+        <w:commentReference w:id="145"/>
       </w:r>
       <w:r>
         <w:t>were recorded for abundance and</w:t>
@@ -3463,11 +4358,7 @@
         <w:t xml:space="preserve"> due to failure of scale</w:t>
       </w:r>
       <w:r>
-        <w:t xml:space="preserve"> (n = 81) were estimated using a log₁₀–log₁₀ length–weight regression fitted to individuals with both </w:t>
-      </w:r>
-      <w:r>
-        <w:lastRenderedPageBreak/>
-        <w:t>measurements (n = 240), following standard approaches for weight</w:t>
+        <w:t xml:space="preserve"> (n = 81) were estimated using a log₁₀–log₁₀ length–weight regression fitted to individuals with both measurements (n = 240), following standard approaches for weight</w:t>
       </w:r>
       <w:r>
         <w:t xml:space="preserve"> </w:t>
@@ -3670,8 +4561,8 @@
       <w:r>
         <w:t xml:space="preserve">implemented with the </w:t>
       </w:r>
-      <w:commentRangeStart w:id="27"/>
-      <w:del w:id="28" w:author="Raven, Olivier (Student)" w:date="2026-06-08T13:37:00Z" w16du:dateUtc="2026-06-08T01:37:00Z">
+      <w:commentRangeStart w:id="162"/>
+      <w:del w:id="163" w:author="Raven, Olivier (Student)" w:date="2026-06-08T13:37:00Z" w16du:dateUtc="2026-06-08T01:37:00Z">
         <w:r>
           <w:delText>“</w:delText>
         </w:r>
@@ -3679,7 +4570,7 @@
       <w:r>
         <w:t>mgcv</w:t>
       </w:r>
-      <w:del w:id="29" w:author="Raven, Olivier (Student)" w:date="2026-06-08T13:37:00Z" w16du:dateUtc="2026-06-08T01:37:00Z">
+      <w:del w:id="164" w:author="Raven, Olivier (Student)" w:date="2026-06-08T13:37:00Z" w16du:dateUtc="2026-06-08T01:37:00Z">
         <w:r>
           <w:delText>”</w:delText>
         </w:r>
@@ -3687,14 +4578,14 @@
       <w:r>
         <w:t xml:space="preserve"> package in R </w:t>
       </w:r>
-      <w:commentRangeEnd w:id="27"/>
+      <w:commentRangeEnd w:id="162"/>
       <w:r>
         <w:rPr>
           <w:rStyle w:val="CommentReference"/>
           <w:sz w:val="22"/>
           <w:szCs w:val="22"/>
         </w:rPr>
-        <w:commentReference w:id="27"/>
+        <w:commentReference w:id="162"/>
       </w:r>
       <w:r>
         <w:t>(Wood, 2004</w:t>
@@ -3715,7 +4606,11 @@
         <w:t xml:space="preserve"> </w:t>
       </w:r>
       <w:r>
-        <w:t>To reduce multicollinearity, predictors were screened using Variance Inflation Factors (VIFs) calculated from linear models fitted to the fixed-effect design matrix. A conservative threshold of VIF &gt; 5 was applied (Quinn &amp; Keough, 2002; Kutner</w:t>
+        <w:t xml:space="preserve">To reduce </w:t>
+      </w:r>
+      <w:r>
+        <w:lastRenderedPageBreak/>
+        <w:t>multicollinearity, predictors were screened using Variance Inflation Factors (VIFs) calculated from linear models fitted to the fixed-effect design matrix. A conservative threshold of VIF &gt; 5 was applied (Quinn &amp; Keough, 2002; Kutner</w:t>
       </w:r>
       <w:r>
         <w:t xml:space="preserve"> et al.</w:t>
@@ -3817,11 +4712,7 @@
         <w:t xml:space="preserve"> </w:t>
       </w:r>
       <w:r>
-        <w:t xml:space="preserve">considered included substrate index, slope to 5 m depth, riparian vegetation, </w:t>
-      </w:r>
-      <w:r>
-        <w:lastRenderedPageBreak/>
-        <w:t xml:space="preserve">overhanging trees, wood cover, aquatic vegetation classes (emergent native, submerged native, submerged non-native, and emergent non-native vegetation), water temperature (°C), dissolved oxygen (mg </w:t>
+        <w:t xml:space="preserve">considered included substrate index, slope to 5 m depth, riparian vegetation, overhanging trees, wood cover, aquatic vegetation classes (emergent native, submerged native, submerged non-native, and emergent non-native vegetation), water temperature (°C), dissolved oxygen (mg </w:t>
       </w:r>
       <w:r>
         <w:t>L</w:t>
@@ -3850,7 +4741,6 @@
         <w:spacing w:before="120" w:line="360" w:lineRule="auto"/>
         <w:jc w:val="left"/>
       </w:pPr>
-      <w:commentRangeStart w:id="30"/>
       <w:r>
         <w:t>Model selection</w:t>
       </w:r>
@@ -3884,15 +4774,6 @@
       </w:r>
       <w:r>
         <w:t xml:space="preserve"> </w:t>
-      </w:r>
-      <w:commentRangeEnd w:id="30"/>
-      <w:r>
-        <w:rPr>
-          <w:rStyle w:val="CommentReference"/>
-          <w:sz w:val="22"/>
-          <w:szCs w:val="22"/>
-        </w:rPr>
-        <w:commentReference w:id="30"/>
       </w:r>
       <w:r>
         <w:t>Lake identity (LID) was included as a random effect in all GAMMs to account for spatial clustering and non-independence among observations and was not subject to the variable selection procedure</w:t>
@@ -3916,6 +4797,7 @@
         <w:jc w:val="left"/>
       </w:pPr>
       <w:r>
+        <w:lastRenderedPageBreak/>
         <w:t xml:space="preserve">Model diagnostics </w:t>
       </w:r>
       <w:r>
@@ -3933,6 +4815,8 @@
       <w:r>
         <w:t xml:space="preserve"> </w:t>
       </w:r>
+      <w:commentRangeStart w:id="165"/>
+      <w:commentRangeStart w:id="166"/>
       <w:r>
         <w:t>R</w:t>
       </w:r>
@@ -3949,7 +4833,28 @@
         <w:t xml:space="preserve"> homogeneity of variance</w:t>
       </w:r>
       <w:r>
-        <w:t xml:space="preserve"> and normality (Zuur et al., 2009).</w:t>
+        <w:t xml:space="preserve"> and normality (Zuur et al., 2009)</w:t>
+      </w:r>
+      <w:commentRangeEnd w:id="165"/>
+      <w:r>
+        <w:rPr>
+          <w:rStyle w:val="CommentReference"/>
+          <w:sz w:val="22"/>
+          <w:szCs w:val="22"/>
+        </w:rPr>
+        <w:commentReference w:id="165"/>
+      </w:r>
+      <w:commentRangeEnd w:id="166"/>
+      <w:r>
+        <w:rPr>
+          <w:rStyle w:val="CommentReference"/>
+          <w:sz w:val="22"/>
+          <w:szCs w:val="22"/>
+        </w:rPr>
+        <w:commentReference w:id="166"/>
+      </w:r>
+      <w:r>
+        <w:t>.</w:t>
       </w:r>
       <w:r>
         <w:t xml:space="preserve"> </w:t>
@@ -4120,7 +5025,6 @@
           <w:sz w:val="28"/>
           <w:szCs w:val="28"/>
         </w:rPr>
-        <w:lastRenderedPageBreak/>
         <w:t>Results</w:t>
       </w:r>
     </w:p>
@@ -4223,7 +5127,33 @@
         <w:t>ubstrate index</w:t>
       </w:r>
       <w:r>
-        <w:t xml:space="preserve">, nearshore slope, and littoral vegetation cover. Emergent vegetation was absent from Lake Rotorua but </w:t>
+        <w:t xml:space="preserve">, nearshore slope, and littoral vegetation cover. Emergent </w:t>
+      </w:r>
+      <w:ins w:id="167" w:author="Raven, Olivier (Student)" w:date="2026-06-08T14:26:00Z">
+        <w:r>
+          <w:t>macrophytes</w:t>
+        </w:r>
+      </w:ins>
+      <w:del w:id="168" w:author="Raven, Olivier (Student)" w:date="2026-06-08T14:26:00Z" w16du:dateUtc="2026-06-08T02:26:00Z">
+        <w:r>
+          <w:delText>vegetation</w:delText>
+        </w:r>
+      </w:del>
+      <w:r>
+        <w:t xml:space="preserve"> w</w:t>
+      </w:r>
+      <w:ins w:id="169" w:author="Raven, Olivier (Student)" w:date="2026-06-08T14:26:00Z" w16du:dateUtc="2026-06-08T02:26:00Z">
+        <w:r>
+          <w:t>ere</w:t>
+        </w:r>
+      </w:ins>
+      <w:del w:id="170" w:author="Raven, Olivier (Student)" w:date="2026-06-08T14:26:00Z" w16du:dateUtc="2026-06-08T02:26:00Z">
+        <w:r>
+          <w:delText>as</w:delText>
+        </w:r>
+      </w:del>
+      <w:r>
+        <w:t xml:space="preserve"> absent from Lake Rotorua but </w:t>
       </w:r>
       <w:r>
         <w:t>pre</w:t>
@@ -4241,10 +5171,28 @@
         <w:t>Ōkāreka</w:t>
       </w:r>
       <w:r>
-        <w:t>, while submerged vegetation</w:t>
-      </w:r>
-      <w:r>
-        <w:t xml:space="preserve"> cover</w:t>
+        <w:t xml:space="preserve">, while submerged </w:t>
+      </w:r>
+      <w:ins w:id="171" w:author="Raven, Olivier (Student)" w:date="2026-06-08T14:26:00Z">
+        <w:r>
+          <w:t>macrophyte</w:t>
+        </w:r>
+      </w:ins>
+      <w:ins w:id="172" w:author="Raven, Olivier (Student)" w:date="2026-06-08T14:27:00Z" w16du:dateUtc="2026-06-08T02:27:00Z">
+        <w:r>
+          <w:t xml:space="preserve"> </w:t>
+        </w:r>
+      </w:ins>
+      <w:del w:id="173" w:author="Raven, Olivier (Student)" w:date="2026-06-08T14:26:00Z" w16du:dateUtc="2026-06-08T02:26:00Z">
+        <w:r>
+          <w:delText>vegetation</w:delText>
+        </w:r>
+        <w:r>
+          <w:delText xml:space="preserve"> </w:delText>
+        </w:r>
+      </w:del>
+      <w:r>
+        <w:t>cover</w:t>
       </w:r>
       <w:r>
         <w:t xml:space="preserve"> </w:t>
@@ -4361,6 +5309,7 @@
         <w:t xml:space="preserve"> in every </w:t>
       </w:r>
       <w:r>
+        <w:lastRenderedPageBreak/>
         <w:t xml:space="preserve">survey </w:t>
       </w:r>
       <w:r>
@@ -4651,7 +5600,20 @@
         <w:t>p</w:t>
       </w:r>
       <w:r>
-        <w:t xml:space="preserve"> = 0.0019) a</w:t>
+        <w:t xml:space="preserve"> = 0.</w:t>
+      </w:r>
+      <w:del w:id="174" w:author="Raven, Olivier (Student)" w:date="2026-06-09T15:28:00Z" w16du:dateUtc="2026-06-09T03:28:00Z">
+        <w:r>
+          <w:delText>0019</w:delText>
+        </w:r>
+      </w:del>
+      <w:ins w:id="175" w:author="Raven, Olivier (Student)" w:date="2026-06-09T15:28:00Z" w16du:dateUtc="2026-06-09T03:28:00Z">
+        <w:r>
+          <w:t>002</w:t>
+        </w:r>
+      </w:ins>
+      <w:r>
+        <w:t>) a</w:t>
       </w:r>
       <w:r>
         <w:t>nd a negative influence of</w:t>
@@ -4673,11 +5635,21 @@
         <w:t>p</w:t>
       </w:r>
       <w:r>
-        <w:t xml:space="preserve"> = 0.0</w:t>
-      </w:r>
-      <w:r>
-        <w:t>001</w:t>
-      </w:r>
+        <w:t xml:space="preserve"> </w:t>
+      </w:r>
+      <w:ins w:id="176" w:author="Raven, Olivier (Student)" w:date="2026-06-09T17:11:00Z">
+        <w:r>
+          <w:t>&lt;0.001</w:t>
+        </w:r>
+      </w:ins>
+      <w:del w:id="177" w:author="Raven, Olivier (Student)" w:date="2026-06-09T17:11:00Z" w16du:dateUtc="2026-06-09T05:11:00Z">
+        <w:r>
+          <w:delText>= 0.0</w:delText>
+        </w:r>
+        <w:r>
+          <w:delText>001</w:delText>
+        </w:r>
+      </w:del>
       <w:r>
         <w:t>)</w:t>
       </w:r>
@@ -4742,6 +5714,11 @@
       <w:r>
         <w:t>62</w:t>
       </w:r>
+      <w:ins w:id="178" w:author="Raven, Olivier (Student)" w:date="2026-06-09T15:28:00Z" w16du:dateUtc="2026-06-09T03:28:00Z">
+        <w:r>
+          <w:t>2</w:t>
+        </w:r>
+      </w:ins>
       <w:r>
         <w:t xml:space="preserve">), indicating limited residual variation between lakes after accounting for environmental and </w:t>
       </w:r>
@@ -4824,29 +5801,33 @@
         <w:t>k</w:t>
       </w:r>
       <w:r>
-        <w:t xml:space="preserve">), </w:t>
-      </w:r>
-      <w:r>
-        <w:t>high</w:t>
-      </w:r>
-      <w:r>
-        <w:t xml:space="preserve"> concurvity</w:t>
-      </w:r>
-      <w:r>
-        <w:t xml:space="preserve"> for </w:t>
-      </w:r>
-      <w:r>
-        <w:t xml:space="preserve">temperature and specific conductivity indicating they are </w:t>
-      </w:r>
-      <w:r>
-        <w:t>strongly related</w:t>
-      </w:r>
-      <w:r>
-        <w:t xml:space="preserve">, and good </w:t>
-      </w:r>
-      <w:r>
-        <w:lastRenderedPageBreak/>
-        <w:t>discrimination (AUC = 0.946; Fig</w:t>
+        <w:t>)</w:t>
+      </w:r>
+      <w:del w:id="179" w:author="Raven, Olivier (Student)" w:date="2026-06-09T17:17:00Z" w16du:dateUtc="2026-06-09T05:17:00Z">
+        <w:r>
+          <w:delText xml:space="preserve">, </w:delText>
+        </w:r>
+        <w:r>
+          <w:delText>high</w:delText>
+        </w:r>
+        <w:r>
+          <w:delText xml:space="preserve"> concurvity</w:delText>
+        </w:r>
+        <w:r>
+          <w:delText xml:space="preserve"> for </w:delText>
+        </w:r>
+        <w:r>
+          <w:delText xml:space="preserve">temperature and specific conductivity indicating they are </w:delText>
+        </w:r>
+        <w:r>
+          <w:delText>strongly related</w:delText>
+        </w:r>
+        <w:r>
+          <w:delText>,</w:delText>
+        </w:r>
+      </w:del>
+      <w:r>
+        <w:t xml:space="preserve"> and good discrimination (AUC = 0.946; Fig</w:t>
       </w:r>
       <w:r>
         <w:t>.</w:t>
@@ -4858,7 +5839,50 @@
         <w:t>b</w:t>
       </w:r>
       <w:r>
-        <w:t>). The calibration plot indicated slight under</w:t>
+        <w:t xml:space="preserve">). </w:t>
+      </w:r>
+      <w:ins w:id="180" w:author="Raven, Olivier (Student)" w:date="2026-06-09T17:18:00Z" w16du:dateUtc="2026-06-09T05:18:00Z">
+        <w:r>
+          <w:t>C</w:t>
+        </w:r>
+      </w:ins>
+      <w:ins w:id="181" w:author="Raven, Olivier (Student)" w:date="2026-06-09T17:17:00Z" w16du:dateUtc="2026-06-09T05:17:00Z">
+        <w:r>
+          <w:t xml:space="preserve">oncurvity </w:t>
+        </w:r>
+      </w:ins>
+      <w:ins w:id="182" w:author="Raven, Olivier (Student)" w:date="2026-06-09T17:18:00Z" w16du:dateUtc="2026-06-09T05:18:00Z">
+        <w:r>
+          <w:t xml:space="preserve">diagnostics revealed high collinearity between specific </w:t>
+        </w:r>
+      </w:ins>
+      <w:ins w:id="183" w:author="Raven, Olivier (Student)" w:date="2026-06-09T17:19:00Z" w16du:dateUtc="2026-06-09T05:19:00Z">
+        <w:r>
+          <w:t>conductivity and lake</w:t>
+        </w:r>
+      </w:ins>
+      <w:ins w:id="184" w:author="Raven, Olivier (Student)" w:date="2026-06-10T09:16:00Z" w16du:dateUtc="2026-06-09T21:16:00Z">
+        <w:r>
+          <w:t xml:space="preserve"> identity</w:t>
+        </w:r>
+      </w:ins>
+      <w:ins w:id="185" w:author="Raven, Olivier (Student)" w:date="2026-06-09T17:19:00Z" w16du:dateUtc="2026-06-09T05:19:00Z">
+        <w:r>
+          <w:t xml:space="preserve"> </w:t>
+        </w:r>
+      </w:ins>
+      <w:ins w:id="186" w:author="Raven, Olivier (Student)" w:date="2026-06-09T17:19:00Z">
+        <w:r>
+          <w:t>(worst-case = 1.00, observed = 0.94), and between temperature and lake identity (worst-case = 0.95, observed = 0.88), suggesting both predictors partly reflect between-lake differences</w:t>
+        </w:r>
+      </w:ins>
+      <w:ins w:id="187" w:author="Raven, Olivier (Student)" w:date="2026-06-09T17:19:00Z" w16du:dateUtc="2026-06-09T05:19:00Z">
+        <w:r>
+          <w:t xml:space="preserve">. </w:t>
+        </w:r>
+      </w:ins>
+      <w:r>
+        <w:t>The calibration plot indicated slight under</w:t>
       </w:r>
       <w:r>
         <w:t>-</w:t>
@@ -4962,7 +5986,25 @@
         <w:t>e</w:t>
       </w:r>
       <w:r>
-        <w:t xml:space="preserve">mergent native vegetation as </w:t>
+        <w:t xml:space="preserve">mergent native </w:t>
+      </w:r>
+      <w:ins w:id="188" w:author="Raven, Olivier (Student)" w:date="2026-06-08T14:27:00Z">
+        <w:r>
+          <w:t>macrophytes</w:t>
+        </w:r>
+      </w:ins>
+      <w:del w:id="189" w:author="Raven, Olivier (Student)" w:date="2026-06-08T14:27:00Z" w16du:dateUtc="2026-06-08T02:27:00Z">
+        <w:r>
+          <w:delText xml:space="preserve">vegetation </w:delText>
+        </w:r>
+      </w:del>
+      <w:ins w:id="190" w:author="Raven, Olivier (Student)" w:date="2026-06-10T09:16:00Z" w16du:dateUtc="2026-06-09T21:16:00Z">
+        <w:r>
+          <w:t xml:space="preserve"> </w:t>
+        </w:r>
+      </w:ins>
+      <w:r>
+        <w:t xml:space="preserve">as </w:t>
       </w:r>
       <w:r>
         <w:t>smooth</w:t>
@@ -5033,7 +6075,8 @@
       <w:r>
         <w:t xml:space="preserve">ositive </w:t>
       </w:r>
-      <w:commentRangeStart w:id="31"/>
+      <w:commentRangeStart w:id="191"/>
+      <w:commentRangeStart w:id="192"/>
       <w:r>
         <w:t xml:space="preserve">influence of </w:t>
       </w:r>
@@ -5050,7 +6093,15 @@
         <w:t xml:space="preserve"> </w:t>
       </w:r>
       <w:r>
-        <w:t>&lt;0.001</w:t>
+        <w:t>&lt;</w:t>
+      </w:r>
+      <w:ins w:id="193" w:author="Raven, Olivier (Student)" w:date="2026-06-09T17:12:00Z" w16du:dateUtc="2026-06-09T05:12:00Z">
+        <w:r>
+          <w:t xml:space="preserve"> </w:t>
+        </w:r>
+      </w:ins>
+      <w:r>
+        <w:t>0.001</w:t>
       </w:r>
       <w:r>
         <w:t>)</w:t>
@@ -5073,13 +6124,47 @@
       <w:r>
         <w:t xml:space="preserve"> </w:t>
       </w:r>
-      <w:r>
-        <w:t>&lt;0.05</w:t>
-      </w:r>
+      <w:ins w:id="194" w:author="Raven, Olivier (Student)" w:date="2026-06-09T13:35:00Z" w16du:dateUtc="2026-06-09T01:35:00Z">
+        <w:r>
+          <w:t>=</w:t>
+        </w:r>
+      </w:ins>
+      <w:del w:id="195" w:author="Raven, Olivier (Student)" w:date="2026-06-09T13:35:00Z" w16du:dateUtc="2026-06-09T01:35:00Z">
+        <w:r>
+          <w:delText>&lt;</w:delText>
+        </w:r>
+      </w:del>
+      <w:ins w:id="196" w:author="Raven, Olivier (Student)" w:date="2026-06-09T13:35:00Z" w16du:dateUtc="2026-06-09T01:35:00Z">
+        <w:r>
+          <w:rPr>
+            <w:rFonts w:ascii="Consolas" w:hAnsi="Consolas"/>
+            <w:color w:val="CCCCCC"/>
+            <w:sz w:val="21"/>
+            <w:szCs w:val="21"/>
+            <w:shd w:val="clear" w:color="auto" w:fill="181818"/>
+          </w:rPr>
+          <w:t xml:space="preserve"> </w:t>
+        </w:r>
+      </w:ins>
+      <w:ins w:id="197" w:author="Raven, Olivier (Student)" w:date="2026-06-09T13:35:00Z">
+        <w:r>
+          <w:t>0.01</w:t>
+        </w:r>
+      </w:ins>
+      <w:ins w:id="198" w:author="Raven, Olivier (Student)" w:date="2026-06-09T13:35:00Z" w16du:dateUtc="2026-06-09T01:35:00Z">
+        <w:r>
+          <w:t>9</w:t>
+        </w:r>
+      </w:ins>
+      <w:del w:id="199" w:author="Raven, Olivier (Student)" w:date="2026-06-09T13:35:00Z" w16du:dateUtc="2026-06-09T01:35:00Z">
+        <w:r>
+          <w:delText>0.05</w:delText>
+        </w:r>
+      </w:del>
       <w:r>
         <w:t>)</w:t>
       </w:r>
-      <w:del w:id="32" w:author="Raven, Olivier (Student)" w:date="2026-06-08T13:39:00Z" w16du:dateUtc="2026-06-08T01:39:00Z">
+      <w:del w:id="200" w:author="Raven, Olivier (Student)" w:date="2026-06-08T13:39:00Z" w16du:dateUtc="2026-06-08T01:39:00Z">
         <w:r>
           <w:delText xml:space="preserve"> </w:delText>
         </w:r>
@@ -5087,14 +6172,23 @@
       <w:r>
         <w:t xml:space="preserve"> </w:t>
       </w:r>
-      <w:commentRangeEnd w:id="31"/>
+      <w:commentRangeEnd w:id="191"/>
       <w:r>
         <w:rPr>
           <w:rStyle w:val="CommentReference"/>
           <w:sz w:val="22"/>
           <w:szCs w:val="22"/>
         </w:rPr>
-        <w:commentReference w:id="31"/>
+        <w:commentReference w:id="191"/>
+      </w:r>
+      <w:commentRangeEnd w:id="192"/>
+      <w:r>
+        <w:rPr>
+          <w:rStyle w:val="CommentReference"/>
+          <w:sz w:val="22"/>
+          <w:szCs w:val="22"/>
+        </w:rPr>
+        <w:commentReference w:id="192"/>
       </w:r>
       <w:r>
         <w:t xml:space="preserve">and </w:t>
@@ -5103,7 +6197,27 @@
         <w:t>e</w:t>
       </w:r>
       <w:r>
-        <w:t>mergent native vegetation (</w:t>
+        <w:t xml:space="preserve">mergent </w:t>
+      </w:r>
+      <w:r>
+        <w:lastRenderedPageBreak/>
+        <w:t xml:space="preserve">native </w:t>
+      </w:r>
+      <w:ins w:id="201" w:author="Raven, Olivier (Student)" w:date="2026-06-08T14:27:00Z">
+        <w:r>
+          <w:t>macrophytes</w:t>
+        </w:r>
+        <w:r>
+          <w:t xml:space="preserve"> </w:t>
+        </w:r>
+      </w:ins>
+      <w:del w:id="202" w:author="Raven, Olivier (Student)" w:date="2026-06-08T14:27:00Z" w16du:dateUtc="2026-06-08T02:27:00Z">
+        <w:r>
+          <w:delText xml:space="preserve">vegetation </w:delText>
+        </w:r>
+      </w:del>
+      <w:r>
+        <w:t>(</w:t>
       </w:r>
       <w:r>
         <w:rPr>
@@ -5112,7 +6226,15 @@
         <w:t xml:space="preserve">p </w:t>
       </w:r>
       <w:r>
-        <w:t>&lt;0.0001</w:t>
+        <w:t>&lt;</w:t>
+      </w:r>
+      <w:ins w:id="203" w:author="Raven, Olivier (Student)" w:date="2026-06-09T13:38:00Z" w16du:dateUtc="2026-06-09T01:38:00Z">
+        <w:r>
+          <w:t xml:space="preserve"> </w:t>
+        </w:r>
+      </w:ins>
+      <w:r>
+        <w:t>0.0001</w:t>
       </w:r>
       <w:r>
         <w:t>) as significant smooth predictors (Fig</w:t>
@@ -5152,7 +6274,15 @@
         <w:t>p</w:t>
       </w:r>
       <w:r>
-        <w:t xml:space="preserve"> = 0.48), indicating minimal additional between</w:t>
+        <w:t xml:space="preserve"> = 0.48</w:t>
+      </w:r>
+      <w:ins w:id="204" w:author="Raven, Olivier (Student)" w:date="2026-06-09T13:37:00Z" w16du:dateUtc="2026-06-09T01:37:00Z">
+        <w:r>
+          <w:t>2</w:t>
+        </w:r>
+      </w:ins>
+      <w:r>
+        <w:t>), indicating minimal additional between</w:t>
       </w:r>
       <w:r>
         <w:t xml:space="preserve"> </w:t>
@@ -5183,7 +6313,15 @@
         <w:t>p</w:t>
       </w:r>
       <w:r>
-        <w:t xml:space="preserve"> = 0.04). Concurvity diagnostics indicated strong correlation between </w:t>
+        <w:t xml:space="preserve"> = 0.04</w:t>
+      </w:r>
+      <w:ins w:id="205" w:author="Raven, Olivier (Student)" w:date="2026-06-09T13:37:00Z" w16du:dateUtc="2026-06-09T01:37:00Z">
+        <w:r>
+          <w:t>1</w:t>
+        </w:r>
+      </w:ins>
+      <w:r>
+        <w:t xml:space="preserve">). Concurvity diagnostics indicated strong correlation between </w:t>
       </w:r>
       <w:r>
         <w:t>t</w:t>
@@ -5310,7 +6448,20 @@
         <w:t>e</w:t>
       </w:r>
       <w:r>
-        <w:t xml:space="preserve">mergent native vegetation, and the </w:t>
+        <w:t xml:space="preserve">mergent native </w:t>
+      </w:r>
+      <w:ins w:id="206" w:author="Raven, Olivier (Student)" w:date="2026-06-08T14:27:00Z">
+        <w:r>
+          <w:t>macrophytes</w:t>
+        </w:r>
+      </w:ins>
+      <w:del w:id="207" w:author="Raven, Olivier (Student)" w:date="2026-06-08T14:27:00Z" w16du:dateUtc="2026-06-08T02:27:00Z">
+        <w:r>
+          <w:delText>vegetation</w:delText>
+        </w:r>
+      </w:del>
+      <w:r>
+        <w:t xml:space="preserve">, and the </w:t>
       </w:r>
       <w:r>
         <w:t xml:space="preserve">lake </w:t>
@@ -5348,7 +6499,7 @@
         <w:spacing w:before="120" w:line="360" w:lineRule="auto"/>
         <w:jc w:val="left"/>
       </w:pPr>
-      <w:commentRangeStart w:id="33"/>
+      <w:commentRangeStart w:id="208"/>
       <w:r>
         <w:t>The final REML-fitted B</w:t>
       </w:r>
@@ -5389,7 +6540,20 @@
         <w:t xml:space="preserve">p </w:t>
       </w:r>
       <w:r>
-        <w:t xml:space="preserve">= 0.0015) and </w:t>
+        <w:t>= 0.00</w:t>
+      </w:r>
+      <w:ins w:id="209" w:author="Raven, Olivier (Student)" w:date="2026-06-09T13:56:00Z" w16du:dateUtc="2026-06-09T01:56:00Z">
+        <w:r>
+          <w:t>2</w:t>
+        </w:r>
+      </w:ins>
+      <w:del w:id="210" w:author="Raven, Olivier (Student)" w:date="2026-06-09T13:56:00Z" w16du:dateUtc="2026-06-09T01:56:00Z">
+        <w:r>
+          <w:delText>15</w:delText>
+        </w:r>
+      </w:del>
+      <w:r>
+        <w:t xml:space="preserve">) and </w:t>
       </w:r>
       <w:r>
         <w:t xml:space="preserve">a </w:t>
@@ -5407,7 +6571,23 @@
         <w:t>e</w:t>
       </w:r>
       <w:r>
-        <w:t>mergent native vegetation (</w:t>
+        <w:t xml:space="preserve">mergent native </w:t>
+      </w:r>
+      <w:ins w:id="211" w:author="Raven, Olivier (Student)" w:date="2026-06-08T14:27:00Z">
+        <w:r>
+          <w:t>macrophytes</w:t>
+        </w:r>
+        <w:r>
+          <w:t xml:space="preserve"> </w:t>
+        </w:r>
+      </w:ins>
+      <w:del w:id="212" w:author="Raven, Olivier (Student)" w:date="2026-06-08T14:27:00Z" w16du:dateUtc="2026-06-08T02:27:00Z">
+        <w:r>
+          <w:delText xml:space="preserve">vegetation </w:delText>
+        </w:r>
+      </w:del>
+      <w:r>
+        <w:t>(</w:t>
       </w:r>
       <w:r>
         <w:rPr>
@@ -5416,7 +6596,15 @@
         <w:t xml:space="preserve">p </w:t>
       </w:r>
       <w:r>
-        <w:t>= 0.04) as significant, near</w:t>
+        <w:t>= 0.04</w:t>
+      </w:r>
+      <w:ins w:id="213" w:author="Raven, Olivier (Student)" w:date="2026-06-09T13:56:00Z" w16du:dateUtc="2026-06-09T01:56:00Z">
+        <w:r>
+          <w:t>1</w:t>
+        </w:r>
+      </w:ins>
+      <w:r>
+        <w:t>) as significant, near</w:t>
       </w:r>
       <w:r>
         <w:t>-</w:t>
@@ -5445,15 +6633,25 @@
       <w:r>
         <w:t xml:space="preserve">). </w:t>
       </w:r>
-      <w:commentRangeEnd w:id="33"/>
+      <w:commentRangeEnd w:id="208"/>
       <w:r>
         <w:rPr>
           <w:rStyle w:val="CommentReference"/>
           <w:sz w:val="22"/>
           <w:szCs w:val="22"/>
         </w:rPr>
-        <w:commentReference w:id="33"/>
-      </w:r>
+        <w:commentReference w:id="208"/>
+      </w:r>
+      <w:ins w:id="214" w:author="Raven, Olivier (Student)" w:date="2026-06-09T15:36:00Z">
+        <w:r>
+          <w:t>The emergent macrophyte effect, while statistically significant, was close to the threshold and should be interpreted with caution given the distributional limitations of the model discussed below.</w:t>
+        </w:r>
+      </w:ins>
+      <w:ins w:id="215" w:author="Raven, Olivier (Student)" w:date="2026-06-09T15:36:00Z" w16du:dateUtc="2026-06-09T03:36:00Z">
+        <w:r>
+          <w:t xml:space="preserve"> </w:t>
+        </w:r>
+      </w:ins>
       <w:r>
         <w:t>The lake</w:t>
       </w:r>
@@ -5479,17 +6677,21 @@
         <w:t>p</w:t>
       </w:r>
       <w:r>
-        <w:t xml:space="preserve"> = 0.60), indicating minimal additional between</w:t>
+        <w:t xml:space="preserve"> = 0.60</w:t>
+      </w:r>
+      <w:ins w:id="216" w:author="Raven, Olivier (Student)" w:date="2026-06-09T13:56:00Z" w16du:dateUtc="2026-06-09T01:56:00Z">
+        <w:r>
+          <w:t>7</w:t>
+        </w:r>
+      </w:ins>
+      <w:r>
+        <w:t>), indicating minimal additional between</w:t>
       </w:r>
       <w:r>
         <w:t xml:space="preserve"> </w:t>
       </w:r>
       <w:r>
-        <w:t xml:space="preserve">lake variation after accounting for </w:t>
-      </w:r>
-      <w:r>
-        <w:lastRenderedPageBreak/>
-        <w:t>environmental predictors. Diagnostic checks showed appropriate basis dimensions (</w:t>
+        <w:t>lake variation after accounting for environmental predictors. Diagnostic checks showed appropriate basis dimensions (</w:t>
       </w:r>
       <w:r>
         <w:t>edf</w:t>
@@ -5507,7 +6709,15 @@
         <w:t>k</w:t>
       </w:r>
       <w:r>
-        <w:t>), stable convergence, and acceptable levels of observed concurvity. Predictive accuracy was moderate (</w:t>
+        <w:t>), stable convergence, and acceptable levels of observed concurvity</w:t>
+      </w:r>
+      <w:ins w:id="217" w:author="Raven, Olivier (Student)" w:date="2026-06-09T15:31:00Z">
+        <w:r>
+          <w:t>, though minor departure from distributional assumptions was noted at the lower tail, likely reflecting a small number of high-biomass sites</w:t>
+        </w:r>
+      </w:ins>
+      <w:r>
+        <w:t>. Predictive accuracy was moderate (</w:t>
       </w:r>
       <w:r>
         <w:t>Fig</w:t>
@@ -5561,7 +6771,28 @@
         <w:jc w:val="left"/>
       </w:pPr>
       <w:r>
-        <w:t xml:space="preserve">We found that local and site-scale habitat characteristics were the primary determinants of kōura occurrence and abundance. Although initial mixed-effects models identified significant differences in kōura occupancy, </w:t>
+        <w:t xml:space="preserve">We found that local and site-scale habitat characteristics were </w:t>
+      </w:r>
+      <w:ins w:id="218" w:author="Raven, Olivier (Student)" w:date="2026-06-10T09:47:00Z" w16du:dateUtc="2026-06-09T21:47:00Z">
+        <w:r>
+          <w:t xml:space="preserve">consistently associated with </w:t>
+        </w:r>
+      </w:ins>
+      <w:del w:id="219" w:author="Raven, Olivier (Student)" w:date="2026-06-10T09:47:00Z" w16du:dateUtc="2026-06-09T21:47:00Z">
+        <w:r>
+          <w:delText xml:space="preserve">the primary determinants of </w:delText>
+        </w:r>
+      </w:del>
+      <w:r>
+        <w:t>kōura occurrence and abundance</w:t>
+      </w:r>
+      <w:ins w:id="220" w:author="Raven, Olivier (Student)" w:date="2026-06-10T09:47:00Z" w16du:dateUtc="2026-06-09T21:47:00Z">
+        <w:r>
+          <w:t xml:space="preserve"> across the five surveyed lakes</w:t>
+        </w:r>
+      </w:ins>
+      <w:r>
+        <w:t xml:space="preserve">. Although initial mixed-effects models identified significant differences in kōura occupancy, </w:t>
       </w:r>
       <w:r>
         <w:t>Catch Per Unit Effort (</w:t>
@@ -5611,74 +6842,174 @@
       <w:r>
         <w:t>.</w:t>
       </w:r>
-      <w:r>
-        <w:t xml:space="preserve"> In the final models, lake identity was retained as a random effect </w:t>
-      </w:r>
-      <w:r>
-        <w:t>to account for spatial non-independence a</w:t>
-      </w:r>
-      <w:r>
-        <w:t>mong sites, but was not sta</w:t>
-      </w:r>
-      <w:r>
-        <w:t>tistically significant, indicating that it</w:t>
-      </w:r>
-      <w:r>
-        <w:t xml:space="preserve"> did not explain additional variation beyond that accounted for by littoral habitat characteristics and fish composition. </w:t>
-      </w:r>
-      <w:commentRangeStart w:id="34"/>
-      <w:r>
-        <w:t xml:space="preserve">This finding </w:t>
-      </w:r>
-      <w:r>
-        <w:t>suggest</w:t>
-      </w:r>
-      <w:r>
-        <w:t>s</w:t>
-      </w:r>
-      <w:r>
-        <w:t xml:space="preserve"> that major lake</w:t>
-      </w:r>
-      <w:r>
-        <w:t>-scale processes</w:t>
-      </w:r>
-      <w:del w:id="35" w:author="Raven, Olivier (Student)" w:date="2026-06-08T13:41:00Z" w16du:dateUtc="2026-06-08T01:41:00Z">
+      <w:ins w:id="221" w:author="Raven, Olivier (Student)" w:date="2026-06-10T10:04:00Z" w16du:dateUtc="2026-06-09T22:04:00Z">
+        <w:r>
+          <w:t xml:space="preserve"> However, interpreting the non-significan</w:t>
+        </w:r>
+        <w:r>
+          <w:t xml:space="preserve">ce of the lake identity in the final </w:t>
+        </w:r>
+        <w:r>
+          <w:lastRenderedPageBreak/>
+          <w:t xml:space="preserve">models requires caution. </w:t>
+        </w:r>
+      </w:ins>
+      <w:ins w:id="222" w:author="Raven, Olivier (Student)" w:date="2026-06-10T10:05:00Z" w16du:dateUtc="2026-06-09T22:05:00Z">
+        <w:r>
+          <w:t>In the occupancy model, both temper</w:t>
+        </w:r>
+      </w:ins>
+      <w:ins w:id="223" w:author="Raven, Olivier (Student)" w:date="2026-06-10T10:06:00Z" w16du:dateUtc="2026-06-09T22:06:00Z">
+        <w:r>
+          <w:t xml:space="preserve">ature and </w:t>
+        </w:r>
+        <w:r>
+          <w:t>specific conductivity showed near-perfect collinearity with lake identity</w:t>
+        </w:r>
+      </w:ins>
+      <w:ins w:id="224" w:author="Raven, Olivier (Student)" w:date="2026-06-10T10:07:00Z" w16du:dateUtc="2026-06-09T22:07:00Z">
+        <w:r>
+          <w:t xml:space="preserve">, suggesting these predictors </w:t>
+        </w:r>
+      </w:ins>
+      <w:ins w:id="225" w:author="Raven, Olivier (Student)" w:date="2026-06-10T10:13:00Z">
+        <w:r>
+          <w:t xml:space="preserve">likely </w:t>
+        </w:r>
+      </w:ins>
+      <w:ins w:id="226" w:author="Raven, Olivier (Student)" w:date="2026-06-10T10:08:00Z">
+        <w:r>
+          <w:t>absorbed between-lake differences rather than capturing purely within-lake habitat associations.</w:t>
+        </w:r>
+      </w:ins>
+      <w:ins w:id="227" w:author="Raven, Olivier (Student)" w:date="2026-06-10T10:08:00Z" w16du:dateUtc="2026-06-09T22:08:00Z">
+        <w:r>
+          <w:t xml:space="preserve"> </w:t>
+        </w:r>
+      </w:ins>
+      <w:ins w:id="228" w:author="Raven, Olivier (Student)" w:date="2026-06-10T10:08:00Z">
+        <w:r>
+          <w:t>The predictors</w:t>
+        </w:r>
+      </w:ins>
+      <w:ins w:id="229" w:author="Raven, Olivier (Student)" w:date="2026-06-10T10:08:00Z" w16du:dateUtc="2026-06-09T22:08:00Z">
+        <w:r>
+          <w:t xml:space="preserve"> </w:t>
+        </w:r>
+      </w:ins>
+      <w:ins w:id="230" w:author="Raven, Olivier (Student)" w:date="2026-06-10T10:09:00Z">
+        <w:r>
+          <w:t>substrate index and riparian vegetation cover, which varied considerably within lakes</w:t>
+        </w:r>
+      </w:ins>
+      <w:ins w:id="231" w:author="Raven, Olivier (Student)" w:date="2026-06-10T10:09:00Z" w16du:dateUtc="2026-06-09T22:09:00Z">
+        <w:r>
+          <w:t xml:space="preserve">, </w:t>
+        </w:r>
+        <w:r>
+          <w:t>l</w:t>
+        </w:r>
+      </w:ins>
+      <w:ins w:id="232" w:author="Raven, Olivier (Student)" w:date="2026-06-10T10:09:00Z">
+        <w:r>
+          <w:t>ikely reflect genuine within-lake habitat associations</w:t>
+        </w:r>
+      </w:ins>
+      <w:ins w:id="233" w:author="Raven, Olivier (Student)" w:date="2026-06-10T10:09:00Z" w16du:dateUtc="2026-06-09T22:09:00Z">
+        <w:r>
+          <w:t>.</w:t>
+        </w:r>
+      </w:ins>
+      <w:del w:id="234" w:author="Raven, Olivier (Student)" w:date="2026-06-10T10:10:00Z" w16du:dateUtc="2026-06-09T22:10:00Z">
+        <w:r>
+          <w:delText xml:space="preserve"> In the final models, lake identity was retained as a random effect </w:delText>
+        </w:r>
+        <w:r>
+          <w:delText>to account for spatial non-independence a</w:delText>
+        </w:r>
+        <w:r>
+          <w:delText>mong sites, but was not sta</w:delText>
+        </w:r>
+        <w:r>
+          <w:delText>tistically significant, indicating that it</w:delText>
+        </w:r>
+        <w:r>
+          <w:delText xml:space="preserve"> did not explain additional variation beyond that accounted for by littoral habitat characteristics and fish composition. </w:delText>
+        </w:r>
+        <w:commentRangeStart w:id="235"/>
+        <w:commentRangeStart w:id="236"/>
+        <w:r>
+          <w:delText xml:space="preserve">This finding </w:delText>
+        </w:r>
+        <w:r>
+          <w:delText>suggest</w:delText>
+        </w:r>
+        <w:r>
+          <w:delText>s</w:delText>
+        </w:r>
+        <w:r>
+          <w:delText xml:space="preserve"> that major lake</w:delText>
+        </w:r>
+        <w:r>
+          <w:delText>-scale processes</w:delText>
+        </w:r>
+      </w:del>
+      <w:del w:id="237" w:author="Raven, Olivier (Student)" w:date="2026-06-08T13:41:00Z" w16du:dateUtc="2026-06-08T01:41:00Z">
         <w:r>
           <w:delText>,</w:delText>
         </w:r>
       </w:del>
-      <w:r>
-        <w:t xml:space="preserve"> are </w:t>
-      </w:r>
-      <w:commentRangeEnd w:id="34"/>
-      <w:r>
-        <w:rPr>
-          <w:rStyle w:val="CommentReference"/>
-          <w:sz w:val="22"/>
-          <w:szCs w:val="22"/>
-        </w:rPr>
-        <w:commentReference w:id="34"/>
-      </w:r>
-      <w:r>
-        <w:t xml:space="preserve">less important determinants of kōura distribution than local, within-lake variation in habitat quality. </w:t>
-      </w:r>
-      <w:r>
-        <w:t xml:space="preserve">If </w:t>
-      </w:r>
-      <w:r>
-        <w:t xml:space="preserve">lake-scale processes </w:t>
-      </w:r>
-      <w:r>
-        <w:t>were</w:t>
-      </w:r>
-      <w:r>
-        <w:t xml:space="preserve"> primary drivers, lake identity would be expected to remain significant even after </w:t>
-      </w:r>
-      <w:r>
-        <w:t>including</w:t>
-      </w:r>
-      <w:r>
-        <w:t xml:space="preserve"> local predictors. </w:t>
+      <w:del w:id="238" w:author="Raven, Olivier (Student)" w:date="2026-06-10T10:10:00Z" w16du:dateUtc="2026-06-09T22:10:00Z">
+        <w:r>
+          <w:delText xml:space="preserve"> are </w:delText>
+        </w:r>
+        <w:commentRangeEnd w:id="235"/>
+        <w:r>
+          <w:rPr>
+            <w:rStyle w:val="CommentReference"/>
+            <w:sz w:val="22"/>
+            <w:szCs w:val="22"/>
+          </w:rPr>
+          <w:commentReference w:id="235"/>
+        </w:r>
+        <w:commentRangeEnd w:id="236"/>
+        <w:r>
+          <w:rPr>
+            <w:rStyle w:val="CommentReference"/>
+            <w:sz w:val="22"/>
+            <w:szCs w:val="22"/>
+          </w:rPr>
+          <w:commentReference w:id="236"/>
+        </w:r>
+        <w:r>
+          <w:delText xml:space="preserve">less important determinants of kōura distribution than local, within-lake variation in habitat quality. </w:delText>
+        </w:r>
+        <w:r>
+          <w:delText xml:space="preserve">If </w:delText>
+        </w:r>
+        <w:r>
+          <w:delText xml:space="preserve">lake-scale processes </w:delText>
+        </w:r>
+        <w:r>
+          <w:delText>were</w:delText>
+        </w:r>
+        <w:r>
+          <w:delText xml:space="preserve"> primary drivers, lake identity would be expected to remain significant even after </w:delText>
+        </w:r>
+        <w:r>
+          <w:delText>including</w:delText>
+        </w:r>
+        <w:r>
+          <w:delText xml:space="preserve"> local predictors</w:delText>
+        </w:r>
+      </w:del>
+      <w:del w:id="239" w:author="Raven, Olivier (Student)" w:date="2026-06-10T10:13:00Z" w16du:dateUtc="2026-06-09T22:13:00Z">
+        <w:r>
+          <w:delText>.</w:delText>
+        </w:r>
+      </w:del>
+      <w:r>
+        <w:t xml:space="preserve"> </w:t>
       </w:r>
       <w:r>
         <w:t>As predictors were often correlated at the site scale, the GAMMs are best interpreted as identifying habitat associations rather than mechanistic drivers of kōura distribution.</w:t>
@@ -5952,53 +7283,53 @@
         <w:t xml:space="preserve"> </w:t>
       </w:r>
       <w:r>
-        <w:t xml:space="preserve">(Haschenburger &amp; Roest, 2009), meaning that </w:t>
+        <w:t>(Haschenburger &amp; Roest, 2009), meaning that dominance of coarse substrate rather than substrate heterogeneity is the more relevant driver of refugia availability</w:t>
+      </w:r>
+      <w:r>
+        <w:t xml:space="preserve"> for adults. </w:t>
+      </w:r>
+      <w:r>
+        <w:t>A</w:t>
+      </w:r>
+      <w:r>
+        <w:t xml:space="preserve">dditionally </w:t>
+      </w:r>
+      <w:r>
+        <w:t>c</w:t>
+      </w:r>
+      <w:r>
+        <w:t xml:space="preserve">oarse substrates may </w:t>
+      </w:r>
+      <w:r>
+        <w:t>facilitate burrowing by kōura at the margins of rocky areas where softer sediments are accessible, providing an additional form of refuge (Usio &amp; Townsend, 2000)</w:t>
+      </w:r>
+      <w:r>
+        <w:t xml:space="preserve">. </w:t>
+      </w:r>
+      <w:r>
+        <w:t xml:space="preserve">Similar </w:t>
+      </w:r>
+      <w:r>
+        <w:t>preference</w:t>
+      </w:r>
+      <w:r>
+        <w:t>s</w:t>
+      </w:r>
+      <w:r>
+        <w:t xml:space="preserve"> for coarse substrates</w:t>
+      </w:r>
+      <w:r>
+        <w:t xml:space="preserve"> </w:t>
+      </w:r>
+      <w:r>
+        <w:t xml:space="preserve">have been reported in stream environments (Olsson et al., 2006; Jowett et al., 2008), </w:t>
+      </w:r>
+      <w:r>
+        <w:t xml:space="preserve">although the optimal substrate size may differ </w:t>
       </w:r>
       <w:r>
         <w:lastRenderedPageBreak/>
-        <w:t>dominance of coarse substrate rather than substrate heterogeneity is the more relevant driver of refugia availability</w:t>
-      </w:r>
-      <w:r>
-        <w:t xml:space="preserve"> for adults. </w:t>
-      </w:r>
-      <w:r>
-        <w:t>A</w:t>
-      </w:r>
-      <w:r>
-        <w:t xml:space="preserve">dditionally </w:t>
-      </w:r>
-      <w:r>
-        <w:t>c</w:t>
-      </w:r>
-      <w:r>
-        <w:t xml:space="preserve">oarse substrates may </w:t>
-      </w:r>
-      <w:r>
-        <w:t>facilitate burrowing by kōura at the margins of rocky areas where softer sediments are accessible, providing an additional form of refuge (Usio &amp; Townsend, 2000)</w:t>
-      </w:r>
-      <w:r>
-        <w:t xml:space="preserve">. </w:t>
-      </w:r>
-      <w:r>
-        <w:t xml:space="preserve">Similar </w:t>
-      </w:r>
-      <w:r>
-        <w:t>preference</w:t>
-      </w:r>
-      <w:r>
-        <w:t>s</w:t>
-      </w:r>
-      <w:r>
-        <w:t xml:space="preserve"> for coarse substrates</w:t>
-      </w:r>
-      <w:r>
-        <w:t xml:space="preserve"> </w:t>
-      </w:r>
-      <w:r>
-        <w:t xml:space="preserve">have been reported in stream environments (Olsson et al., 2006; Jowett et al., 2008), </w:t>
-      </w:r>
-      <w:r>
-        <w:t xml:space="preserve">although the optimal substrate size may differ between habitat types. </w:t>
+        <w:t xml:space="preserve">between habitat types. </w:t>
       </w:r>
       <w:r>
         <w:t>In streams, kōura show a non-linear response to substrate size with an optimum around 130 mm, with probability of occurrence declining at boulder substrates larger than 256 mm, likely because larger substrates are associated with higher flow velocities that kōura actively avoid</w:t>
@@ -6153,6 +7484,7 @@
         <w:spacing w:before="120" w:line="360" w:lineRule="auto"/>
         <w:jc w:val="left"/>
       </w:pPr>
+      <w:commentRangeStart w:id="240"/>
       <w:r>
         <w:t xml:space="preserve">This refugia mechanism also helps explain why emergent </w:t>
       </w:r>
@@ -6263,6 +7595,108 @@
       <w:r>
         <w:t>, whereas macrophyte-dominated habitats accumulate fine sediments that infill potential void spaces and reduce refugia availability.</w:t>
       </w:r>
+      <w:commentRangeEnd w:id="240"/>
+      <w:del w:id="241" w:author="Raven, Olivier (Student)" w:date="2026-06-10T10:15:00Z" w16du:dateUtc="2026-06-09T22:15:00Z">
+        <w:r>
+          <w:rPr>
+            <w:rStyle w:val="CommentReference"/>
+            <w:sz w:val="22"/>
+            <w:szCs w:val="22"/>
+          </w:rPr>
+          <w:commentReference w:id="240"/>
+        </w:r>
+      </w:del>
+      <w:ins w:id="242" w:author="Raven, Olivier (Student)" w:date="2026-06-10T10:15:00Z" w16du:dateUtc="2026-06-09T22:15:00Z">
+        <w:r>
+          <w:t xml:space="preserve"> </w:t>
+        </w:r>
+      </w:ins>
+      <w:ins w:id="243" w:author="Raven, Olivier (Student)" w:date="2026-06-09T15:52:00Z">
+        <w:r>
+          <w:t>However, the negative association between emergent native macrophytes and kōura abundance and biomass should be interpreted with caution.</w:t>
+        </w:r>
+      </w:ins>
+      <w:ins w:id="244" w:author="Raven, Olivier (Student)" w:date="2026-06-09T15:52:00Z" w16du:dateUtc="2026-06-09T03:52:00Z">
+        <w:r>
+          <w:t xml:space="preserve"> </w:t>
+        </w:r>
+      </w:ins>
+      <w:ins w:id="245" w:author="Raven, Olivier (Student)" w:date="2026-06-09T15:54:00Z" w16du:dateUtc="2026-06-09T03:54:00Z">
+        <w:r>
+          <w:t>O</w:t>
+        </w:r>
+        <w:r>
+          <w:t xml:space="preserve">nly </w:t>
+        </w:r>
+        <w:r>
+          <w:t xml:space="preserve">15 of </w:t>
+        </w:r>
+      </w:ins>
+      <w:ins w:id="246" w:author="Raven, Olivier (Student)" w:date="2026-06-09T15:55:00Z" w16du:dateUtc="2026-06-09T03:55:00Z">
+        <w:r>
+          <w:t>60 sites had emergent macrophyte cover</w:t>
+        </w:r>
+      </w:ins>
+      <w:ins w:id="247" w:author="Raven, Olivier (Student)" w:date="2026-06-09T16:18:00Z" w16du:dateUtc="2026-06-09T04:18:00Z">
+        <w:r>
+          <w:t xml:space="preserve"> and i</w:t>
+        </w:r>
+      </w:ins>
+      <w:ins w:id="248" w:author="Raven, Olivier (Student)" w:date="2026-06-09T16:03:00Z">
+        <w:r>
+          <w:t>n the</w:t>
+        </w:r>
+      </w:ins>
+      <w:ins w:id="249" w:author="Raven, Olivier (Student)" w:date="2026-06-09T16:18:00Z" w16du:dateUtc="2026-06-09T04:18:00Z">
+        <w:r>
+          <w:t xml:space="preserve"> </w:t>
+        </w:r>
+      </w:ins>
+      <w:ins w:id="250" w:author="Raven, Olivier (Student)" w:date="2026-06-09T16:03:00Z">
+        <w:r>
+          <w:t xml:space="preserve">CPUE and BPUE models </w:t>
+        </w:r>
+      </w:ins>
+      <w:ins w:id="251" w:author="Raven, Olivier (Student)" w:date="2026-06-09T16:18:00Z" w16du:dateUtc="2026-06-09T04:18:00Z">
+        <w:r>
+          <w:t>thi</w:t>
+        </w:r>
+      </w:ins>
+      <w:ins w:id="252" w:author="Raven, Olivier (Student)" w:date="2026-06-09T16:19:00Z" w16du:dateUtc="2026-06-09T04:19:00Z">
+        <w:r>
+          <w:t>s was</w:t>
+        </w:r>
+      </w:ins>
+      <w:ins w:id="253" w:author="Raven, Olivier (Student)" w:date="2026-06-09T16:18:00Z" w16du:dateUtc="2026-06-09T04:18:00Z">
+        <w:r>
+          <w:t xml:space="preserve"> </w:t>
+        </w:r>
+      </w:ins>
+      <w:ins w:id="254" w:author="Raven, Olivier (Student)" w:date="2026-06-09T16:03:00Z">
+        <w:r>
+          <w:t>7 of 33 positive sites</w:t>
+        </w:r>
+      </w:ins>
+      <w:ins w:id="255" w:author="Raven, Olivier (Student)" w:date="2026-06-09T16:19:00Z" w16du:dateUtc="2026-06-09T04:19:00Z">
+        <w:r>
+          <w:t xml:space="preserve">, </w:t>
+        </w:r>
+      </w:ins>
+      <w:ins w:id="256" w:author="Raven, Olivier (Student)" w:date="2026-06-09T16:19:00Z">
+        <w:r>
+          <w:t>meaning model estimates for this predictor carry greater uncertainty than the smooth term confidence intervals suggest.</w:t>
+        </w:r>
+      </w:ins>
+      <w:ins w:id="257" w:author="Raven, Olivier (Student)" w:date="2026-06-09T16:19:00Z" w16du:dateUtc="2026-06-09T04:19:00Z">
+        <w:r>
+          <w:t xml:space="preserve"> </w:t>
+        </w:r>
+      </w:ins>
+      <w:ins w:id="258" w:author="Raven, Olivier (Student)" w:date="2026-06-09T16:04:00Z">
+        <w:r>
+          <w:t>That a consistent negative effect was nonetheless detected across both CPUE and BPUE models suggests the relationship is ecologically meaningful despite the limited representation of this habitat type in the dataset.</w:t>
+        </w:r>
+      </w:ins>
     </w:p>
     <w:p>
       <w:pPr>
@@ -6308,11 +7742,11 @@
         <w:t>Associations between kōura abundance and th</w:t>
       </w:r>
       <w:r>
-        <w:t xml:space="preserve">e presence of certain fish species further support the importance of habitat-mediated processes rather than direct biotic interactions. Goldfish presence was negatively associated with kōura occupancy, and common smelt presence was negatively associated with kōura CPUE. Goldfish are typically associated with warmer, vegetated littoral habitats </w:t>
+        <w:t xml:space="preserve">e presence of certain fish species further support the importance of habitat-mediated processes rather than direct biotic interactions. Goldfish presence was negatively associated with kōura occupancy, and common smelt presence was negatively </w:t>
       </w:r>
       <w:r>
         <w:lastRenderedPageBreak/>
-        <w:t>with finer substrates (Fry &amp; Hart, 1948; Ford &amp; Beitinger, 2005), conditions that were also unfavourable for kōura in this study. Goldfish presence is therefore best interpreted as an indicator of habitat conditions that are unsuitable for kōura rather than as a direct driver of kōura distribution. Similarly, common smelt are primarily pelagic (Rowe, 1993), and their association with reduced kōura abundance is unlikely to reflect direct interactions. Instead, this pattern may reflect broader lake-scale trophic or environmental gradients, such as increased predation pressure mediated through shared predators (Schoen et al., 2015).</w:t>
+        <w:t>associated with kōura CPUE. Goldfish are typically associated with warmer, vegetated littoral habitats with finer substrates (Fry &amp; Hart, 1948; Ford &amp; Beitinger, 2005), conditions that were also unfavourable for kōura in this study. Goldfish presence is therefore best interpreted as an indicator of habitat conditions that are unsuitable for kōura rather than as a direct driver of kōura distribution. Similarly, common smelt are primarily pelagic (Rowe, 1993), and their association with reduced kōura abundance is unlikely to reflect direct interactions. Instead, this pattern may reflect broader lake-scale trophic or environmental gradients, such as increased predation pressure mediated through shared predators (Schoen et al., 2015).</w:t>
       </w:r>
     </w:p>
     <w:p>
@@ -6357,7 +7791,20 @@
         <w:t xml:space="preserve"> </w:t>
       </w:r>
       <w:r>
-        <w:t>Examining this association across multiple spatial scales reveals a scale-dependent pattern consistent with Levin (1992), who demonstrated that ecological relationships can shift direction depending on the scale of analysis.</w:t>
+        <w:t xml:space="preserve">Examining this association across multiple spatial scales reveals a scale-dependent pattern consistent with Levin (1992), who demonstrated that ecological relationships </w:t>
+      </w:r>
+      <w:del w:id="259" w:author="Raven, Olivier (Student)" w:date="2026-06-09T15:39:00Z" w16du:dateUtc="2026-06-09T03:39:00Z">
+        <w:r>
+          <w:delText>can</w:delText>
+        </w:r>
+      </w:del>
+      <w:ins w:id="260" w:author="Raven, Olivier (Student)" w:date="2026-06-09T15:39:00Z" w16du:dateUtc="2026-06-09T03:39:00Z">
+        <w:r>
+          <w:t>could</w:t>
+        </w:r>
+      </w:ins>
+      <w:r>
+        <w:t xml:space="preserve"> shift direction depending on the scale of analysis.</w:t>
       </w:r>
       <w:r>
         <w:t xml:space="preserve"> </w:t>
@@ -6474,13 +7921,26 @@
         <w:t xml:space="preserve"> </w:t>
       </w:r>
       <w:r>
-        <w:t xml:space="preserve">may represent a residual distribution following substantial historical declines, with kōura persisting at reduced densities in habitats where stable coexistence is possible (Kusabs et al., </w:t>
+        <w:t>may represent a residual distribution following substantial historical declines, with kōura persisting at reduced densities in habitats where stable coexistence is possible (</w:t>
+      </w:r>
+      <w:commentRangeStart w:id="261"/>
+      <w:r>
+        <w:t xml:space="preserve">Kusabs et al., </w:t>
       </w:r>
       <w:r>
         <w:t>in revi</w:t>
       </w:r>
       <w:r>
         <w:t>sion</w:t>
+      </w:r>
+      <w:commentRangeEnd w:id="261"/>
+      <w:r>
+        <w:rPr>
+          <w:rStyle w:val="CommentReference"/>
+          <w:sz w:val="22"/>
+          <w:szCs w:val="22"/>
+        </w:rPr>
+        <w:commentReference w:id="261"/>
       </w:r>
       <w:r>
         <w:t>). Overall, fish associations observed in this study appear to reflect shared responses to habitat structure and productivity rather than direct biotic regulation of kōura populations.</w:t>
@@ -6511,7 +7971,34 @@
         <w:jc w:val="left"/>
       </w:pPr>
       <w:r>
-        <w:t>Elevated summer water temperatures were negatively associated with kōura abundance in both occupancy and CPUE models, indicating that thermal conditions impose an important constraint on littoral habitat suitability. Kōura are known to be temperature-sensitive, with activity increasing above approximately 10 °C and temperatures exceeding 21 °C considered thermally stressful (Devcich, 1979; Angilletta et al., 2004; Hammond et al., 2006). During the study period, surface water temperatures in several lakes exceeded this threshold, including a mean summer temperature of 23.15 °C in Lake Rotorua, conditions likely to reduce suitable habitat availability during warm periods.</w:t>
+        <w:t xml:space="preserve">Elevated summer water temperatures were negatively associated with kōura abundance in both occupancy and CPUE models, indicating that thermal conditions impose an important constraint on littoral habitat suitability. </w:t>
+      </w:r>
+      <w:ins w:id="262" w:author="Raven, Olivier (Student)" w:date="2026-06-10T10:27:00Z">
+        <w:r>
+          <w:t xml:space="preserve">Lakes were surveyed at different times across the spring-summer period, so between-lake temperature differences partly reflect when each lake was sampled, not </w:t>
+        </w:r>
+      </w:ins>
+      <w:ins w:id="263" w:author="Raven, Olivier (Student)" w:date="2026-06-10T10:28:00Z" w16du:dateUtc="2026-06-09T22:28:00Z">
+        <w:r>
+          <w:t>only</w:t>
+        </w:r>
+      </w:ins>
+      <w:ins w:id="264" w:author="Raven, Olivier (Student)" w:date="2026-06-10T10:27:00Z">
+        <w:r>
+          <w:t xml:space="preserve"> differences in thermal regime</w:t>
+        </w:r>
+      </w:ins>
+      <w:ins w:id="265" w:author="Raven, Olivier (Student)" w:date="2026-06-10T10:27:00Z" w16du:dateUtc="2026-06-09T22:27:00Z">
+        <w:r>
+          <w:t xml:space="preserve">. </w:t>
+        </w:r>
+      </w:ins>
+      <w:r>
+        <w:t xml:space="preserve">Kōura are known to be temperature-sensitive, with activity increasing above approximately 10 °C and temperatures exceeding 21 °C considered thermally stressful (Devcich, 1979; Angilletta et al., 2004; Hammond et al., 2006). During the study period, surface water </w:t>
+      </w:r>
+      <w:r>
+        <w:lastRenderedPageBreak/>
+        <w:t>temperatures in several lakes exceeded this threshold, including a mean summer temperature of 23.15 °C in Lake Rotorua, conditions likely to reduce suitable habitat availability during warm periods.</w:t>
       </w:r>
     </w:p>
     <w:p>
@@ -6520,7 +8007,6 @@
         <w:jc w:val="left"/>
       </w:pPr>
       <w:r>
-        <w:lastRenderedPageBreak/>
         <w:t>In stratified lakes, elevated surface temperatures may further constrain kōura habitat by intensifying thermal stratification and limiting oxygen availability in deeper waters (Wetzel, 2001). Lake Rotoiti</w:t>
       </w:r>
       <w:r>
@@ -6616,19 +8102,88 @@
       <w:r>
         <w:t xml:space="preserve"> enhance calcium availability, which is essential for exoskeleton formation, moulting, and growth in kōura (Hammond et al., 2006). </w:t>
       </w:r>
-      <w:commentRangeStart w:id="36"/>
-      <w:r>
-        <w:t>Similarly, specific conductivity reflects ionic strength and broader littoral productivity, which may support increased food availability for kōura (Devcich, 1979).</w:t>
-      </w:r>
-      <w:commentRangeEnd w:id="36"/>
-      <w:r>
-        <w:rPr>
-          <w:rStyle w:val="CommentReference"/>
-          <w:sz w:val="22"/>
-          <w:szCs w:val="22"/>
-        </w:rPr>
-        <w:commentReference w:id="36"/>
-      </w:r>
+      <w:commentRangeStart w:id="266"/>
+      <w:r>
+        <w:t xml:space="preserve">Similarly, specific conductivity reflects </w:t>
+      </w:r>
+      <w:ins w:id="267" w:author="Raven, Olivier (Student)" w:date="2026-06-09T16:24:00Z" w16du:dateUtc="2026-06-09T04:24:00Z">
+        <w:r>
+          <w:t xml:space="preserve">the </w:t>
+        </w:r>
+        <w:r>
+          <w:t xml:space="preserve">overall </w:t>
+        </w:r>
+      </w:ins>
+      <w:r>
+        <w:t xml:space="preserve">ionic </w:t>
+      </w:r>
+      <w:ins w:id="268" w:author="Raven, Olivier (Student)" w:date="2026-06-09T16:24:00Z" w16du:dateUtc="2026-06-09T04:24:00Z">
+        <w:r>
+          <w:t>composition of the water</w:t>
+        </w:r>
+      </w:ins>
+      <w:ins w:id="269" w:author="Raven, Olivier (Student)" w:date="2026-06-09T16:25:00Z" w16du:dateUtc="2026-06-09T04:25:00Z">
+        <w:r>
+          <w:t>, which in v</w:t>
+        </w:r>
+        <w:r>
+          <w:t>olcanic lake systems may indicate differences in catchment geology</w:t>
+        </w:r>
+      </w:ins>
+      <w:ins w:id="270" w:author="Raven, Olivier (Student)" w:date="2026-06-09T16:34:00Z" w16du:dateUtc="2026-06-09T04:34:00Z">
+        <w:r>
+          <w:t xml:space="preserve"> and </w:t>
+        </w:r>
+      </w:ins>
+      <w:ins w:id="271" w:author="Raven, Olivier (Student)" w:date="2026-06-10T10:22:00Z">
+        <w:r>
+          <w:t xml:space="preserve">geothermal </w:t>
+        </w:r>
+      </w:ins>
+      <w:ins w:id="272" w:author="Raven, Olivier (Student)" w:date="2026-06-09T16:25:00Z" w16du:dateUtc="2026-06-09T04:25:00Z">
+        <w:r>
+          <w:t>inputs</w:t>
+        </w:r>
+      </w:ins>
+      <w:ins w:id="273" w:author="Raven, Olivier (Student)" w:date="2026-06-10T10:22:00Z">
+        <w:r>
+          <w:t>, though given its near-perfect collinearity with lake identity the mechanistic interpretation of this association remains uncertain.</w:t>
+        </w:r>
+      </w:ins>
+      <w:del w:id="274" w:author="Raven, Olivier (Student)" w:date="2026-06-09T16:28:00Z" w16du:dateUtc="2026-06-09T04:28:00Z">
+        <w:r>
+          <w:delText xml:space="preserve">strength and broader littoral productivity, which may </w:delText>
+        </w:r>
+      </w:del>
+      <w:del w:id="275" w:author="Raven, Olivier (Student)" w:date="2026-06-09T16:35:00Z" w16du:dateUtc="2026-06-09T04:35:00Z">
+        <w:r>
+          <w:delText xml:space="preserve">support </w:delText>
+        </w:r>
+      </w:del>
+      <w:del w:id="276" w:author="Raven, Olivier (Student)" w:date="2026-06-09T16:28:00Z" w16du:dateUtc="2026-06-09T04:28:00Z">
+        <w:r>
+          <w:delText xml:space="preserve">increased </w:delText>
+        </w:r>
+      </w:del>
+      <w:del w:id="277" w:author="Raven, Olivier (Student)" w:date="2026-06-09T16:35:00Z" w16du:dateUtc="2026-06-09T04:35:00Z">
+        <w:r>
+          <w:delText>food availability for kōura (Devcich, 1979)</w:delText>
+        </w:r>
+      </w:del>
+      <w:del w:id="278" w:author="Raven, Olivier (Student)" w:date="2026-06-10T10:22:00Z" w16du:dateUtc="2026-06-09T22:22:00Z">
+        <w:r>
+          <w:delText>.</w:delText>
+        </w:r>
+        <w:commentRangeEnd w:id="266"/>
+        <w:r>
+          <w:rPr>
+            <w:rStyle w:val="CommentReference"/>
+            <w:sz w:val="22"/>
+            <w:szCs w:val="22"/>
+          </w:rPr>
+          <w:commentReference w:id="266"/>
+        </w:r>
+      </w:del>
       <w:r>
         <w:t xml:space="preserve"> </w:t>
       </w:r>
@@ -6662,6 +8217,7 @@
           <w:b/>
           <w:bCs/>
         </w:rPr>
+        <w:lastRenderedPageBreak/>
         <w:t>Conclusion</w:t>
       </w:r>
       <w:r>
@@ -6670,6 +8226,225 @@
           <w:bCs/>
         </w:rPr>
         <w:t>s</w:t>
+      </w:r>
+    </w:p>
+    <w:p>
+      <w:pPr>
+        <w:spacing w:before="120" w:line="360" w:lineRule="auto"/>
+        <w:jc w:val="left"/>
+        <w:rPr>
+          <w:del w:id="279" w:author="Raven, Olivier (Student)" w:date="2026-06-10T10:39:00Z" w16du:dateUtc="2026-06-09T22:39:00Z"/>
+        </w:rPr>
+      </w:pPr>
+      <w:r>
+        <w:t>Our</w:t>
+      </w:r>
+      <w:r>
+        <w:t xml:space="preserve"> study </w:t>
+      </w:r>
+      <w:del w:id="280" w:author="Raven, Olivier (Student)" w:date="2026-06-10T10:42:00Z" w16du:dateUtc="2026-06-09T22:42:00Z">
+        <w:r>
+          <w:delText xml:space="preserve">demonstrates </w:delText>
+        </w:r>
+      </w:del>
+      <w:ins w:id="281" w:author="Raven, Olivier (Student)" w:date="2026-06-10T10:42:00Z" w16du:dateUtc="2026-06-09T22:42:00Z">
+        <w:r>
+          <w:t>found</w:t>
+        </w:r>
+        <w:r>
+          <w:t xml:space="preserve"> </w:t>
+        </w:r>
+      </w:ins>
+      <w:r>
+        <w:t xml:space="preserve">that </w:t>
+      </w:r>
+      <w:ins w:id="282" w:author="Raven, Olivier (Student)" w:date="2026-06-10T10:42:00Z" w16du:dateUtc="2026-06-09T22:42:00Z">
+        <w:r>
+          <w:t>local littoral habitat complexity</w:t>
+        </w:r>
+        <w:r>
+          <w:t xml:space="preserve">, particulary </w:t>
+        </w:r>
+        <w:r>
+          <w:t>coarse substrate</w:t>
+        </w:r>
+      </w:ins>
+      <w:ins w:id="283" w:author="Raven, Olivier (Student)" w:date="2026-06-10T10:43:00Z" w16du:dateUtc="2026-06-09T22:43:00Z">
+        <w:r>
+          <w:t xml:space="preserve"> availability and riparian vegetation cover</w:t>
+        </w:r>
+        <w:r>
+          <w:t>, were consistently associated with</w:t>
+        </w:r>
+      </w:ins>
+      <w:ins w:id="284" w:author="Raven, Olivier (Student)" w:date="2026-06-10T10:42:00Z" w16du:dateUtc="2026-06-09T22:42:00Z">
+        <w:r>
+          <w:t xml:space="preserve"> </w:t>
+        </w:r>
+      </w:ins>
+      <w:r>
+        <w:t xml:space="preserve">kōura occurrence and abundance </w:t>
+      </w:r>
+      <w:r>
+        <w:t>in nearshore habitats</w:t>
+      </w:r>
+      <w:del w:id="285" w:author="Raven, Olivier (Student)" w:date="2026-06-10T10:44:00Z" w16du:dateUtc="2026-06-09T22:44:00Z">
+        <w:r>
+          <w:delText xml:space="preserve"> </w:delText>
+        </w:r>
+      </w:del>
+      <w:ins w:id="286" w:author="Raven, Olivier (Student)" w:date="2026-06-10T10:44:00Z" w16du:dateUtc="2026-06-09T22:44:00Z">
+        <w:r>
+          <w:t>.</w:t>
+        </w:r>
+      </w:ins>
+      <w:del w:id="287" w:author="Raven, Olivier (Student)" w:date="2026-06-10T10:44:00Z" w16du:dateUtc="2026-06-09T22:44:00Z">
+        <w:r>
+          <w:delText xml:space="preserve">are primarily </w:delText>
+        </w:r>
+        <w:r>
+          <w:delText>influenced</w:delText>
+        </w:r>
+        <w:r>
+          <w:delText xml:space="preserve"> by </w:delText>
+        </w:r>
+      </w:del>
+      <w:del w:id="288" w:author="Raven, Olivier (Student)" w:date="2026-06-10T10:42:00Z" w16du:dateUtc="2026-06-09T22:42:00Z">
+        <w:r>
+          <w:delText xml:space="preserve">local littoral habitat </w:delText>
+        </w:r>
+      </w:del>
+      <w:del w:id="289" w:author="Raven, Olivier (Student)" w:date="2026-06-10T10:30:00Z" w16du:dateUtc="2026-06-09T22:30:00Z">
+        <w:r>
+          <w:delText xml:space="preserve">conditions </w:delText>
+        </w:r>
+      </w:del>
+      <w:del w:id="290" w:author="Raven, Olivier (Student)" w:date="2026-06-10T10:44:00Z" w16du:dateUtc="2026-06-09T22:44:00Z">
+        <w:r>
+          <w:delText xml:space="preserve">rather than by lake-scale processes. </w:delText>
+        </w:r>
+        <w:r>
+          <w:delText xml:space="preserve">Coarse substrate availability </w:delText>
+        </w:r>
+        <w:r>
+          <w:delText>and</w:delText>
+        </w:r>
+      </w:del>
+      <w:r>
+        <w:t xml:space="preserve"> </w:t>
+      </w:r>
+      <w:ins w:id="291" w:author="Raven, Olivier (Student)" w:date="2026-06-10T10:44:00Z" w16du:dateUtc="2026-06-09T22:44:00Z">
+        <w:r>
+          <w:t>E</w:t>
+        </w:r>
+      </w:ins>
+      <w:ins w:id="292" w:author="Raven, Olivier (Student)" w:date="2026-06-10T10:43:00Z" w16du:dateUtc="2026-06-09T22:43:00Z">
+        <w:r>
+          <w:t xml:space="preserve">levated </w:t>
+        </w:r>
+      </w:ins>
+      <w:r>
+        <w:t xml:space="preserve">summer water temperature </w:t>
+      </w:r>
+      <w:del w:id="293" w:author="Raven, Olivier (Student)" w:date="2026-06-10T10:44:00Z" w16du:dateUtc="2026-06-09T22:44:00Z">
+        <w:r>
+          <w:delText>emerged as key correlates, underscoring the importance of nearshore environments in shaping kōura distribution within lakes.</w:delText>
+        </w:r>
+      </w:del>
+      <w:ins w:id="294" w:author="Raven, Olivier (Student)" w:date="2026-06-10T10:44:00Z" w16du:dateUtc="2026-06-09T22:44:00Z">
+        <w:r>
+          <w:t xml:space="preserve">were </w:t>
+        </w:r>
+        <w:r>
+          <w:t>negativel</w:t>
+        </w:r>
+      </w:ins>
+      <w:ins w:id="295" w:author="Raven, Olivier (Student)" w:date="2026-06-10T10:45:00Z" w16du:dateUtc="2026-06-09T22:45:00Z">
+        <w:r>
+          <w:t xml:space="preserve">y associated with kōura </w:t>
+        </w:r>
+      </w:ins>
+      <w:ins w:id="296" w:author="Raven, Olivier (Student)" w:date="2026-06-10T10:46:00Z" w16du:dateUtc="2026-06-09T22:46:00Z">
+        <w:r>
+          <w:t>occurrence</w:t>
+        </w:r>
+      </w:ins>
+      <w:ins w:id="297" w:author="Raven, Olivier (Student)" w:date="2026-06-10T10:45:00Z" w16du:dateUtc="2026-06-09T22:45:00Z">
+        <w:r>
+          <w:t xml:space="preserve"> and abundance, consistent with </w:t>
+        </w:r>
+      </w:ins>
+      <w:ins w:id="298" w:author="Raven, Olivier (Student)" w:date="2026-06-10T10:46:00Z" w16du:dateUtc="2026-06-09T22:46:00Z">
+        <w:r>
+          <w:t>thermal</w:t>
+        </w:r>
+      </w:ins>
+      <w:ins w:id="299" w:author="Raven, Olivier (Student)" w:date="2026-06-10T10:45:00Z" w16du:dateUtc="2026-06-09T22:45:00Z">
+        <w:r>
+          <w:t xml:space="preserve"> sensitivity of kōura, though this association partly reflects between-lakes differences and should be </w:t>
+        </w:r>
+      </w:ins>
+      <w:ins w:id="300" w:author="Raven, Olivier (Student)" w:date="2026-06-10T10:46:00Z" w16du:dateUtc="2026-06-09T22:46:00Z">
+        <w:r>
+          <w:t>interpreted</w:t>
+        </w:r>
+      </w:ins>
+      <w:ins w:id="301" w:author="Raven, Olivier (Student)" w:date="2026-06-10T10:45:00Z" w16du:dateUtc="2026-06-09T22:45:00Z">
+        <w:r>
+          <w:t xml:space="preserve"> </w:t>
+        </w:r>
+      </w:ins>
+      <w:ins w:id="302" w:author="Raven, Olivier (Student)" w:date="2026-06-10T10:46:00Z" w16du:dateUtc="2026-06-09T22:46:00Z">
+        <w:r>
+          <w:t>cautiously.</w:t>
+        </w:r>
+      </w:ins>
+      <w:r>
+        <w:t xml:space="preserve"> Together, these findings </w:t>
+      </w:r>
+      <w:del w:id="303" w:author="Raven, Olivier (Student)" w:date="2026-06-10T10:46:00Z" w16du:dateUtc="2026-06-09T22:46:00Z">
+        <w:r>
+          <w:delText xml:space="preserve">indicate </w:delText>
+        </w:r>
+      </w:del>
+      <w:ins w:id="304" w:author="Raven, Olivier (Student)" w:date="2026-06-10T10:46:00Z" w16du:dateUtc="2026-06-09T22:46:00Z">
+        <w:r>
+          <w:t xml:space="preserve">suggest </w:t>
+        </w:r>
+      </w:ins>
+      <w:r>
+        <w:t xml:space="preserve">that </w:t>
+      </w:r>
+      <w:ins w:id="305" w:author="Raven, Olivier (Student)" w:date="2026-06-10T10:46:00Z" w16du:dateUtc="2026-06-09T22:46:00Z">
+        <w:r>
+          <w:t xml:space="preserve">both local habitat complexity and thermal conditions shape </w:t>
+        </w:r>
+      </w:ins>
+      <w:r>
+        <w:t xml:space="preserve">kōura </w:t>
+      </w:r>
+      <w:del w:id="306" w:author="Raven, Olivier (Student)" w:date="2026-06-10T10:47:00Z" w16du:dateUtc="2026-06-09T22:47:00Z">
+        <w:r>
+          <w:delText xml:space="preserve">habitat suitability is closely linked to local physical habitat </w:delText>
+        </w:r>
+      </w:del>
+      <w:del w:id="307" w:author="Raven, Olivier (Student)" w:date="2026-06-10T10:38:00Z" w16du:dateUtc="2026-06-09T22:38:00Z">
+        <w:r>
+          <w:delText xml:space="preserve">characteristics </w:delText>
+        </w:r>
+      </w:del>
+      <w:del w:id="308" w:author="Raven, Olivier (Student)" w:date="2026-06-10T10:47:00Z" w16du:dateUtc="2026-06-09T22:47:00Z">
+        <w:r>
+          <w:delText xml:space="preserve">and seasonal thermal conditions operating at the site scale </w:delText>
+        </w:r>
+      </w:del>
+      <w:ins w:id="309" w:author="Raven, Olivier (Student)" w:date="2026-06-10T10:47:00Z" w16du:dateUtc="2026-06-09T22:47:00Z">
+        <w:r>
+          <w:t xml:space="preserve">distribution </w:t>
+        </w:r>
+      </w:ins>
+      <w:r>
+        <w:t>within the littoral zone.</w:t>
       </w:r>
     </w:p>
     <w:p>
@@ -6677,81 +8452,52 @@
         <w:spacing w:before="120" w:line="360" w:lineRule="auto"/>
         <w:jc w:val="left"/>
       </w:pPr>
-      <w:r>
-        <w:t>Our</w:t>
-      </w:r>
-      <w:r>
-        <w:t xml:space="preserve"> study demonstrates that kōura occurrence and abundance </w:t>
-      </w:r>
-      <w:r>
-        <w:t xml:space="preserve">in nearshore habitats </w:t>
-      </w:r>
-      <w:r>
-        <w:t xml:space="preserve">are primarily </w:t>
-      </w:r>
-      <w:r>
-        <w:t>influenced</w:t>
-      </w:r>
-      <w:r>
-        <w:t xml:space="preserve"> by local littoral habitat conditions rather than by lake-scale processes. </w:t>
-      </w:r>
-      <w:r>
-        <w:t xml:space="preserve">Coarse substrate availability </w:t>
-      </w:r>
-      <w:r>
-        <w:t xml:space="preserve">and summer water temperature emerged as key correlates, underscoring the importance of nearshore environments in shaping kōura distribution within lakes. Together, these findings </w:t>
-      </w:r>
-      <w:r>
-        <w:lastRenderedPageBreak/>
-        <w:t>indicate that kōura habitat suitability is closely linked to local physical habitat characteristics and seasonal thermal conditions operating at the site scale within the littoral zone.</w:t>
+      <w:ins w:id="310" w:author="Raven, Olivier (Student)" w:date="2026-06-10T10:39:00Z" w16du:dateUtc="2026-06-09T22:39:00Z">
+        <w:r>
+          <w:t xml:space="preserve"> </w:t>
+        </w:r>
+      </w:ins>
+      <w:r>
+        <w:t xml:space="preserve">This study contributes to understanding of how habitat complexity structures </w:t>
+      </w:r>
+      <w:r>
+        <w:t xml:space="preserve">influence </w:t>
+      </w:r>
+      <w:r>
+        <w:t xml:space="preserve">freshwater crayfish populations and demonstrates that not all forms of structural complexity equally support biodiversity. </w:t>
+      </w:r>
+      <w:r>
+        <w:t>Different forms of structural complexity likely support different species and ecological functions, meaning that maintaining diversity of habitat types within the littoral zone is important for broader biodiversity conservation</w:t>
+      </w:r>
+      <w:r>
+        <w:t xml:space="preserve"> </w:t>
+      </w:r>
+      <w:r>
+        <w:t>(Meerhoff &amp; de los Ángeles González-Sagrario, 2022)</w:t>
+      </w:r>
+      <w:r>
+        <w:t>.</w:t>
+      </w:r>
+      <w:r>
+        <w:t xml:space="preserve"> </w:t>
+      </w:r>
+      <w:r>
+        <w:t xml:space="preserve">As shoreline modification, sedimentation, and invasive macrophyte expansion </w:t>
+      </w:r>
+      <w:r>
+        <w:t>continue to reduce variation and structural diversity in littoral habitats, understanding which components of habitat complexity are functionally important for target species becomes critical for effective restoration planning.</w:t>
       </w:r>
     </w:p>
     <w:p>
       <w:pPr>
         <w:spacing w:before="120" w:line="360" w:lineRule="auto"/>
         <w:jc w:val="left"/>
+        <w:rPr>
+          <w:del w:id="311" w:author="Raven, Olivier (Student)" w:date="2026-06-08T13:45:00Z" w16du:dateUtc="2026-06-08T01:45:00Z"/>
+        </w:rPr>
       </w:pPr>
-      <w:r>
-        <w:t xml:space="preserve">This study contributes to understanding of how habitat complexity structures </w:t>
-      </w:r>
-      <w:r>
-        <w:t xml:space="preserve">influence </w:t>
-      </w:r>
-      <w:r>
-        <w:t xml:space="preserve">freshwater crayfish populations and demonstrates that not all forms of structural complexity equally support biodiversity. </w:t>
-      </w:r>
-      <w:r>
-        <w:t>Different forms of structural complexity likely support different species and ecological functions, meaning that maintaining diversity of habitat types within the littoral zone is important for broader biodiversity conservation</w:t>
-      </w:r>
-      <w:r>
-        <w:t xml:space="preserve"> </w:t>
-      </w:r>
-      <w:r>
-        <w:t>(Meerhoff &amp; de los Ángeles González-Sagrario, 2022)</w:t>
-      </w:r>
-      <w:r>
-        <w:t>.</w:t>
-      </w:r>
-      <w:r>
-        <w:t xml:space="preserve"> </w:t>
-      </w:r>
-      <w:r>
-        <w:t xml:space="preserve">As shoreline modification, sedimentation, and invasive macrophyte expansion </w:t>
-      </w:r>
-      <w:r>
-        <w:t>continue to reduce variation and structural diversity in littoral habitats, understanding which components of habitat complexity are functionally important for target species becomes critical for effective restoration planning.</w:t>
-      </w:r>
-    </w:p>
-    <w:p>
-      <w:pPr>
-        <w:spacing w:before="120" w:line="360" w:lineRule="auto"/>
-        <w:jc w:val="left"/>
-        <w:rPr>
-          <w:del w:id="37" w:author="Raven, Olivier (Student)" w:date="2026-06-08T13:45:00Z" w16du:dateUtc="2026-06-08T01:45:00Z"/>
-        </w:rPr>
-      </w:pPr>
-      <w:commentRangeStart w:id="38"/>
-      <w:del w:id="39" w:author="Raven, Olivier (Student)" w:date="2026-06-08T13:45:00Z" w16du:dateUtc="2026-06-08T01:45:00Z">
+      <w:commentRangeStart w:id="312"/>
+      <w:del w:id="313" w:author="Raven, Olivier (Student)" w:date="2026-06-08T13:45:00Z" w16du:dateUtc="2026-06-08T01:45:00Z">
         <w:r>
           <w:delText xml:space="preserve">Because sampling was restricted to the </w:delText>
         </w:r>
@@ -6770,14 +8516,14 @@
         <w:r>
           <w:delText xml:space="preserve"> Future studies incorporating multi-season sampling would improve understanding of how habitat associations vary throughout the year, particularly in relation to temperature dynamics, stratification processes, and potential seasonal movements associated with reproduction.</w:delText>
         </w:r>
-        <w:commentRangeEnd w:id="38"/>
+        <w:commentRangeEnd w:id="312"/>
         <w:r>
           <w:rPr>
             <w:rStyle w:val="CommentReference"/>
             <w:sz w:val="22"/>
             <w:szCs w:val="22"/>
           </w:rPr>
-          <w:commentReference w:id="38"/>
+          <w:commentReference w:id="312"/>
         </w:r>
       </w:del>
     </w:p>
@@ -6814,7 +8560,11 @@
         <w:t>substrates and riparian vegetation</w:t>
       </w:r>
       <w:r>
-        <w:t xml:space="preserve">, including the targeted placement of artificial reefs in areas already used by </w:t>
+        <w:t xml:space="preserve">, including the targeted </w:t>
+      </w:r>
+      <w:r>
+        <w:lastRenderedPageBreak/>
+        <w:t xml:space="preserve">placement of artificial reefs in areas already used by </w:t>
       </w:r>
       <w:r>
         <w:t>freshwater crayfish</w:t>
@@ -6876,11 +8626,7 @@
         <w:t>)</w:t>
       </w:r>
       <w:r>
-        <w:t xml:space="preserve">, for facilitating access to the lakes and supporting the field programme. We appreciate Joe Butterworth’s assistance with fieldwork, and the support of Andy </w:t>
-      </w:r>
-      <w:r>
-        <w:lastRenderedPageBreak/>
-        <w:t>Bruere and Bay of Plenty Regional Council in helping to fund the fieldwork.</w:t>
+        <w:t>, for facilitating access to the lakes and supporting the field programme. We appreciate Joe Butterworth’s assistance with fieldwork, and the support of Andy Bruere and Bay of Plenty Regional Council in helping to fund the fieldwork.</w:t>
       </w:r>
       <w:r>
         <w:t xml:space="preserve"> </w:t>
@@ -7143,7 +8889,11 @@
         <w:jc w:val="left"/>
       </w:pPr>
       <w:r>
-        <w:t>The code and derived data supporting the findings of this study are openly available on GitHub (https://github.com/OlivierRaven/Koura_shoreline_habitats) and a rendered version of the analysis is hosted at https://olivierraven.github.io/Koura_shoreline_habitats/. The primary raw dataset is archived on Zenodo (https://doi.org/10.5281/zenodo.19476793). Peer review documents, including the cover letter and reviewer responses, are available in the manuscript repository in the interest of open and transparent science.</w:t>
+        <w:t xml:space="preserve">The code and derived data supporting the findings of this study are openly available on GitHub (https://github.com/OlivierRaven/Koura_shoreline_habitats) and a rendered version of the analysis is hosted at https://olivierraven.github.io/Koura_shoreline_habitats/. The primary raw dataset is archived on Zenodo (https://doi.org/10.5281/zenodo.19476793). Peer review documents, including </w:t>
+      </w:r>
+      <w:r>
+        <w:lastRenderedPageBreak/>
+        <w:t>the cover letter and reviewer responses, are available in the manuscript repository in the interest of open and transparent science.</w:t>
       </w:r>
     </w:p>
     <w:p>
@@ -7184,7 +8934,7 @@
         </w:rPr>
         <w:t xml:space="preserve">Albertson, L. K., &amp; Daniels, M. D. (2018). </w:t>
       </w:r>
-      <w:bookmarkStart w:id="40" w:name="_Int_OdNN9IVh"/>
+      <w:bookmarkStart w:id="314" w:name="_Int_OdNN9IVh"/>
       <w:r>
         <w:rPr>
           <w:sz w:val="18"/>
@@ -7192,7 +8942,7 @@
         </w:rPr>
         <w:t>Crayfish ecosystem engineering effects on riverbed disturbance and topography are mediated by size and behavior.</w:t>
       </w:r>
-      <w:bookmarkEnd w:id="40"/>
+      <w:bookmarkEnd w:id="314"/>
       <w:r>
         <w:rPr>
           <w:sz w:val="18"/>
@@ -7234,7 +8984,7 @@
         </w:rPr>
         <w:t xml:space="preserve">Angilletta, M. J., Jr., Steury, T. D., &amp; Sears, M. W. (2004). </w:t>
       </w:r>
-      <w:bookmarkStart w:id="41" w:name="_Int_g7KExUUm"/>
+      <w:bookmarkStart w:id="315" w:name="_Int_g7KExUUm"/>
       <w:r>
         <w:rPr>
           <w:sz w:val="18"/>
@@ -7242,7 +8992,7 @@
         </w:rPr>
         <w:t>Temperature, Growth Rate, and Body Size in Ectotherms: Fitting Pieces of a Life-History Puzzle1.</w:t>
       </w:r>
-      <w:bookmarkEnd w:id="41"/>
+      <w:bookmarkEnd w:id="315"/>
       <w:r>
         <w:rPr>
           <w:sz w:val="18"/>
@@ -7328,7 +9078,6 @@
           <w:sz w:val="18"/>
           <w:szCs w:val="18"/>
         </w:rPr>
-        <w:lastRenderedPageBreak/>
         <w:t>Barnes, G. E., &amp; Hicks, B. J. (2003). Brown bullhead catfish (</w:t>
       </w:r>
       <w:r>
@@ -7489,7 +9238,7 @@
         </w:rPr>
         <w:t xml:space="preserve">Broughton, R. J., Marsden, I. D., Hill, J. V., &amp; Glover, C. N. (2017). </w:t>
       </w:r>
-      <w:bookmarkStart w:id="42" w:name="_Int_eMpWWp2Y"/>
+      <w:bookmarkStart w:id="316" w:name="_Int_eMpWWp2Y"/>
       <w:r>
         <w:rPr>
           <w:sz w:val="18"/>
@@ -7513,7 +9262,7 @@
         </w:rPr>
         <w:t>.</w:t>
       </w:r>
-      <w:bookmarkEnd w:id="42"/>
+      <w:bookmarkEnd w:id="316"/>
       <w:r>
         <w:rPr>
           <w:sz w:val="18"/>
@@ -7663,7 +9412,7 @@
         </w:rPr>
         <w:t xml:space="preserve">Chambers, P. A. (1987). </w:t>
       </w:r>
-      <w:bookmarkStart w:id="43" w:name="_Int_8tDOL1WN"/>
+      <w:bookmarkStart w:id="317" w:name="_Int_8tDOL1WN"/>
       <w:r>
         <w:rPr>
           <w:sz w:val="18"/>
@@ -7671,7 +9420,7 @@
         </w:rPr>
         <w:t>Nearshore Occurrence of Submersed Aquatic Macrophytes in Relation to Wave Action.</w:t>
       </w:r>
-      <w:bookmarkEnd w:id="43"/>
+      <w:bookmarkEnd w:id="317"/>
       <w:r>
         <w:rPr>
           <w:sz w:val="18"/>
@@ -7713,7 +9462,7 @@
         </w:rPr>
         <w:t xml:space="preserve">Coffey, B. T., &amp; Clayton, J. S. (1988). </w:t>
       </w:r>
-      <w:bookmarkStart w:id="44" w:name="_Int_miwunxuW"/>
+      <w:bookmarkStart w:id="318" w:name="_Int_miwunxuW"/>
       <w:r>
         <w:rPr>
           <w:sz w:val="18"/>
@@ -7753,7 +9502,7 @@
         </w:rPr>
         <w:t>, 22(2), 225–230.</w:t>
       </w:r>
-      <w:bookmarkEnd w:id="44"/>
+      <w:bookmarkEnd w:id="318"/>
       <w:r>
         <w:rPr>
           <w:sz w:val="18"/>
@@ -7824,7 +9573,7 @@
           <w:szCs w:val="18"/>
         </w:rPr>
       </w:pPr>
-      <w:bookmarkStart w:id="45" w:name="_Int_sKNHLq5d"/>
+      <w:bookmarkStart w:id="319" w:name="_Int_sKNHLq5d"/>
       <w:r>
         <w:rPr>
           <w:sz w:val="18"/>
@@ -7832,7 +9581,7 @@
         </w:rPr>
         <w:t>Danilović, M., Maguire, I., &amp; Füreder, L. (2022). Overlooked keystone species in conservation plans of fluvial ecosystems in Southeast Europe: A review of native freshwater crayfish species.</w:t>
       </w:r>
-      <w:bookmarkEnd w:id="45"/>
+      <w:bookmarkEnd w:id="319"/>
       <w:r>
         <w:rPr>
           <w:sz w:val="18"/>
@@ -7872,9 +9621,10 @@
           <w:sz w:val="18"/>
           <w:szCs w:val="18"/>
         </w:rPr>
+        <w:lastRenderedPageBreak/>
         <w:t xml:space="preserve">Dedual, M. (2002). </w:t>
       </w:r>
-      <w:bookmarkStart w:id="46" w:name="_Int_cxUJtc3E"/>
+      <w:bookmarkStart w:id="320" w:name="_Int_cxUJtc3E"/>
       <w:r>
         <w:rPr>
           <w:sz w:val="18"/>
@@ -7898,7 +9648,7 @@
         </w:rPr>
         <w:t xml:space="preserve"> Lesueur 1819) in Motuoapa Bay, southern Lake Taupo, New Zealand.</w:t>
       </w:r>
-      <w:bookmarkEnd w:id="46"/>
+      <w:bookmarkEnd w:id="320"/>
       <w:r>
         <w:rPr>
           <w:sz w:val="18"/>
@@ -7924,7 +9674,7 @@
         </w:rPr>
         <w:t xml:space="preserve">Devcich, A. A. (1979). </w:t>
       </w:r>
-      <w:bookmarkStart w:id="47" w:name="_Int_4jmxGcwc"/>
+      <w:bookmarkStart w:id="321" w:name="_Int_4jmxGcwc"/>
       <w:r>
         <w:rPr>
           <w:sz w:val="18"/>
@@ -7964,7 +9714,7 @@
         </w:rPr>
         <w:t>) in Lake Rotoiti, North Island.</w:t>
       </w:r>
-      <w:bookmarkEnd w:id="47"/>
+      <w:bookmarkEnd w:id="321"/>
       <w:r>
         <w:rPr>
           <w:sz w:val="18"/>
@@ -8091,7 +9841,7 @@
           <w:szCs w:val="18"/>
         </w:rPr>
       </w:pPr>
-      <w:bookmarkStart w:id="48" w:name="_Int_9PLvn9q8"/>
+      <w:bookmarkStart w:id="322" w:name="_Int_9PLvn9q8"/>
       <w:r>
         <w:rPr>
           <w:sz w:val="18"/>
@@ -8131,7 +9881,7 @@
         </w:rPr>
         <w:t>, 30(2), 147–152.</w:t>
       </w:r>
-      <w:bookmarkEnd w:id="48"/>
+      <w:bookmarkEnd w:id="322"/>
       <w:r>
         <w:rPr>
           <w:sz w:val="18"/>
@@ -8167,7 +9917,6 @@
           <w:sz w:val="18"/>
           <w:szCs w:val="18"/>
         </w:rPr>
-        <w:lastRenderedPageBreak/>
         <w:t>Francis, L. B. (2019). Evaluating the effects of invasive brown bullhead catfish (</w:t>
       </w:r>
       <w:r>
@@ -8220,7 +9969,7 @@
         </w:rPr>
         <w:t xml:space="preserve">Froese, R. (2006). </w:t>
       </w:r>
-      <w:bookmarkStart w:id="49" w:name="_Int_PnEs04cc"/>
+      <w:bookmarkStart w:id="323" w:name="_Int_PnEs04cc"/>
       <w:r>
         <w:rPr>
           <w:sz w:val="18"/>
@@ -8228,7 +9977,7 @@
         </w:rPr>
         <w:t>Cube law, condition factor and weight–length relationships: History, meta-analysis and recommendations.</w:t>
       </w:r>
-      <w:bookmarkEnd w:id="49"/>
+      <w:bookmarkEnd w:id="323"/>
       <w:r>
         <w:rPr>
           <w:sz w:val="18"/>
@@ -8263,7 +10012,7 @@
           <w:szCs w:val="18"/>
         </w:rPr>
       </w:pPr>
-      <w:bookmarkStart w:id="50" w:name="_Int_MmczO7Wb"/>
+      <w:bookmarkStart w:id="324" w:name="_Int_MmczO7Wb"/>
       <w:r>
         <w:rPr>
           <w:sz w:val="18"/>
@@ -8271,7 +10020,7 @@
         </w:rPr>
         <w:t>Fry, F. E. J., &amp; Hart, J. S. (1948). Cruising Speed of Goldfish in Relation to Water Temperature.</w:t>
       </w:r>
-      <w:bookmarkEnd w:id="50"/>
+      <w:bookmarkEnd w:id="324"/>
       <w:r>
         <w:rPr>
           <w:sz w:val="18"/>
@@ -8365,7 +10114,7 @@
         </w:rPr>
         <w:t xml:space="preserve">Hamilton, D., McBride, C., &amp; Uraoka, T. (2005). </w:t>
       </w:r>
-      <w:bookmarkStart w:id="51" w:name="_Int_XHNaSX2g"/>
+      <w:bookmarkStart w:id="325" w:name="_Int_XHNaSX2g"/>
       <w:r>
         <w:rPr>
           <w:sz w:val="18"/>
@@ -8387,7 +10136,7 @@
         </w:rPr>
         <w:t xml:space="preserve"> to support considerations of Ohau channel diversion from Lake Rotoiti.</w:t>
       </w:r>
-      <w:bookmarkEnd w:id="51"/>
+      <w:bookmarkEnd w:id="325"/>
       <w:r>
         <w:rPr>
           <w:sz w:val="18"/>
@@ -8413,7 +10162,7 @@
         </w:rPr>
         <w:t xml:space="preserve">Hammond, K. S., Hollows, J. W., Townsend, C. R., &amp; Lokman, P. M. (2006). </w:t>
       </w:r>
-      <w:bookmarkStart w:id="52" w:name="_Int_7g7VVxsQ"/>
+      <w:bookmarkStart w:id="326" w:name="_Int_7g7VVxsQ"/>
       <w:r>
         <w:rPr>
           <w:sz w:val="18"/>
@@ -8430,7 +10179,7 @@
         </w:rPr>
         <w:t>Paranephrops zealandicus.</w:t>
       </w:r>
-      <w:bookmarkEnd w:id="52"/>
+      <w:bookmarkEnd w:id="326"/>
       <w:r>
         <w:rPr>
           <w:i/>
@@ -8458,7 +10207,7 @@
           <w:szCs w:val="18"/>
         </w:rPr>
       </w:pPr>
-      <w:bookmarkStart w:id="53" w:name="_Int_7dmYwi9i"/>
+      <w:bookmarkStart w:id="327" w:name="_Int_7dmYwi9i"/>
       <w:r>
         <w:rPr>
           <w:sz w:val="18"/>
@@ -8466,7 +10215,7 @@
         </w:rPr>
         <w:t>Harding, J. S., Clapcott, J. E., Quinn, J. M., Hayes, J. W., Joy, M. K., Storey, R. G., Greig, H. S., Hay, J., James, T., Beech, M. A., Ozane, R., Meredith, A. S., &amp; Boothroyd, I. K. G. (2009).</w:t>
       </w:r>
-      <w:bookmarkEnd w:id="53"/>
+      <w:bookmarkEnd w:id="327"/>
       <w:r>
         <w:rPr>
           <w:sz w:val="18"/>
@@ -8474,7 +10223,7 @@
         </w:rPr>
         <w:t xml:space="preserve"> </w:t>
       </w:r>
-      <w:bookmarkStart w:id="54" w:name="_Int_UOdtaxM8"/>
+      <w:bookmarkStart w:id="328" w:name="_Int_UOdtaxM8"/>
       <w:r>
         <w:rPr>
           <w:sz w:val="18"/>
@@ -8482,7 +10231,7 @@
         </w:rPr>
         <w:t>Stream Habitat Assessment Protocols for wadeable rivers and streams of New Zealand.</w:t>
       </w:r>
-      <w:bookmarkEnd w:id="54"/>
+      <w:bookmarkEnd w:id="328"/>
       <w:r>
         <w:rPr>
           <w:sz w:val="18"/>
@@ -8570,7 +10319,7 @@
         </w:rPr>
         <w:t xml:space="preserve">Hessen, D. O., Skurdal, J., &amp; Braathen, J. E. (2004). </w:t>
       </w:r>
-      <w:bookmarkStart w:id="55" w:name="_Int_0wVf3kf7"/>
+      <w:bookmarkStart w:id="329" w:name="_Int_0wVf3kf7"/>
       <w:r>
         <w:rPr>
           <w:sz w:val="18"/>
@@ -8578,7 +10327,7 @@
         </w:rPr>
         <w:t>Plant Exclusion of a Herbivore; Crayfish Population Decline caused by an Invading Waterweed.</w:t>
       </w:r>
-      <w:bookmarkEnd w:id="55"/>
+      <w:bookmarkEnd w:id="329"/>
       <w:r>
         <w:rPr>
           <w:sz w:val="18"/>
@@ -8620,7 +10369,7 @@
         </w:rPr>
         <w:t xml:space="preserve">Hiroa, T. R. (1921). </w:t>
       </w:r>
-      <w:bookmarkStart w:id="56" w:name="_Int_YNVhnzr4"/>
+      <w:bookmarkStart w:id="330" w:name="_Int_YNVhnzr4"/>
       <w:r>
         <w:rPr>
           <w:sz w:val="18"/>
@@ -8635,7 +10384,7 @@
         </w:rPr>
         <w:t xml:space="preserve"> Food-supplies of Lake Rotorua, with Methods of obtaining them, and Usages and Customs appertaining thereto.</w:t>
       </w:r>
-      <w:bookmarkEnd w:id="56"/>
+      <w:bookmarkEnd w:id="330"/>
       <w:r>
         <w:rPr>
           <w:sz w:val="18"/>
@@ -8677,7 +10426,7 @@
         </w:rPr>
         <w:t xml:space="preserve">Hopkins, C. L. (1970). </w:t>
       </w:r>
-      <w:bookmarkStart w:id="57" w:name="_Int_z4hH45JW"/>
+      <w:bookmarkStart w:id="331" w:name="_Int_z4hH45JW"/>
       <w:r>
         <w:rPr>
           <w:sz w:val="18"/>
@@ -8717,7 +10466,7 @@
         </w:rPr>
         <w:t>).</w:t>
       </w:r>
-      <w:bookmarkEnd w:id="57"/>
+      <w:bookmarkEnd w:id="331"/>
       <w:r>
         <w:rPr>
           <w:sz w:val="18"/>
@@ -8757,6 +10506,7 @@
           <w:sz w:val="18"/>
           <w:szCs w:val="18"/>
         </w:rPr>
+        <w:lastRenderedPageBreak/>
         <w:t xml:space="preserve">Jane, S. F., Hansen, G. J. A., Kraemer, B. M., Leavitt, P. R., Mincer, J. L., North, R. L., Pilla, R. M., Stetler, J. T., Williamson, C. E., Woolway, R. I., Arvola, L., Chandra, S., DeGasperi, C. L., Diemer, L., Dunalska, J., Erina, O., Flaim, G., Grossart, H.-P., Hambright, K. D., … Rose, K. C. (2021). Widespread deoxygenation of temperate lakes. </w:t>
       </w:r>
       <w:r>
@@ -8811,7 +10561,7 @@
         </w:rPr>
         <w:t xml:space="preserve">Jowett, I. G., &amp; Richardson, J. (1990). </w:t>
       </w:r>
-      <w:bookmarkStart w:id="58" w:name="_Int_aznHVA18"/>
+      <w:bookmarkStart w:id="332" w:name="_Int_aznHVA18"/>
       <w:r>
         <w:rPr>
           <w:sz w:val="18"/>
@@ -8835,7 +10585,7 @@
         </w:rPr>
         <w:t>. New Zealand Journal of Marine and Freshwater Research, 24(1), 19–30.</w:t>
       </w:r>
-      <w:bookmarkEnd w:id="58"/>
+      <w:bookmarkEnd w:id="332"/>
       <w:r>
         <w:rPr>
           <w:sz w:val="18"/>
@@ -8909,10 +10659,9 @@
           <w:sz w:val="18"/>
           <w:szCs w:val="18"/>
         </w:rPr>
-        <w:lastRenderedPageBreak/>
         <w:t xml:space="preserve">Kusabs, I. A., &amp; Quinn, J. M. (2009). </w:t>
       </w:r>
-      <w:bookmarkStart w:id="59" w:name="_Int_m0hLZJKG"/>
+      <w:bookmarkStart w:id="333" w:name="_Int_m0hLZJKG"/>
       <w:r>
         <w:rPr>
           <w:sz w:val="18"/>
@@ -8950,7 +10699,7 @@
         </w:rPr>
         <w:t>) in Lake Rotoiti, North Island, New Zealand.</w:t>
       </w:r>
-      <w:bookmarkEnd w:id="59"/>
+      <w:bookmarkEnd w:id="333"/>
       <w:r>
         <w:rPr>
           <w:sz w:val="18"/>
@@ -8992,7 +10741,7 @@
         </w:rPr>
         <w:t xml:space="preserve">Kusabs, I. A., Hicks, B. J., Quinn, J. M., &amp; Hamilton, D. P. (2015a). </w:t>
       </w:r>
-      <w:bookmarkStart w:id="60" w:name="_Int_AqC8guwu"/>
+      <w:bookmarkStart w:id="334" w:name="_Int_AqC8guwu"/>
       <w:r>
         <w:rPr>
           <w:sz w:val="18"/>
@@ -9016,7 +10765,7 @@
         </w:rPr>
         <w:t>) in Te Arawa (Rotorua) lakes, North Island, New Zealand.</w:t>
       </w:r>
-      <w:bookmarkEnd w:id="60"/>
+      <w:bookmarkEnd w:id="334"/>
       <w:r>
         <w:rPr>
           <w:sz w:val="18"/>
@@ -9058,7 +10807,7 @@
         </w:rPr>
         <w:t xml:space="preserve">Kusabs, I. A., Quinn, J. M., &amp; Hamilton, D. P. (2015b). </w:t>
       </w:r>
-      <w:bookmarkStart w:id="61" w:name="_Int_SgWbqDvz"/>
+      <w:bookmarkStart w:id="335" w:name="_Int_SgWbqDvz"/>
       <w:r>
         <w:rPr>
           <w:sz w:val="18"/>
@@ -9082,7 +10831,7 @@
         </w:rPr>
         <w:t>) population characteristics in seven Te Arawa (Rotorua) lakes, North Island, New Zealand.</w:t>
       </w:r>
-      <w:bookmarkEnd w:id="61"/>
+      <w:bookmarkEnd w:id="335"/>
       <w:r>
         <w:rPr>
           <w:sz w:val="18"/>
@@ -9131,6 +10880,7 @@
           <w:szCs w:val="18"/>
         </w:rPr>
       </w:pPr>
+      <w:commentRangeStart w:id="336"/>
       <w:r>
         <w:rPr>
           <w:sz w:val="18"/>
@@ -9265,6 +11015,17 @@
           <w:szCs w:val="18"/>
         </w:rPr>
         <w:t>Biological Invasions</w:t>
+      </w:r>
+      <w:commentRangeEnd w:id="336"/>
+      <w:r>
+        <w:rPr>
+          <w:rStyle w:val="CommentReference"/>
+          <w:i/>
+          <w:iCs/>
+          <w:sz w:val="18"/>
+          <w:szCs w:val="18"/>
+        </w:rPr>
+        <w:commentReference w:id="336"/>
       </w:r>
     </w:p>
     <w:p>
@@ -9662,9 +11423,10 @@
           <w:sz w:val="18"/>
           <w:szCs w:val="18"/>
         </w:rPr>
+        <w:lastRenderedPageBreak/>
         <w:t xml:space="preserve">Olsson, K., Stenroth, P., Nyström, P., Holmqvist, N., McIntosh, A. R., &amp; Winterbourn, M. J. (2006). </w:t>
       </w:r>
-      <w:bookmarkStart w:id="62" w:name="_Int_D2MSB3Iv"/>
+      <w:bookmarkStart w:id="337" w:name="_Int_D2MSB3Iv"/>
       <w:r>
         <w:rPr>
           <w:sz w:val="18"/>
@@ -9672,7 +11434,7 @@
         </w:rPr>
         <w:t>Does natural acidity mediate interactions between introduced brown trout, native fish, crayfish and other invertebrates in West Coast New Zealand streams?</w:t>
       </w:r>
-      <w:bookmarkEnd w:id="62"/>
+      <w:bookmarkEnd w:id="337"/>
       <w:r>
         <w:rPr>
           <w:sz w:val="18"/>
@@ -9830,10 +11592,9 @@
           <w:sz w:val="18"/>
           <w:szCs w:val="18"/>
         </w:rPr>
-        <w:lastRenderedPageBreak/>
         <w:t xml:space="preserve">Parkyn, S. M., Meleason, M. A., &amp; Davies‐Colley, R. J. (2009). </w:t>
       </w:r>
-      <w:bookmarkStart w:id="63" w:name="_Int_2Mu3bJJd"/>
+      <w:bookmarkStart w:id="338" w:name="_Int_2Mu3bJJd"/>
       <w:r>
         <w:rPr>
           <w:sz w:val="18"/>
@@ -9857,7 +11618,7 @@
         </w:rPr>
         <w:t>) habitat in a forested stream.</w:t>
       </w:r>
-      <w:bookmarkEnd w:id="63"/>
+      <w:bookmarkEnd w:id="338"/>
       <w:r>
         <w:rPr>
           <w:sz w:val="18"/>
@@ -10014,7 +11775,7 @@
         </w:rPr>
         <w:t xml:space="preserve">Richman, N. I., Böhm, M., Adams, S. B., Alvarez, F., Bergey, E. A., Bunn, J. J. S., Burnham, Q., Cordeiro, J., Coughran, J., Crandall, K. A., Dawkins, K. L., DiStefano, R. J., Doran, N. E., Edsman, L., Eversole, A. G., Füreder, L., Furse, J. M., Gherardi, F., Hamr, P., … Collen, B. (2015). </w:t>
       </w:r>
-      <w:bookmarkStart w:id="64" w:name="_Int_IuMPugpq"/>
+      <w:bookmarkStart w:id="339" w:name="_Int_IuMPugpq"/>
       <w:r>
         <w:rPr>
           <w:sz w:val="18"/>
@@ -10038,7 +11799,7 @@
         </w:rPr>
         <w:t>).</w:t>
       </w:r>
-      <w:bookmarkEnd w:id="64"/>
+      <w:bookmarkEnd w:id="339"/>
       <w:r>
         <w:rPr>
           <w:sz w:val="18"/>
@@ -10046,7 +11807,7 @@
         </w:rPr>
         <w:t xml:space="preserve"> </w:t>
       </w:r>
-      <w:bookmarkStart w:id="65" w:name="_Int_JLxiY2Df"/>
+      <w:bookmarkStart w:id="340" w:name="_Int_JLxiY2Df"/>
       <w:r>
         <w:rPr>
           <w:i/>
@@ -10063,7 +11824,7 @@
         </w:rPr>
         <w:t>, 370(1662), 20140060.</w:t>
       </w:r>
-      <w:bookmarkEnd w:id="65"/>
+      <w:bookmarkEnd w:id="340"/>
       <w:r>
         <w:rPr>
           <w:sz w:val="18"/>
@@ -10179,7 +11940,7 @@
         </w:rPr>
         <w:t xml:space="preserve">Rowe, D. K. (1993). </w:t>
       </w:r>
-      <w:bookmarkStart w:id="66" w:name="_Int_rJX6Amkd"/>
+      <w:bookmarkStart w:id="341" w:name="_Int_rJX6Amkd"/>
       <w:r>
         <w:rPr>
           <w:sz w:val="18"/>
@@ -10187,7 +11948,7 @@
         </w:rPr>
         <w:t>Identification of fish responsible for five layers of echoes recorded by high‐frequency (200 kHz) echosounding in Lake Rotoiti, North Island, New Zealand.</w:t>
       </w:r>
-      <w:bookmarkEnd w:id="66"/>
+      <w:bookmarkEnd w:id="341"/>
       <w:r>
         <w:rPr>
           <w:sz w:val="18"/>
@@ -10377,7 +12138,7 @@
         </w:rPr>
         <w:t xml:space="preserve">Shave, Cathy. R., Townsend, C. R., &amp; Crowl, T. A. (1994). </w:t>
       </w:r>
-      <w:bookmarkStart w:id="67" w:name="_Int_ntsQPcvK"/>
+      <w:bookmarkStart w:id="342" w:name="_Int_ntsQPcvK"/>
       <w:r>
         <w:rPr>
           <w:sz w:val="18"/>
@@ -10401,7 +12162,7 @@
         </w:rPr>
         <w:t>) to a native and an introduced predator.</w:t>
       </w:r>
-      <w:bookmarkEnd w:id="67"/>
+      <w:bookmarkEnd w:id="342"/>
       <w:r>
         <w:rPr>
           <w:sz w:val="18"/>
@@ -10506,6 +12267,7 @@
           <w:szCs w:val="18"/>
           <w:lang w:val="en-NZ"/>
         </w:rPr>
+        <w:lastRenderedPageBreak/>
         <w:t xml:space="preserve">Smith, G. R. T., Learner, M. A., Slater, F. M., &amp; Foster, J. (1996). Habitat features important for the conservation of the native crayfish </w:t>
       </w:r>
       <w:r>
@@ -10693,10 +12455,9 @@
           <w:sz w:val="18"/>
           <w:szCs w:val="18"/>
         </w:rPr>
-        <w:lastRenderedPageBreak/>
         <w:t xml:space="preserve">Taylor, C. A., DiStefano, R. J., Larson, E. R., &amp; Stoeckel, J. (2019). </w:t>
       </w:r>
-      <w:bookmarkStart w:id="68" w:name="_Int_gMiZn63W"/>
+      <w:bookmarkStart w:id="343" w:name="_Int_gMiZn63W"/>
       <w:r>
         <w:rPr>
           <w:sz w:val="18"/>
@@ -10720,7 +12481,7 @@
         </w:rPr>
         <w:t>, 846(1), 39–58.</w:t>
       </w:r>
-      <w:bookmarkEnd w:id="68"/>
+      <w:bookmarkEnd w:id="343"/>
       <w:r>
         <w:rPr>
           <w:sz w:val="18"/>
@@ -10746,7 +12507,7 @@
         </w:rPr>
         <w:t xml:space="preserve">Usio, N., &amp; Townsend, C. R. (2000). </w:t>
       </w:r>
-      <w:bookmarkStart w:id="69" w:name="_Int_7nott8bv"/>
+      <w:bookmarkStart w:id="344" w:name="_Int_7nott8bv"/>
       <w:r>
         <w:rPr>
           <w:sz w:val="18"/>
@@ -10770,7 +12531,7 @@
         </w:rPr>
         <w:t>) in relation to stream physico‐chemistry, predatory fish, and invertebrate prey.</w:t>
       </w:r>
-      <w:bookmarkEnd w:id="69"/>
+      <w:bookmarkEnd w:id="344"/>
       <w:r>
         <w:rPr>
           <w:sz w:val="18"/>
@@ -10812,7 +12573,7 @@
         </w:rPr>
         <w:t xml:space="preserve">Usio, N., &amp; Townsend, C. R. (2004). </w:t>
       </w:r>
-      <w:bookmarkStart w:id="70" w:name="_Int_03jp1Aeh"/>
+      <w:bookmarkStart w:id="345" w:name="_Int_03jp1Aeh"/>
       <w:r>
         <w:rPr>
           <w:sz w:val="18"/>
@@ -10820,7 +12581,7 @@
         </w:rPr>
         <w:t>Roles of crayfish: Consequences of predation and bioturbation for stream invertebrates.</w:t>
       </w:r>
-      <w:bookmarkEnd w:id="70"/>
+      <w:bookmarkEnd w:id="345"/>
       <w:r>
         <w:rPr>
           <w:sz w:val="18"/>
@@ -10855,7 +12616,7 @@
           <w:szCs w:val="18"/>
         </w:rPr>
       </w:pPr>
-      <w:bookmarkStart w:id="71" w:name="_Int_soyLvIva"/>
+      <w:bookmarkStart w:id="346" w:name="_Int_soyLvIva"/>
       <w:r>
         <w:rPr>
           <w:sz w:val="18"/>
@@ -10863,7 +12624,7 @@
         </w:rPr>
         <w:t>Vedia, I., Galicia, D., Baquero, E., Oscoz, J., &amp; Miranda, R. (2017). Environmental factors influencing the distribution and abundance of the introduced signal crayfish in the north of Iberian Peninsula.</w:t>
       </w:r>
-      <w:bookmarkEnd w:id="71"/>
+      <w:bookmarkEnd w:id="346"/>
       <w:r>
         <w:rPr>
           <w:sz w:val="18"/>
@@ -10905,7 +12666,7 @@
         </w:rPr>
         <w:t xml:space="preserve">Vincent, W. F., Gibbs, M. M., &amp; Dryden, S. J. (1984). </w:t>
       </w:r>
-      <w:bookmarkStart w:id="72" w:name="_Int_3386iD1L"/>
+      <w:bookmarkStart w:id="347" w:name="_Int_3386iD1L"/>
       <w:r>
         <w:rPr>
           <w:sz w:val="18"/>
@@ -10913,7 +12674,7 @@
         </w:rPr>
         <w:t>Accelerated eutrophication in a New Zealand lake: Lake Rotoiti, central North Island.</w:t>
       </w:r>
-      <w:bookmarkEnd w:id="72"/>
+      <w:bookmarkEnd w:id="347"/>
       <w:r>
         <w:rPr>
           <w:sz w:val="18"/>
@@ -11081,7 +12842,7 @@
         </w:rPr>
         <w:t xml:space="preserve">Wood, S. N. (2004). </w:t>
       </w:r>
-      <w:bookmarkStart w:id="73" w:name="_Int_oomhmmwu"/>
+      <w:bookmarkStart w:id="348" w:name="_Int_oomhmmwu"/>
       <w:r>
         <w:rPr>
           <w:sz w:val="18"/>
@@ -11089,7 +12850,7 @@
         </w:rPr>
         <w:t>Stable and Efficient Multiple Smoothing Parameter Estimation for Generalized Additive Models.</w:t>
       </w:r>
-      <w:bookmarkEnd w:id="73"/>
+      <w:bookmarkEnd w:id="348"/>
       <w:r>
         <w:rPr>
           <w:sz w:val="18"/>
@@ -11097,7 +12858,7 @@
         </w:rPr>
         <w:t xml:space="preserve"> </w:t>
       </w:r>
-      <w:bookmarkStart w:id="74" w:name="_Int_TIGLzrOi"/>
+      <w:bookmarkStart w:id="349" w:name="_Int_TIGLzrOi"/>
       <w:r>
         <w:rPr>
           <w:i/>
@@ -11114,7 +12875,7 @@
         </w:rPr>
         <w:t>, 99(467), 673–686.</w:t>
       </w:r>
-      <w:bookmarkEnd w:id="74"/>
+      <w:bookmarkEnd w:id="349"/>
       <w:r>
         <w:rPr>
           <w:sz w:val="18"/>
@@ -11254,15 +13015,16 @@
           <w:szCs w:val="18"/>
         </w:rPr>
       </w:pPr>
-      <w:bookmarkStart w:id="75" w:name="_Int_zjJOtydd"/>
+      <w:bookmarkStart w:id="350" w:name="_Int_zjJOtydd"/>
       <w:r>
         <w:rPr>
           <w:sz w:val="18"/>
           <w:szCs w:val="18"/>
         </w:rPr>
+        <w:lastRenderedPageBreak/>
         <w:t>Zuur, A. F., Ieno, E. N., Walker, N., Saveliev, A. A., &amp; Smith, G. M. (2009).</w:t>
       </w:r>
-      <w:bookmarkEnd w:id="75"/>
+      <w:bookmarkEnd w:id="350"/>
       <w:r>
         <w:rPr>
           <w:sz w:val="18"/>
@@ -11536,12 +13298,34 @@
         </w:rPr>
         <w:t>.</w:t>
       </w:r>
+      <w:ins w:id="351" w:author="Raven, Olivier (Student)" w:date="2026-06-09T11:39:00Z" w16du:dateUtc="2026-06-08T23:39:00Z">
+        <w:r>
+          <w:rPr>
+            <w:i/>
+            <w:iCs/>
+            <w:sz w:val="18"/>
+            <w:szCs w:val="18"/>
+          </w:rPr>
+          <w:t xml:space="preserve"> </w:t>
+        </w:r>
+      </w:ins>
+      <w:ins w:id="352" w:author="Raven, Olivier (Student)" w:date="2026-06-09T11:39:00Z">
+        <w:r>
+          <w:rPr>
+            <w:i/>
+            <w:iCs/>
+            <w:sz w:val="18"/>
+            <w:szCs w:val="18"/>
+          </w:rPr>
+          <w:t>Shoreline composition percentages are calculated from useable shoreline only, excluding geothermal and cliff sections.</w:t>
+        </w:r>
+      </w:ins>
     </w:p>
     <w:tbl>
       <w:tblPr>
         <w:tblStyle w:val="TableGrid"/>
         <w:tblpPr w:leftFromText="180" w:rightFromText="180" w:vertAnchor="text" w:tblpY="31"/>
-        <w:tblW w:w="8921" w:type="dxa"/>
+        <w:tblW w:w="9026" w:type="dxa"/>
         <w:tblBorders>
           <w:top w:val="none" w:sz="0" w:space="0" w:color="auto"/>
           <w:left w:val="none" w:sz="0" w:space="0" w:color="auto"/>
@@ -11550,27 +13334,89 @@
           <w:insideV w:val="none" w:sz="0" w:space="0" w:color="auto"/>
         </w:tblBorders>
         <w:tblLook w:val="04A0" w:firstRow="1" w:lastRow="0" w:firstColumn="1" w:lastColumn="0" w:noHBand="0" w:noVBand="1"/>
+        <w:tblPrChange w:id="353" w:author="Raven, Olivier (Student)" w:date="2026-06-09T11:31:00Z" w16du:dateUtc="2026-06-08T23:31:00Z">
+          <w:tblPr>
+            <w:tblStyle w:val="TableGrid"/>
+            <w:tblpPr w:leftFromText="180" w:rightFromText="180" w:vertAnchor="text" w:tblpY="31"/>
+            <w:tblW w:w="9026" w:type="dxa"/>
+            <w:tblBorders>
+              <w:top w:val="none" w:sz="0" w:space="0" w:color="auto"/>
+              <w:left w:val="none" w:sz="0" w:space="0" w:color="auto"/>
+              <w:bottom w:val="none" w:sz="0" w:space="0" w:color="auto"/>
+              <w:right w:val="none" w:sz="0" w:space="0" w:color="auto"/>
+              <w:insideV w:val="none" w:sz="0" w:space="0" w:color="auto"/>
+            </w:tblBorders>
+            <w:tblLook w:val="04A0" w:firstRow="1" w:lastRow="0" w:firstColumn="1" w:lastColumn="0" w:noHBand="0" w:noVBand="1"/>
+          </w:tblPr>
+        </w:tblPrChange>
       </w:tblPr>
       <w:tblGrid>
-        <w:gridCol w:w="797"/>
-        <w:gridCol w:w="1035"/>
-        <w:gridCol w:w="965"/>
-        <w:gridCol w:w="883"/>
-        <w:gridCol w:w="942"/>
-        <w:gridCol w:w="632"/>
-        <w:gridCol w:w="893"/>
-        <w:gridCol w:w="837"/>
-        <w:gridCol w:w="885"/>
-        <w:gridCol w:w="1052"/>
+        <w:gridCol w:w="614"/>
+        <w:gridCol w:w="761"/>
+        <w:gridCol w:w="563"/>
+        <w:gridCol w:w="681"/>
+        <w:gridCol w:w="723"/>
+        <w:gridCol w:w="493"/>
+        <w:gridCol w:w="693"/>
+        <w:gridCol w:w="649"/>
+        <w:gridCol w:w="683"/>
+        <w:gridCol w:w="800"/>
+        <w:gridCol w:w="550"/>
+        <w:gridCol w:w="500"/>
+        <w:gridCol w:w="493"/>
+        <w:gridCol w:w="823"/>
+        <w:tblGridChange w:id="354">
+          <w:tblGrid>
+            <w:gridCol w:w="614"/>
+            <w:gridCol w:w="151"/>
+            <w:gridCol w:w="610"/>
+            <w:gridCol w:w="357"/>
+            <w:gridCol w:w="206"/>
+            <w:gridCol w:w="489"/>
+            <w:gridCol w:w="192"/>
+            <w:gridCol w:w="665"/>
+            <w:gridCol w:w="58"/>
+            <w:gridCol w:w="493"/>
+            <w:gridCol w:w="363"/>
+            <w:gridCol w:w="330"/>
+            <w:gridCol w:w="268"/>
+            <w:gridCol w:w="381"/>
+            <w:gridCol w:w="492"/>
+            <w:gridCol w:w="191"/>
+            <w:gridCol w:w="621"/>
+            <w:gridCol w:w="179"/>
+            <w:gridCol w:w="550"/>
+            <w:gridCol w:w="130"/>
+            <w:gridCol w:w="370"/>
+            <w:gridCol w:w="493"/>
+            <w:gridCol w:w="157"/>
+            <w:gridCol w:w="222"/>
+            <w:gridCol w:w="222"/>
+            <w:gridCol w:w="222"/>
+            <w:gridCol w:w="236"/>
+          </w:tblGrid>
+        </w:tblGridChange>
       </w:tblGrid>
       <w:tr>
         <w:trPr>
           <w:trHeight w:val="600"/>
+          <w:trPrChange w:id="355" w:author="Raven, Olivier (Student)" w:date="2026-06-09T11:31:00Z" w16du:dateUtc="2026-06-08T23:31:00Z">
+            <w:trPr>
+              <w:trHeight w:val="600"/>
+            </w:trPr>
+          </w:trPrChange>
         </w:trPr>
         <w:tc>
           <w:tcPr>
-            <w:tcW w:w="797" w:type="dxa"/>
-            <w:hideMark/>
+            <w:tcW w:w="745" w:type="dxa"/>
+            <w:hideMark/>
+            <w:tcPrChange w:id="356" w:author="Raven, Olivier (Student)" w:date="2026-06-09T11:31:00Z" w16du:dateUtc="2026-06-08T23:31:00Z">
+              <w:tcPr>
+                <w:tcW w:w="765" w:type="dxa"/>
+                <w:gridSpan w:val="2"/>
+                <w:hideMark/>
+              </w:tcPr>
+            </w:tcPrChange>
           </w:tcPr>
           <w:p>
             <w:pPr>
@@ -11590,16 +13436,23 @@
                 <w:sz w:val="16"/>
                 <w:szCs w:val="16"/>
               </w:rPr>
-              <w:lastRenderedPageBreak/>
               <w:t>Lake name</w:t>
             </w:r>
           </w:p>
         </w:tc>
         <w:tc>
           <w:tcPr>
-            <w:tcW w:w="1035" w:type="dxa"/>
+            <w:tcW w:w="940" w:type="dxa"/>
             <w:vAlign w:val="center"/>
             <w:hideMark/>
+            <w:tcPrChange w:id="357" w:author="Raven, Olivier (Student)" w:date="2026-06-09T11:31:00Z" w16du:dateUtc="2026-06-08T23:31:00Z">
+              <w:tcPr>
+                <w:tcW w:w="967" w:type="dxa"/>
+                <w:gridSpan w:val="2"/>
+                <w:vAlign w:val="center"/>
+                <w:hideMark/>
+              </w:tcPr>
+            </w:tcPrChange>
           </w:tcPr>
           <w:p>
             <w:pPr>
@@ -11625,8 +13478,15 @@
         </w:tc>
         <w:tc>
           <w:tcPr>
-            <w:tcW w:w="965" w:type="dxa"/>
-            <w:hideMark/>
+            <w:tcW w:w="678" w:type="dxa"/>
+            <w:hideMark/>
+            <w:tcPrChange w:id="358" w:author="Raven, Olivier (Student)" w:date="2026-06-09T11:31:00Z" w16du:dateUtc="2026-06-08T23:31:00Z">
+              <w:tcPr>
+                <w:tcW w:w="695" w:type="dxa"/>
+                <w:gridSpan w:val="2"/>
+                <w:hideMark/>
+              </w:tcPr>
+            </w:tcPrChange>
           </w:tcPr>
           <w:p>
             <w:pPr>
@@ -11692,8 +13552,15 @@
         </w:tc>
         <w:tc>
           <w:tcPr>
-            <w:tcW w:w="883" w:type="dxa"/>
-            <w:hideMark/>
+            <w:tcW w:w="834" w:type="dxa"/>
+            <w:hideMark/>
+            <w:tcPrChange w:id="359" w:author="Raven, Olivier (Student)" w:date="2026-06-09T11:31:00Z" w16du:dateUtc="2026-06-08T23:31:00Z">
+              <w:tcPr>
+                <w:tcW w:w="857" w:type="dxa"/>
+                <w:gridSpan w:val="2"/>
+                <w:hideMark/>
+              </w:tcPr>
+            </w:tcPrChange>
           </w:tcPr>
           <w:p>
             <w:pPr>
@@ -11746,8 +13613,15 @@
         </w:tc>
         <w:tc>
           <w:tcPr>
-            <w:tcW w:w="942" w:type="dxa"/>
-            <w:hideMark/>
+            <w:tcW w:w="889" w:type="dxa"/>
+            <w:hideMark/>
+            <w:tcPrChange w:id="360" w:author="Raven, Olivier (Student)" w:date="2026-06-09T11:31:00Z" w16du:dateUtc="2026-06-08T23:31:00Z">
+              <w:tcPr>
+                <w:tcW w:w="914" w:type="dxa"/>
+                <w:gridSpan w:val="3"/>
+                <w:hideMark/>
+              </w:tcPr>
+            </w:tcPrChange>
           </w:tcPr>
           <w:p>
             <w:pPr>
@@ -11822,8 +13696,15 @@
         </w:tc>
         <w:tc>
           <w:tcPr>
-            <w:tcW w:w="632" w:type="dxa"/>
-            <w:hideMark/>
+            <w:tcW w:w="584" w:type="dxa"/>
+            <w:hideMark/>
+            <w:tcPrChange w:id="361" w:author="Raven, Olivier (Student)" w:date="2026-06-09T11:31:00Z" w16du:dateUtc="2026-06-08T23:31:00Z">
+              <w:tcPr>
+                <w:tcW w:w="598" w:type="dxa"/>
+                <w:gridSpan w:val="2"/>
+                <w:hideMark/>
+              </w:tcPr>
+            </w:tcPrChange>
           </w:tcPr>
           <w:p>
             <w:pPr>
@@ -11861,8 +13742,15 @@
         </w:tc>
         <w:tc>
           <w:tcPr>
-            <w:tcW w:w="893" w:type="dxa"/>
-            <w:hideMark/>
+            <w:tcW w:w="850" w:type="dxa"/>
+            <w:hideMark/>
+            <w:tcPrChange w:id="362" w:author="Raven, Olivier (Student)" w:date="2026-06-09T11:31:00Z" w16du:dateUtc="2026-06-08T23:31:00Z">
+              <w:tcPr>
+                <w:tcW w:w="873" w:type="dxa"/>
+                <w:gridSpan w:val="2"/>
+                <w:hideMark/>
+              </w:tcPr>
+            </w:tcPrChange>
           </w:tcPr>
           <w:p>
             <w:pPr>
@@ -11909,8 +13797,15 @@
         </w:tc>
         <w:tc>
           <w:tcPr>
-            <w:tcW w:w="837" w:type="dxa"/>
-            <w:hideMark/>
+            <w:tcW w:w="791" w:type="dxa"/>
+            <w:hideMark/>
+            <w:tcPrChange w:id="363" w:author="Raven, Olivier (Student)" w:date="2026-06-09T11:31:00Z" w16du:dateUtc="2026-06-08T23:31:00Z">
+              <w:tcPr>
+                <w:tcW w:w="812" w:type="dxa"/>
+                <w:gridSpan w:val="2"/>
+                <w:hideMark/>
+              </w:tcPr>
+            </w:tcPrChange>
           </w:tcPr>
           <w:p>
             <w:pPr>
@@ -11948,8 +13843,15 @@
         </w:tc>
         <w:tc>
           <w:tcPr>
-            <w:tcW w:w="885" w:type="dxa"/>
-            <w:hideMark/>
+            <w:tcW w:w="836" w:type="dxa"/>
+            <w:hideMark/>
+            <w:tcPrChange w:id="364" w:author="Raven, Olivier (Student)" w:date="2026-06-09T11:31:00Z" w16du:dateUtc="2026-06-08T23:31:00Z">
+              <w:tcPr>
+                <w:tcW w:w="859" w:type="dxa"/>
+                <w:gridSpan w:val="3"/>
+                <w:hideMark/>
+              </w:tcPr>
+            </w:tcPrChange>
           </w:tcPr>
           <w:p>
             <w:pPr>
@@ -11993,8 +13895,15 @@
         </w:tc>
         <w:tc>
           <w:tcPr>
-            <w:tcW w:w="1052" w:type="dxa"/>
-            <w:hideMark/>
+            <w:tcW w:w="991" w:type="dxa"/>
+            <w:hideMark/>
+            <w:tcPrChange w:id="365" w:author="Raven, Olivier (Student)" w:date="2026-06-09T11:31:00Z" w16du:dateUtc="2026-06-08T23:31:00Z">
+              <w:tcPr>
+                <w:tcW w:w="1020" w:type="dxa"/>
+                <w:gridSpan w:val="3"/>
+                <w:hideMark/>
+              </w:tcPr>
+            </w:tcPrChange>
           </w:tcPr>
           <w:p>
             <w:pPr>
@@ -12016,17 +13925,221 @@
               </w:rPr>
               <w:t>Trophic state</w:t>
             </w:r>
+          </w:p>
+        </w:tc>
+        <w:tc>
+          <w:tcPr>
+            <w:tcW w:w="222" w:type="dxa"/>
+            <w:tcPrChange w:id="366" w:author="Raven, Olivier (Student)" w:date="2026-06-09T11:31:00Z" w16du:dateUtc="2026-06-08T23:31:00Z">
+              <w:tcPr>
+                <w:tcW w:w="222" w:type="dxa"/>
+              </w:tcPr>
+            </w:tcPrChange>
+          </w:tcPr>
+          <w:p>
+            <w:pPr>
+              <w:spacing w:line="360" w:lineRule="auto"/>
+              <w:jc w:val="left"/>
+              <w:rPr>
+                <w:b/>
+                <w:bCs/>
+                <w:sz w:val="16"/>
+                <w:szCs w:val="16"/>
+              </w:rPr>
+            </w:pPr>
+            <w:ins w:id="367" w:author="Raven, Olivier (Student)" w:date="2026-06-09T11:31:00Z" w16du:dateUtc="2026-06-08T23:31:00Z">
+              <w:r>
+                <w:rPr>
+                  <w:b/>
+                  <w:bCs/>
+                  <w:sz w:val="16"/>
+                  <w:szCs w:val="16"/>
+                </w:rPr>
+                <w:t>Muddy</w:t>
+              </w:r>
+            </w:ins>
+            <w:ins w:id="368" w:author="Raven, Olivier (Student)" w:date="2026-06-09T11:32:00Z" w16du:dateUtc="2026-06-08T23:32:00Z">
+              <w:r>
+                <w:rPr>
+                  <w:b/>
+                  <w:bCs/>
+                  <w:sz w:val="16"/>
+                  <w:szCs w:val="16"/>
+                </w:rPr>
+                <w:t xml:space="preserve"> </w:t>
+              </w:r>
+              <w:r>
+                <w:rPr>
+                  <w:b/>
+                  <w:bCs/>
+                  <w:sz w:val="16"/>
+                  <w:szCs w:val="16"/>
+                </w:rPr>
+                <w:t>(%)</w:t>
+              </w:r>
+            </w:ins>
+          </w:p>
+        </w:tc>
+        <w:tc>
+          <w:tcPr>
+            <w:tcW w:w="222" w:type="dxa"/>
+            <w:tcPrChange w:id="369" w:author="Raven, Olivier (Student)" w:date="2026-06-09T11:31:00Z" w16du:dateUtc="2026-06-08T23:31:00Z">
+              <w:tcPr>
+                <w:tcW w:w="222" w:type="dxa"/>
+              </w:tcPr>
+            </w:tcPrChange>
+          </w:tcPr>
+          <w:p>
+            <w:pPr>
+              <w:spacing w:line="360" w:lineRule="auto"/>
+              <w:jc w:val="left"/>
+              <w:rPr>
+                <w:b/>
+                <w:bCs/>
+                <w:sz w:val="16"/>
+                <w:szCs w:val="16"/>
+              </w:rPr>
+            </w:pPr>
+            <w:ins w:id="370" w:author="Raven, Olivier (Student)" w:date="2026-06-09T11:31:00Z" w16du:dateUtc="2026-06-08T23:31:00Z">
+              <w:r>
+                <w:rPr>
+                  <w:b/>
+                  <w:bCs/>
+                  <w:sz w:val="16"/>
+                  <w:szCs w:val="16"/>
+                </w:rPr>
+                <w:t>Sandy</w:t>
+              </w:r>
+            </w:ins>
+            <w:ins w:id="371" w:author="Raven, Olivier (Student)" w:date="2026-06-09T11:32:00Z" w16du:dateUtc="2026-06-08T23:32:00Z">
+              <w:r>
+                <w:rPr>
+                  <w:b/>
+                  <w:bCs/>
+                  <w:sz w:val="16"/>
+                  <w:szCs w:val="16"/>
+                </w:rPr>
+                <w:t xml:space="preserve"> </w:t>
+              </w:r>
+              <w:r>
+                <w:rPr>
+                  <w:b/>
+                  <w:bCs/>
+                  <w:sz w:val="16"/>
+                  <w:szCs w:val="16"/>
+                </w:rPr>
+                <w:t>(%)</w:t>
+              </w:r>
+            </w:ins>
+          </w:p>
+        </w:tc>
+        <w:tc>
+          <w:tcPr>
+            <w:tcW w:w="222" w:type="dxa"/>
+            <w:tcPrChange w:id="372" w:author="Raven, Olivier (Student)" w:date="2026-06-09T11:31:00Z" w16du:dateUtc="2026-06-08T23:31:00Z">
+              <w:tcPr>
+                <w:tcW w:w="222" w:type="dxa"/>
+              </w:tcPr>
+            </w:tcPrChange>
+          </w:tcPr>
+          <w:p>
+            <w:pPr>
+              <w:spacing w:line="360" w:lineRule="auto"/>
+              <w:jc w:val="left"/>
+              <w:rPr>
+                <w:b/>
+                <w:bCs/>
+                <w:sz w:val="16"/>
+                <w:szCs w:val="16"/>
+              </w:rPr>
+            </w:pPr>
+            <w:ins w:id="373" w:author="Raven, Olivier (Student)" w:date="2026-06-09T11:31:00Z" w16du:dateUtc="2026-06-08T23:31:00Z">
+              <w:r>
+                <w:rPr>
+                  <w:b/>
+                  <w:bCs/>
+                  <w:sz w:val="16"/>
+                  <w:szCs w:val="16"/>
+                </w:rPr>
+                <w:t>Rocky</w:t>
+              </w:r>
+            </w:ins>
+            <w:ins w:id="374" w:author="Raven, Olivier (Student)" w:date="2026-06-09T11:32:00Z" w16du:dateUtc="2026-06-08T23:32:00Z">
+              <w:r>
+                <w:rPr>
+                  <w:b/>
+                  <w:bCs/>
+                  <w:sz w:val="16"/>
+                  <w:szCs w:val="16"/>
+                </w:rPr>
+                <w:t xml:space="preserve"> </w:t>
+              </w:r>
+              <w:r>
+                <w:rPr>
+                  <w:b/>
+                  <w:bCs/>
+                  <w:sz w:val="16"/>
+                  <w:szCs w:val="16"/>
+                </w:rPr>
+                <w:t>(%)</w:t>
+              </w:r>
+            </w:ins>
+          </w:p>
+        </w:tc>
+        <w:tc>
+          <w:tcPr>
+            <w:tcW w:w="222" w:type="dxa"/>
+            <w:tcPrChange w:id="375" w:author="Raven, Olivier (Student)" w:date="2026-06-09T11:31:00Z" w16du:dateUtc="2026-06-08T23:31:00Z">
+              <w:tcPr>
+                <w:tcW w:w="236" w:type="dxa"/>
+              </w:tcPr>
+            </w:tcPrChange>
+          </w:tcPr>
+          <w:p>
+            <w:pPr>
+              <w:spacing w:line="360" w:lineRule="auto"/>
+              <w:jc w:val="left"/>
+              <w:rPr>
+                <w:b/>
+                <w:bCs/>
+                <w:sz w:val="16"/>
+                <w:szCs w:val="16"/>
+              </w:rPr>
+            </w:pPr>
+            <w:ins w:id="376" w:author="Raven, Olivier (Student)" w:date="2026-06-09T11:32:00Z">
+              <w:r>
+                <w:rPr>
+                  <w:b/>
+                  <w:bCs/>
+                  <w:sz w:val="16"/>
+                  <w:szCs w:val="16"/>
+                </w:rPr>
+                <w:t>Emergent macrophytes (%)</w:t>
+              </w:r>
+            </w:ins>
           </w:p>
         </w:tc>
       </w:tr>
       <w:tr>
         <w:trPr>
           <w:trHeight w:val="58"/>
+          <w:trPrChange w:id="377" w:author="Raven, Olivier (Student)" w:date="2026-06-09T11:31:00Z" w16du:dateUtc="2026-06-08T23:31:00Z">
+            <w:trPr>
+              <w:trHeight w:val="58"/>
+            </w:trPr>
+          </w:trPrChange>
         </w:trPr>
         <w:tc>
           <w:tcPr>
-            <w:tcW w:w="797" w:type="dxa"/>
-            <w:hideMark/>
+            <w:tcW w:w="745" w:type="dxa"/>
+            <w:hideMark/>
+            <w:tcPrChange w:id="378" w:author="Raven, Olivier (Student)" w:date="2026-06-09T11:31:00Z" w16du:dateUtc="2026-06-08T23:31:00Z">
+              <w:tcPr>
+                <w:tcW w:w="765" w:type="dxa"/>
+                <w:gridSpan w:val="2"/>
+                <w:hideMark/>
+              </w:tcPr>
+            </w:tcPrChange>
           </w:tcPr>
           <w:p>
             <w:pPr>
@@ -12052,8 +14165,15 @@
         </w:tc>
         <w:tc>
           <w:tcPr>
-            <w:tcW w:w="1035" w:type="dxa"/>
-            <w:hideMark/>
+            <w:tcW w:w="940" w:type="dxa"/>
+            <w:hideMark/>
+            <w:tcPrChange w:id="379" w:author="Raven, Olivier (Student)" w:date="2026-06-09T11:31:00Z" w16du:dateUtc="2026-06-08T23:31:00Z">
+              <w:tcPr>
+                <w:tcW w:w="967" w:type="dxa"/>
+                <w:gridSpan w:val="2"/>
+                <w:hideMark/>
+              </w:tcPr>
+            </w:tcPrChange>
           </w:tcPr>
           <w:p>
             <w:pPr>
@@ -12075,8 +14195,15 @@
         </w:tc>
         <w:tc>
           <w:tcPr>
-            <w:tcW w:w="965" w:type="dxa"/>
-            <w:hideMark/>
+            <w:tcW w:w="678" w:type="dxa"/>
+            <w:hideMark/>
+            <w:tcPrChange w:id="380" w:author="Raven, Olivier (Student)" w:date="2026-06-09T11:31:00Z" w16du:dateUtc="2026-06-08T23:31:00Z">
+              <w:tcPr>
+                <w:tcW w:w="695" w:type="dxa"/>
+                <w:gridSpan w:val="2"/>
+                <w:hideMark/>
+              </w:tcPr>
+            </w:tcPrChange>
           </w:tcPr>
           <w:p>
             <w:pPr>
@@ -12098,8 +14225,15 @@
         </w:tc>
         <w:tc>
           <w:tcPr>
-            <w:tcW w:w="883" w:type="dxa"/>
-            <w:hideMark/>
+            <w:tcW w:w="834" w:type="dxa"/>
+            <w:hideMark/>
+            <w:tcPrChange w:id="381" w:author="Raven, Olivier (Student)" w:date="2026-06-09T11:31:00Z" w16du:dateUtc="2026-06-08T23:31:00Z">
+              <w:tcPr>
+                <w:tcW w:w="857" w:type="dxa"/>
+                <w:gridSpan w:val="2"/>
+                <w:hideMark/>
+              </w:tcPr>
+            </w:tcPrChange>
           </w:tcPr>
           <w:p>
             <w:pPr>
@@ -12121,8 +14255,15 @@
         </w:tc>
         <w:tc>
           <w:tcPr>
-            <w:tcW w:w="942" w:type="dxa"/>
-            <w:hideMark/>
+            <w:tcW w:w="889" w:type="dxa"/>
+            <w:hideMark/>
+            <w:tcPrChange w:id="382" w:author="Raven, Olivier (Student)" w:date="2026-06-09T11:31:00Z" w16du:dateUtc="2026-06-08T23:31:00Z">
+              <w:tcPr>
+                <w:tcW w:w="914" w:type="dxa"/>
+                <w:gridSpan w:val="3"/>
+                <w:hideMark/>
+              </w:tcPr>
+            </w:tcPrChange>
           </w:tcPr>
           <w:p>
             <w:pPr>
@@ -12144,8 +14285,15 @@
         </w:tc>
         <w:tc>
           <w:tcPr>
-            <w:tcW w:w="632" w:type="dxa"/>
-            <w:hideMark/>
+            <w:tcW w:w="584" w:type="dxa"/>
+            <w:hideMark/>
+            <w:tcPrChange w:id="383" w:author="Raven, Olivier (Student)" w:date="2026-06-09T11:31:00Z" w16du:dateUtc="2026-06-08T23:31:00Z">
+              <w:tcPr>
+                <w:tcW w:w="598" w:type="dxa"/>
+                <w:gridSpan w:val="2"/>
+                <w:hideMark/>
+              </w:tcPr>
+            </w:tcPrChange>
           </w:tcPr>
           <w:p>
             <w:pPr>
@@ -12167,8 +14315,15 @@
         </w:tc>
         <w:tc>
           <w:tcPr>
-            <w:tcW w:w="893" w:type="dxa"/>
-            <w:hideMark/>
+            <w:tcW w:w="850" w:type="dxa"/>
+            <w:hideMark/>
+            <w:tcPrChange w:id="384" w:author="Raven, Olivier (Student)" w:date="2026-06-09T11:31:00Z" w16du:dateUtc="2026-06-08T23:31:00Z">
+              <w:tcPr>
+                <w:tcW w:w="873" w:type="dxa"/>
+                <w:gridSpan w:val="2"/>
+                <w:hideMark/>
+              </w:tcPr>
+            </w:tcPrChange>
           </w:tcPr>
           <w:p>
             <w:pPr>
@@ -12190,8 +14345,15 @@
         </w:tc>
         <w:tc>
           <w:tcPr>
-            <w:tcW w:w="837" w:type="dxa"/>
-            <w:hideMark/>
+            <w:tcW w:w="791" w:type="dxa"/>
+            <w:hideMark/>
+            <w:tcPrChange w:id="385" w:author="Raven, Olivier (Student)" w:date="2026-06-09T11:31:00Z" w16du:dateUtc="2026-06-08T23:31:00Z">
+              <w:tcPr>
+                <w:tcW w:w="812" w:type="dxa"/>
+                <w:gridSpan w:val="2"/>
+                <w:hideMark/>
+              </w:tcPr>
+            </w:tcPrChange>
           </w:tcPr>
           <w:p>
             <w:pPr>
@@ -12213,8 +14375,15 @@
         </w:tc>
         <w:tc>
           <w:tcPr>
-            <w:tcW w:w="885" w:type="dxa"/>
-            <w:hideMark/>
+            <w:tcW w:w="836" w:type="dxa"/>
+            <w:hideMark/>
+            <w:tcPrChange w:id="386" w:author="Raven, Olivier (Student)" w:date="2026-06-09T11:31:00Z" w16du:dateUtc="2026-06-08T23:31:00Z">
+              <w:tcPr>
+                <w:tcW w:w="859" w:type="dxa"/>
+                <w:gridSpan w:val="3"/>
+                <w:hideMark/>
+              </w:tcPr>
+            </w:tcPrChange>
           </w:tcPr>
           <w:p>
             <w:pPr>
@@ -12236,8 +14405,15 @@
         </w:tc>
         <w:tc>
           <w:tcPr>
-            <w:tcW w:w="1052" w:type="dxa"/>
-            <w:hideMark/>
+            <w:tcW w:w="991" w:type="dxa"/>
+            <w:hideMark/>
+            <w:tcPrChange w:id="387" w:author="Raven, Olivier (Student)" w:date="2026-06-09T11:31:00Z" w16du:dateUtc="2026-06-08T23:31:00Z">
+              <w:tcPr>
+                <w:tcW w:w="1020" w:type="dxa"/>
+                <w:gridSpan w:val="3"/>
+                <w:hideMark/>
+              </w:tcPr>
+            </w:tcPrChange>
           </w:tcPr>
           <w:p>
             <w:pPr>
@@ -12255,17 +14431,145 @@
               </w:rPr>
               <w:t>Eutrophic</w:t>
             </w:r>
+          </w:p>
+        </w:tc>
+        <w:tc>
+          <w:tcPr>
+            <w:tcW w:w="222" w:type="dxa"/>
+            <w:tcPrChange w:id="388" w:author="Raven, Olivier (Student)" w:date="2026-06-09T11:31:00Z" w16du:dateUtc="2026-06-08T23:31:00Z">
+              <w:tcPr>
+                <w:tcW w:w="222" w:type="dxa"/>
+              </w:tcPr>
+            </w:tcPrChange>
+          </w:tcPr>
+          <w:p>
+            <w:pPr>
+              <w:spacing w:line="360" w:lineRule="auto"/>
+              <w:jc w:val="left"/>
+              <w:rPr>
+                <w:sz w:val="16"/>
+                <w:szCs w:val="16"/>
+              </w:rPr>
+            </w:pPr>
+            <w:ins w:id="389" w:author="Raven, Olivier (Student)" w:date="2026-06-09T11:32:00Z">
+              <w:r>
+                <w:rPr>
+                  <w:sz w:val="16"/>
+                  <w:szCs w:val="16"/>
+                </w:rPr>
+                <w:t xml:space="preserve">0 </w:t>
+              </w:r>
+            </w:ins>
+          </w:p>
+        </w:tc>
+        <w:tc>
+          <w:tcPr>
+            <w:tcW w:w="222" w:type="dxa"/>
+            <w:tcPrChange w:id="390" w:author="Raven, Olivier (Student)" w:date="2026-06-09T11:31:00Z" w16du:dateUtc="2026-06-08T23:31:00Z">
+              <w:tcPr>
+                <w:tcW w:w="222" w:type="dxa"/>
+              </w:tcPr>
+            </w:tcPrChange>
+          </w:tcPr>
+          <w:p>
+            <w:pPr>
+              <w:spacing w:line="360" w:lineRule="auto"/>
+              <w:jc w:val="left"/>
+              <w:rPr>
+                <w:sz w:val="16"/>
+                <w:szCs w:val="16"/>
+              </w:rPr>
+            </w:pPr>
+            <w:ins w:id="391" w:author="Raven, Olivier (Student)" w:date="2026-06-09T11:32:00Z" w16du:dateUtc="2026-06-08T23:32:00Z">
+              <w:r>
+                <w:rPr>
+                  <w:sz w:val="16"/>
+                  <w:szCs w:val="16"/>
+                </w:rPr>
+                <w:t>82.8</w:t>
+              </w:r>
+            </w:ins>
+          </w:p>
+        </w:tc>
+        <w:tc>
+          <w:tcPr>
+            <w:tcW w:w="222" w:type="dxa"/>
+            <w:tcPrChange w:id="392" w:author="Raven, Olivier (Student)" w:date="2026-06-09T11:31:00Z" w16du:dateUtc="2026-06-08T23:31:00Z">
+              <w:tcPr>
+                <w:tcW w:w="222" w:type="dxa"/>
+              </w:tcPr>
+            </w:tcPrChange>
+          </w:tcPr>
+          <w:p>
+            <w:pPr>
+              <w:spacing w:line="360" w:lineRule="auto"/>
+              <w:jc w:val="left"/>
+              <w:rPr>
+                <w:sz w:val="16"/>
+                <w:szCs w:val="16"/>
+              </w:rPr>
+            </w:pPr>
+            <w:ins w:id="393" w:author="Raven, Olivier (Student)" w:date="2026-06-09T11:32:00Z" w16du:dateUtc="2026-06-08T23:32:00Z">
+              <w:r>
+                <w:rPr>
+                  <w:sz w:val="16"/>
+                  <w:szCs w:val="16"/>
+                </w:rPr>
+                <w:t>17.2</w:t>
+              </w:r>
+            </w:ins>
+          </w:p>
+        </w:tc>
+        <w:tc>
+          <w:tcPr>
+            <w:tcW w:w="222" w:type="dxa"/>
+            <w:tcPrChange w:id="394" w:author="Raven, Olivier (Student)" w:date="2026-06-09T11:31:00Z" w16du:dateUtc="2026-06-08T23:31:00Z">
+              <w:tcPr>
+                <w:tcW w:w="236" w:type="dxa"/>
+              </w:tcPr>
+            </w:tcPrChange>
+          </w:tcPr>
+          <w:p>
+            <w:pPr>
+              <w:spacing w:line="360" w:lineRule="auto"/>
+              <w:jc w:val="left"/>
+              <w:rPr>
+                <w:sz w:val="16"/>
+                <w:szCs w:val="16"/>
+              </w:rPr>
+            </w:pPr>
+            <w:ins w:id="395" w:author="Raven, Olivier (Student)" w:date="2026-06-09T11:32:00Z" w16du:dateUtc="2026-06-08T23:32:00Z">
+              <w:r>
+                <w:rPr>
+                  <w:sz w:val="16"/>
+                  <w:szCs w:val="16"/>
+                </w:rPr>
+                <w:t>0</w:t>
+              </w:r>
+            </w:ins>
           </w:p>
         </w:tc>
       </w:tr>
       <w:tr>
         <w:trPr>
           <w:trHeight w:val="58"/>
+          <w:trPrChange w:id="396" w:author="Raven, Olivier (Student)" w:date="2026-06-09T11:31:00Z" w16du:dateUtc="2026-06-08T23:31:00Z">
+            <w:trPr>
+              <w:trHeight w:val="58"/>
+            </w:trPr>
+          </w:trPrChange>
         </w:trPr>
         <w:tc>
           <w:tcPr>
-            <w:tcW w:w="797" w:type="dxa"/>
-            <w:hideMark/>
+            <w:tcW w:w="745" w:type="dxa"/>
+            <w:hideMark/>
+            <w:tcPrChange w:id="397" w:author="Raven, Olivier (Student)" w:date="2026-06-09T11:31:00Z" w16du:dateUtc="2026-06-08T23:31:00Z">
+              <w:tcPr>
+                <w:tcW w:w="765" w:type="dxa"/>
+                <w:gridSpan w:val="2"/>
+                <w:hideMark/>
+              </w:tcPr>
+            </w:tcPrChange>
           </w:tcPr>
           <w:p>
             <w:pPr>
@@ -12291,8 +14595,15 @@
         </w:tc>
         <w:tc>
           <w:tcPr>
-            <w:tcW w:w="1035" w:type="dxa"/>
-            <w:hideMark/>
+            <w:tcW w:w="940" w:type="dxa"/>
+            <w:hideMark/>
+            <w:tcPrChange w:id="398" w:author="Raven, Olivier (Student)" w:date="2026-06-09T11:31:00Z" w16du:dateUtc="2026-06-08T23:31:00Z">
+              <w:tcPr>
+                <w:tcW w:w="967" w:type="dxa"/>
+                <w:gridSpan w:val="2"/>
+                <w:hideMark/>
+              </w:tcPr>
+            </w:tcPrChange>
           </w:tcPr>
           <w:p>
             <w:pPr>
@@ -12314,8 +14625,15 @@
         </w:tc>
         <w:tc>
           <w:tcPr>
-            <w:tcW w:w="965" w:type="dxa"/>
-            <w:hideMark/>
+            <w:tcW w:w="678" w:type="dxa"/>
+            <w:hideMark/>
+            <w:tcPrChange w:id="399" w:author="Raven, Olivier (Student)" w:date="2026-06-09T11:31:00Z" w16du:dateUtc="2026-06-08T23:31:00Z">
+              <w:tcPr>
+                <w:tcW w:w="695" w:type="dxa"/>
+                <w:gridSpan w:val="2"/>
+                <w:hideMark/>
+              </w:tcPr>
+            </w:tcPrChange>
           </w:tcPr>
           <w:p>
             <w:pPr>
@@ -12337,8 +14655,15 @@
         </w:tc>
         <w:tc>
           <w:tcPr>
-            <w:tcW w:w="883" w:type="dxa"/>
-            <w:hideMark/>
+            <w:tcW w:w="834" w:type="dxa"/>
+            <w:hideMark/>
+            <w:tcPrChange w:id="400" w:author="Raven, Olivier (Student)" w:date="2026-06-09T11:31:00Z" w16du:dateUtc="2026-06-08T23:31:00Z">
+              <w:tcPr>
+                <w:tcW w:w="857" w:type="dxa"/>
+                <w:gridSpan w:val="2"/>
+                <w:hideMark/>
+              </w:tcPr>
+            </w:tcPrChange>
           </w:tcPr>
           <w:p>
             <w:pPr>
@@ -12360,8 +14685,15 @@
         </w:tc>
         <w:tc>
           <w:tcPr>
-            <w:tcW w:w="942" w:type="dxa"/>
-            <w:hideMark/>
+            <w:tcW w:w="889" w:type="dxa"/>
+            <w:hideMark/>
+            <w:tcPrChange w:id="401" w:author="Raven, Olivier (Student)" w:date="2026-06-09T11:31:00Z" w16du:dateUtc="2026-06-08T23:31:00Z">
+              <w:tcPr>
+                <w:tcW w:w="914" w:type="dxa"/>
+                <w:gridSpan w:val="3"/>
+                <w:hideMark/>
+              </w:tcPr>
+            </w:tcPrChange>
           </w:tcPr>
           <w:p>
             <w:pPr>
@@ -12383,8 +14715,15 @@
         </w:tc>
         <w:tc>
           <w:tcPr>
-            <w:tcW w:w="632" w:type="dxa"/>
-            <w:hideMark/>
+            <w:tcW w:w="584" w:type="dxa"/>
+            <w:hideMark/>
+            <w:tcPrChange w:id="402" w:author="Raven, Olivier (Student)" w:date="2026-06-09T11:31:00Z" w16du:dateUtc="2026-06-08T23:31:00Z">
+              <w:tcPr>
+                <w:tcW w:w="598" w:type="dxa"/>
+                <w:gridSpan w:val="2"/>
+                <w:hideMark/>
+              </w:tcPr>
+            </w:tcPrChange>
           </w:tcPr>
           <w:p>
             <w:pPr>
@@ -12406,8 +14745,15 @@
         </w:tc>
         <w:tc>
           <w:tcPr>
-            <w:tcW w:w="893" w:type="dxa"/>
-            <w:hideMark/>
+            <w:tcW w:w="850" w:type="dxa"/>
+            <w:hideMark/>
+            <w:tcPrChange w:id="403" w:author="Raven, Olivier (Student)" w:date="2026-06-09T11:31:00Z" w16du:dateUtc="2026-06-08T23:31:00Z">
+              <w:tcPr>
+                <w:tcW w:w="873" w:type="dxa"/>
+                <w:gridSpan w:val="2"/>
+                <w:hideMark/>
+              </w:tcPr>
+            </w:tcPrChange>
           </w:tcPr>
           <w:p>
             <w:pPr>
@@ -12429,8 +14775,15 @@
         </w:tc>
         <w:tc>
           <w:tcPr>
-            <w:tcW w:w="837" w:type="dxa"/>
-            <w:hideMark/>
+            <w:tcW w:w="791" w:type="dxa"/>
+            <w:hideMark/>
+            <w:tcPrChange w:id="404" w:author="Raven, Olivier (Student)" w:date="2026-06-09T11:31:00Z" w16du:dateUtc="2026-06-08T23:31:00Z">
+              <w:tcPr>
+                <w:tcW w:w="812" w:type="dxa"/>
+                <w:gridSpan w:val="2"/>
+                <w:hideMark/>
+              </w:tcPr>
+            </w:tcPrChange>
           </w:tcPr>
           <w:p>
             <w:pPr>
@@ -12452,8 +14805,15 @@
         </w:tc>
         <w:tc>
           <w:tcPr>
-            <w:tcW w:w="885" w:type="dxa"/>
-            <w:hideMark/>
+            <w:tcW w:w="836" w:type="dxa"/>
+            <w:hideMark/>
+            <w:tcPrChange w:id="405" w:author="Raven, Olivier (Student)" w:date="2026-06-09T11:31:00Z" w16du:dateUtc="2026-06-08T23:31:00Z">
+              <w:tcPr>
+                <w:tcW w:w="859" w:type="dxa"/>
+                <w:gridSpan w:val="3"/>
+                <w:hideMark/>
+              </w:tcPr>
+            </w:tcPrChange>
           </w:tcPr>
           <w:p>
             <w:pPr>
@@ -12475,8 +14835,15 @@
         </w:tc>
         <w:tc>
           <w:tcPr>
-            <w:tcW w:w="1052" w:type="dxa"/>
-            <w:hideMark/>
+            <w:tcW w:w="991" w:type="dxa"/>
+            <w:hideMark/>
+            <w:tcPrChange w:id="406" w:author="Raven, Olivier (Student)" w:date="2026-06-09T11:31:00Z" w16du:dateUtc="2026-06-08T23:31:00Z">
+              <w:tcPr>
+                <w:tcW w:w="1020" w:type="dxa"/>
+                <w:gridSpan w:val="3"/>
+                <w:hideMark/>
+              </w:tcPr>
+            </w:tcPrChange>
           </w:tcPr>
           <w:p>
             <w:pPr>
@@ -12494,17 +14861,145 @@
               </w:rPr>
               <w:t>Mesotrophic</w:t>
             </w:r>
+          </w:p>
+        </w:tc>
+        <w:tc>
+          <w:tcPr>
+            <w:tcW w:w="222" w:type="dxa"/>
+            <w:tcPrChange w:id="407" w:author="Raven, Olivier (Student)" w:date="2026-06-09T11:31:00Z" w16du:dateUtc="2026-06-08T23:31:00Z">
+              <w:tcPr>
+                <w:tcW w:w="222" w:type="dxa"/>
+              </w:tcPr>
+            </w:tcPrChange>
+          </w:tcPr>
+          <w:p>
+            <w:pPr>
+              <w:spacing w:line="360" w:lineRule="auto"/>
+              <w:jc w:val="left"/>
+              <w:rPr>
+                <w:sz w:val="16"/>
+                <w:szCs w:val="16"/>
+              </w:rPr>
+            </w:pPr>
+            <w:ins w:id="408" w:author="Raven, Olivier (Student)" w:date="2026-06-09T11:32:00Z">
+              <w:r>
+                <w:rPr>
+                  <w:sz w:val="16"/>
+                  <w:szCs w:val="16"/>
+                </w:rPr>
+                <w:t xml:space="preserve">0 </w:t>
+              </w:r>
+            </w:ins>
+          </w:p>
+        </w:tc>
+        <w:tc>
+          <w:tcPr>
+            <w:tcW w:w="222" w:type="dxa"/>
+            <w:tcPrChange w:id="409" w:author="Raven, Olivier (Student)" w:date="2026-06-09T11:31:00Z" w16du:dateUtc="2026-06-08T23:31:00Z">
+              <w:tcPr>
+                <w:tcW w:w="222" w:type="dxa"/>
+              </w:tcPr>
+            </w:tcPrChange>
+          </w:tcPr>
+          <w:p>
+            <w:pPr>
+              <w:spacing w:line="360" w:lineRule="auto"/>
+              <w:jc w:val="left"/>
+              <w:rPr>
+                <w:sz w:val="16"/>
+                <w:szCs w:val="16"/>
+              </w:rPr>
+            </w:pPr>
+            <w:ins w:id="410" w:author="Raven, Olivier (Student)" w:date="2026-06-09T11:33:00Z" w16du:dateUtc="2026-06-08T23:33:00Z">
+              <w:r>
+                <w:rPr>
+                  <w:sz w:val="16"/>
+                  <w:szCs w:val="16"/>
+                </w:rPr>
+                <w:t>68.5</w:t>
+              </w:r>
+            </w:ins>
+          </w:p>
+        </w:tc>
+        <w:tc>
+          <w:tcPr>
+            <w:tcW w:w="222" w:type="dxa"/>
+            <w:tcPrChange w:id="411" w:author="Raven, Olivier (Student)" w:date="2026-06-09T11:31:00Z" w16du:dateUtc="2026-06-08T23:31:00Z">
+              <w:tcPr>
+                <w:tcW w:w="222" w:type="dxa"/>
+              </w:tcPr>
+            </w:tcPrChange>
+          </w:tcPr>
+          <w:p>
+            <w:pPr>
+              <w:spacing w:line="360" w:lineRule="auto"/>
+              <w:jc w:val="left"/>
+              <w:rPr>
+                <w:sz w:val="16"/>
+                <w:szCs w:val="16"/>
+              </w:rPr>
+            </w:pPr>
+            <w:ins w:id="412" w:author="Raven, Olivier (Student)" w:date="2026-06-09T11:33:00Z" w16du:dateUtc="2026-06-08T23:33:00Z">
+              <w:r>
+                <w:rPr>
+                  <w:sz w:val="16"/>
+                  <w:szCs w:val="16"/>
+                </w:rPr>
+                <w:t>21.8</w:t>
+              </w:r>
+            </w:ins>
+          </w:p>
+        </w:tc>
+        <w:tc>
+          <w:tcPr>
+            <w:tcW w:w="222" w:type="dxa"/>
+            <w:tcPrChange w:id="413" w:author="Raven, Olivier (Student)" w:date="2026-06-09T11:31:00Z" w16du:dateUtc="2026-06-08T23:31:00Z">
+              <w:tcPr>
+                <w:tcW w:w="236" w:type="dxa"/>
+              </w:tcPr>
+            </w:tcPrChange>
+          </w:tcPr>
+          <w:p>
+            <w:pPr>
+              <w:spacing w:line="360" w:lineRule="auto"/>
+              <w:jc w:val="left"/>
+              <w:rPr>
+                <w:sz w:val="16"/>
+                <w:szCs w:val="16"/>
+              </w:rPr>
+            </w:pPr>
+            <w:ins w:id="414" w:author="Raven, Olivier (Student)" w:date="2026-06-09T11:32:00Z" w16du:dateUtc="2026-06-08T23:32:00Z">
+              <w:r>
+                <w:rPr>
+                  <w:sz w:val="16"/>
+                  <w:szCs w:val="16"/>
+                </w:rPr>
+                <w:t>9.7</w:t>
+              </w:r>
+            </w:ins>
           </w:p>
         </w:tc>
       </w:tr>
       <w:tr>
         <w:trPr>
           <w:trHeight w:val="58"/>
+          <w:trPrChange w:id="415" w:author="Raven, Olivier (Student)" w:date="2026-06-09T11:31:00Z" w16du:dateUtc="2026-06-08T23:31:00Z">
+            <w:trPr>
+              <w:trHeight w:val="58"/>
+            </w:trPr>
+          </w:trPrChange>
         </w:trPr>
         <w:tc>
           <w:tcPr>
-            <w:tcW w:w="797" w:type="dxa"/>
-            <w:hideMark/>
+            <w:tcW w:w="745" w:type="dxa"/>
+            <w:hideMark/>
+            <w:tcPrChange w:id="416" w:author="Raven, Olivier (Student)" w:date="2026-06-09T11:31:00Z" w16du:dateUtc="2026-06-08T23:31:00Z">
+              <w:tcPr>
+                <w:tcW w:w="765" w:type="dxa"/>
+                <w:gridSpan w:val="2"/>
+                <w:hideMark/>
+              </w:tcPr>
+            </w:tcPrChange>
           </w:tcPr>
           <w:p>
             <w:pPr>
@@ -12530,8 +15025,15 @@
         </w:tc>
         <w:tc>
           <w:tcPr>
-            <w:tcW w:w="1035" w:type="dxa"/>
-            <w:hideMark/>
+            <w:tcW w:w="940" w:type="dxa"/>
+            <w:hideMark/>
+            <w:tcPrChange w:id="417" w:author="Raven, Olivier (Student)" w:date="2026-06-09T11:31:00Z" w16du:dateUtc="2026-06-08T23:31:00Z">
+              <w:tcPr>
+                <w:tcW w:w="967" w:type="dxa"/>
+                <w:gridSpan w:val="2"/>
+                <w:hideMark/>
+              </w:tcPr>
+            </w:tcPrChange>
           </w:tcPr>
           <w:p>
             <w:pPr>
@@ -12553,8 +15055,15 @@
         </w:tc>
         <w:tc>
           <w:tcPr>
-            <w:tcW w:w="965" w:type="dxa"/>
-            <w:hideMark/>
+            <w:tcW w:w="678" w:type="dxa"/>
+            <w:hideMark/>
+            <w:tcPrChange w:id="418" w:author="Raven, Olivier (Student)" w:date="2026-06-09T11:31:00Z" w16du:dateUtc="2026-06-08T23:31:00Z">
+              <w:tcPr>
+                <w:tcW w:w="695" w:type="dxa"/>
+                <w:gridSpan w:val="2"/>
+                <w:hideMark/>
+              </w:tcPr>
+            </w:tcPrChange>
           </w:tcPr>
           <w:p>
             <w:pPr>
@@ -12576,8 +15085,15 @@
         </w:tc>
         <w:tc>
           <w:tcPr>
-            <w:tcW w:w="883" w:type="dxa"/>
-            <w:hideMark/>
+            <w:tcW w:w="834" w:type="dxa"/>
+            <w:hideMark/>
+            <w:tcPrChange w:id="419" w:author="Raven, Olivier (Student)" w:date="2026-06-09T11:31:00Z" w16du:dateUtc="2026-06-08T23:31:00Z">
+              <w:tcPr>
+                <w:tcW w:w="857" w:type="dxa"/>
+                <w:gridSpan w:val="2"/>
+                <w:hideMark/>
+              </w:tcPr>
+            </w:tcPrChange>
           </w:tcPr>
           <w:p>
             <w:pPr>
@@ -12599,8 +15115,15 @@
         </w:tc>
         <w:tc>
           <w:tcPr>
-            <w:tcW w:w="942" w:type="dxa"/>
-            <w:hideMark/>
+            <w:tcW w:w="889" w:type="dxa"/>
+            <w:hideMark/>
+            <w:tcPrChange w:id="420" w:author="Raven, Olivier (Student)" w:date="2026-06-09T11:31:00Z" w16du:dateUtc="2026-06-08T23:31:00Z">
+              <w:tcPr>
+                <w:tcW w:w="914" w:type="dxa"/>
+                <w:gridSpan w:val="3"/>
+                <w:hideMark/>
+              </w:tcPr>
+            </w:tcPrChange>
           </w:tcPr>
           <w:p>
             <w:pPr>
@@ -12622,8 +15145,15 @@
         </w:tc>
         <w:tc>
           <w:tcPr>
-            <w:tcW w:w="632" w:type="dxa"/>
-            <w:hideMark/>
+            <w:tcW w:w="584" w:type="dxa"/>
+            <w:hideMark/>
+            <w:tcPrChange w:id="421" w:author="Raven, Olivier (Student)" w:date="2026-06-09T11:31:00Z" w16du:dateUtc="2026-06-08T23:31:00Z">
+              <w:tcPr>
+                <w:tcW w:w="598" w:type="dxa"/>
+                <w:gridSpan w:val="2"/>
+                <w:hideMark/>
+              </w:tcPr>
+            </w:tcPrChange>
           </w:tcPr>
           <w:p>
             <w:pPr>
@@ -12645,8 +15175,15 @@
         </w:tc>
         <w:tc>
           <w:tcPr>
-            <w:tcW w:w="893" w:type="dxa"/>
-            <w:hideMark/>
+            <w:tcW w:w="850" w:type="dxa"/>
+            <w:hideMark/>
+            <w:tcPrChange w:id="422" w:author="Raven, Olivier (Student)" w:date="2026-06-09T11:31:00Z" w16du:dateUtc="2026-06-08T23:31:00Z">
+              <w:tcPr>
+                <w:tcW w:w="873" w:type="dxa"/>
+                <w:gridSpan w:val="2"/>
+                <w:hideMark/>
+              </w:tcPr>
+            </w:tcPrChange>
           </w:tcPr>
           <w:p>
             <w:pPr>
@@ -12668,8 +15205,15 @@
         </w:tc>
         <w:tc>
           <w:tcPr>
-            <w:tcW w:w="837" w:type="dxa"/>
-            <w:hideMark/>
+            <w:tcW w:w="791" w:type="dxa"/>
+            <w:hideMark/>
+            <w:tcPrChange w:id="423" w:author="Raven, Olivier (Student)" w:date="2026-06-09T11:31:00Z" w16du:dateUtc="2026-06-08T23:31:00Z">
+              <w:tcPr>
+                <w:tcW w:w="812" w:type="dxa"/>
+                <w:gridSpan w:val="2"/>
+                <w:hideMark/>
+              </w:tcPr>
+            </w:tcPrChange>
           </w:tcPr>
           <w:p>
             <w:pPr>
@@ -12691,8 +15235,15 @@
         </w:tc>
         <w:tc>
           <w:tcPr>
-            <w:tcW w:w="885" w:type="dxa"/>
-            <w:hideMark/>
+            <w:tcW w:w="836" w:type="dxa"/>
+            <w:hideMark/>
+            <w:tcPrChange w:id="424" w:author="Raven, Olivier (Student)" w:date="2026-06-09T11:31:00Z" w16du:dateUtc="2026-06-08T23:31:00Z">
+              <w:tcPr>
+                <w:tcW w:w="859" w:type="dxa"/>
+                <w:gridSpan w:val="3"/>
+                <w:hideMark/>
+              </w:tcPr>
+            </w:tcPrChange>
           </w:tcPr>
           <w:p>
             <w:pPr>
@@ -12714,8 +15265,15 @@
         </w:tc>
         <w:tc>
           <w:tcPr>
-            <w:tcW w:w="1052" w:type="dxa"/>
-            <w:hideMark/>
+            <w:tcW w:w="991" w:type="dxa"/>
+            <w:hideMark/>
+            <w:tcPrChange w:id="425" w:author="Raven, Olivier (Student)" w:date="2026-06-09T11:31:00Z" w16du:dateUtc="2026-06-08T23:31:00Z">
+              <w:tcPr>
+                <w:tcW w:w="1020" w:type="dxa"/>
+                <w:gridSpan w:val="3"/>
+                <w:hideMark/>
+              </w:tcPr>
+            </w:tcPrChange>
           </w:tcPr>
           <w:p>
             <w:pPr>
@@ -12733,17 +15291,145 @@
               </w:rPr>
               <w:t>Eutrophic</w:t>
             </w:r>
+          </w:p>
+        </w:tc>
+        <w:tc>
+          <w:tcPr>
+            <w:tcW w:w="222" w:type="dxa"/>
+            <w:tcPrChange w:id="426" w:author="Raven, Olivier (Student)" w:date="2026-06-09T11:31:00Z" w16du:dateUtc="2026-06-08T23:31:00Z">
+              <w:tcPr>
+                <w:tcW w:w="222" w:type="dxa"/>
+              </w:tcPr>
+            </w:tcPrChange>
+          </w:tcPr>
+          <w:p>
+            <w:pPr>
+              <w:spacing w:line="360" w:lineRule="auto"/>
+              <w:jc w:val="left"/>
+              <w:rPr>
+                <w:sz w:val="16"/>
+                <w:szCs w:val="16"/>
+              </w:rPr>
+            </w:pPr>
+            <w:ins w:id="427" w:author="Raven, Olivier (Student)" w:date="2026-06-09T11:33:00Z">
+              <w:r>
+                <w:rPr>
+                  <w:sz w:val="16"/>
+                  <w:szCs w:val="16"/>
+                </w:rPr>
+                <w:t>3.3</w:t>
+              </w:r>
+            </w:ins>
+          </w:p>
+        </w:tc>
+        <w:tc>
+          <w:tcPr>
+            <w:tcW w:w="222" w:type="dxa"/>
+            <w:tcPrChange w:id="428" w:author="Raven, Olivier (Student)" w:date="2026-06-09T11:31:00Z" w16du:dateUtc="2026-06-08T23:31:00Z">
+              <w:tcPr>
+                <w:tcW w:w="222" w:type="dxa"/>
+              </w:tcPr>
+            </w:tcPrChange>
+          </w:tcPr>
+          <w:p>
+            <w:pPr>
+              <w:spacing w:line="360" w:lineRule="auto"/>
+              <w:jc w:val="left"/>
+              <w:rPr>
+                <w:sz w:val="16"/>
+                <w:szCs w:val="16"/>
+              </w:rPr>
+            </w:pPr>
+            <w:ins w:id="429" w:author="Raven, Olivier (Student)" w:date="2026-06-09T11:33:00Z" w16du:dateUtc="2026-06-08T23:33:00Z">
+              <w:r>
+                <w:rPr>
+                  <w:sz w:val="16"/>
+                  <w:szCs w:val="16"/>
+                </w:rPr>
+                <w:t>91.2</w:t>
+              </w:r>
+            </w:ins>
+          </w:p>
+        </w:tc>
+        <w:tc>
+          <w:tcPr>
+            <w:tcW w:w="222" w:type="dxa"/>
+            <w:tcPrChange w:id="430" w:author="Raven, Olivier (Student)" w:date="2026-06-09T11:31:00Z" w16du:dateUtc="2026-06-08T23:31:00Z">
+              <w:tcPr>
+                <w:tcW w:w="222" w:type="dxa"/>
+              </w:tcPr>
+            </w:tcPrChange>
+          </w:tcPr>
+          <w:p>
+            <w:pPr>
+              <w:spacing w:line="360" w:lineRule="auto"/>
+              <w:jc w:val="left"/>
+              <w:rPr>
+                <w:sz w:val="16"/>
+                <w:szCs w:val="16"/>
+              </w:rPr>
+            </w:pPr>
+            <w:ins w:id="431" w:author="Raven, Olivier (Student)" w:date="2026-06-09T11:33:00Z" w16du:dateUtc="2026-06-08T23:33:00Z">
+              <w:r>
+                <w:rPr>
+                  <w:sz w:val="16"/>
+                  <w:szCs w:val="16"/>
+                </w:rPr>
+                <w:t>1.7</w:t>
+              </w:r>
+            </w:ins>
+          </w:p>
+        </w:tc>
+        <w:tc>
+          <w:tcPr>
+            <w:tcW w:w="222" w:type="dxa"/>
+            <w:tcPrChange w:id="432" w:author="Raven, Olivier (Student)" w:date="2026-06-09T11:31:00Z" w16du:dateUtc="2026-06-08T23:31:00Z">
+              <w:tcPr>
+                <w:tcW w:w="236" w:type="dxa"/>
+              </w:tcPr>
+            </w:tcPrChange>
+          </w:tcPr>
+          <w:p>
+            <w:pPr>
+              <w:spacing w:line="360" w:lineRule="auto"/>
+              <w:jc w:val="left"/>
+              <w:rPr>
+                <w:sz w:val="16"/>
+                <w:szCs w:val="16"/>
+              </w:rPr>
+            </w:pPr>
+            <w:ins w:id="433" w:author="Raven, Olivier (Student)" w:date="2026-06-09T11:33:00Z" w16du:dateUtc="2026-06-08T23:33:00Z">
+              <w:r>
+                <w:rPr>
+                  <w:sz w:val="16"/>
+                  <w:szCs w:val="16"/>
+                </w:rPr>
+                <w:t>3.8</w:t>
+              </w:r>
+            </w:ins>
           </w:p>
         </w:tc>
       </w:tr>
       <w:tr>
         <w:trPr>
           <w:trHeight w:val="58"/>
+          <w:trPrChange w:id="434" w:author="Raven, Olivier (Student)" w:date="2026-06-09T11:31:00Z" w16du:dateUtc="2026-06-08T23:31:00Z">
+            <w:trPr>
+              <w:trHeight w:val="58"/>
+            </w:trPr>
+          </w:trPrChange>
         </w:trPr>
         <w:tc>
           <w:tcPr>
-            <w:tcW w:w="797" w:type="dxa"/>
-            <w:hideMark/>
+            <w:tcW w:w="745" w:type="dxa"/>
+            <w:hideMark/>
+            <w:tcPrChange w:id="435" w:author="Raven, Olivier (Student)" w:date="2026-06-09T11:31:00Z" w16du:dateUtc="2026-06-08T23:31:00Z">
+              <w:tcPr>
+                <w:tcW w:w="765" w:type="dxa"/>
+                <w:gridSpan w:val="2"/>
+                <w:hideMark/>
+              </w:tcPr>
+            </w:tcPrChange>
           </w:tcPr>
           <w:p>
             <w:pPr>
@@ -12769,8 +15455,15 @@
         </w:tc>
         <w:tc>
           <w:tcPr>
-            <w:tcW w:w="1035" w:type="dxa"/>
-            <w:hideMark/>
+            <w:tcW w:w="940" w:type="dxa"/>
+            <w:hideMark/>
+            <w:tcPrChange w:id="436" w:author="Raven, Olivier (Student)" w:date="2026-06-09T11:31:00Z" w16du:dateUtc="2026-06-08T23:31:00Z">
+              <w:tcPr>
+                <w:tcW w:w="967" w:type="dxa"/>
+                <w:gridSpan w:val="2"/>
+                <w:hideMark/>
+              </w:tcPr>
+            </w:tcPrChange>
           </w:tcPr>
           <w:p>
             <w:pPr>
@@ -12792,8 +15485,15 @@
         </w:tc>
         <w:tc>
           <w:tcPr>
-            <w:tcW w:w="965" w:type="dxa"/>
-            <w:hideMark/>
+            <w:tcW w:w="678" w:type="dxa"/>
+            <w:hideMark/>
+            <w:tcPrChange w:id="437" w:author="Raven, Olivier (Student)" w:date="2026-06-09T11:31:00Z" w16du:dateUtc="2026-06-08T23:31:00Z">
+              <w:tcPr>
+                <w:tcW w:w="695" w:type="dxa"/>
+                <w:gridSpan w:val="2"/>
+                <w:hideMark/>
+              </w:tcPr>
+            </w:tcPrChange>
           </w:tcPr>
           <w:p>
             <w:pPr>
@@ -12815,8 +15515,15 @@
         </w:tc>
         <w:tc>
           <w:tcPr>
-            <w:tcW w:w="883" w:type="dxa"/>
-            <w:hideMark/>
+            <w:tcW w:w="834" w:type="dxa"/>
+            <w:hideMark/>
+            <w:tcPrChange w:id="438" w:author="Raven, Olivier (Student)" w:date="2026-06-09T11:31:00Z" w16du:dateUtc="2026-06-08T23:31:00Z">
+              <w:tcPr>
+                <w:tcW w:w="857" w:type="dxa"/>
+                <w:gridSpan w:val="2"/>
+                <w:hideMark/>
+              </w:tcPr>
+            </w:tcPrChange>
           </w:tcPr>
           <w:p>
             <w:pPr>
@@ -12838,8 +15545,15 @@
         </w:tc>
         <w:tc>
           <w:tcPr>
-            <w:tcW w:w="942" w:type="dxa"/>
-            <w:hideMark/>
+            <w:tcW w:w="889" w:type="dxa"/>
+            <w:hideMark/>
+            <w:tcPrChange w:id="439" w:author="Raven, Olivier (Student)" w:date="2026-06-09T11:31:00Z" w16du:dateUtc="2026-06-08T23:31:00Z">
+              <w:tcPr>
+                <w:tcW w:w="914" w:type="dxa"/>
+                <w:gridSpan w:val="3"/>
+                <w:hideMark/>
+              </w:tcPr>
+            </w:tcPrChange>
           </w:tcPr>
           <w:p>
             <w:pPr>
@@ -12861,8 +15575,15 @@
         </w:tc>
         <w:tc>
           <w:tcPr>
-            <w:tcW w:w="632" w:type="dxa"/>
-            <w:hideMark/>
+            <w:tcW w:w="584" w:type="dxa"/>
+            <w:hideMark/>
+            <w:tcPrChange w:id="440" w:author="Raven, Olivier (Student)" w:date="2026-06-09T11:31:00Z" w16du:dateUtc="2026-06-08T23:31:00Z">
+              <w:tcPr>
+                <w:tcW w:w="598" w:type="dxa"/>
+                <w:gridSpan w:val="2"/>
+                <w:hideMark/>
+              </w:tcPr>
+            </w:tcPrChange>
           </w:tcPr>
           <w:p>
             <w:pPr>
@@ -12884,8 +15605,15 @@
         </w:tc>
         <w:tc>
           <w:tcPr>
-            <w:tcW w:w="893" w:type="dxa"/>
-            <w:hideMark/>
+            <w:tcW w:w="850" w:type="dxa"/>
+            <w:hideMark/>
+            <w:tcPrChange w:id="441" w:author="Raven, Olivier (Student)" w:date="2026-06-09T11:31:00Z" w16du:dateUtc="2026-06-08T23:31:00Z">
+              <w:tcPr>
+                <w:tcW w:w="873" w:type="dxa"/>
+                <w:gridSpan w:val="2"/>
+                <w:hideMark/>
+              </w:tcPr>
+            </w:tcPrChange>
           </w:tcPr>
           <w:p>
             <w:pPr>
@@ -12907,8 +15635,15 @@
         </w:tc>
         <w:tc>
           <w:tcPr>
-            <w:tcW w:w="837" w:type="dxa"/>
-            <w:hideMark/>
+            <w:tcW w:w="791" w:type="dxa"/>
+            <w:hideMark/>
+            <w:tcPrChange w:id="442" w:author="Raven, Olivier (Student)" w:date="2026-06-09T11:31:00Z" w16du:dateUtc="2026-06-08T23:31:00Z">
+              <w:tcPr>
+                <w:tcW w:w="812" w:type="dxa"/>
+                <w:gridSpan w:val="2"/>
+                <w:hideMark/>
+              </w:tcPr>
+            </w:tcPrChange>
           </w:tcPr>
           <w:p>
             <w:pPr>
@@ -12930,8 +15665,15 @@
         </w:tc>
         <w:tc>
           <w:tcPr>
-            <w:tcW w:w="885" w:type="dxa"/>
-            <w:hideMark/>
+            <w:tcW w:w="836" w:type="dxa"/>
+            <w:hideMark/>
+            <w:tcPrChange w:id="443" w:author="Raven, Olivier (Student)" w:date="2026-06-09T11:31:00Z" w16du:dateUtc="2026-06-08T23:31:00Z">
+              <w:tcPr>
+                <w:tcW w:w="859" w:type="dxa"/>
+                <w:gridSpan w:val="3"/>
+                <w:hideMark/>
+              </w:tcPr>
+            </w:tcPrChange>
           </w:tcPr>
           <w:p>
             <w:pPr>
@@ -12953,8 +15695,15 @@
         </w:tc>
         <w:tc>
           <w:tcPr>
-            <w:tcW w:w="1052" w:type="dxa"/>
-            <w:hideMark/>
+            <w:tcW w:w="991" w:type="dxa"/>
+            <w:hideMark/>
+            <w:tcPrChange w:id="444" w:author="Raven, Olivier (Student)" w:date="2026-06-09T11:31:00Z" w16du:dateUtc="2026-06-08T23:31:00Z">
+              <w:tcPr>
+                <w:tcW w:w="1020" w:type="dxa"/>
+                <w:gridSpan w:val="3"/>
+                <w:hideMark/>
+              </w:tcPr>
+            </w:tcPrChange>
           </w:tcPr>
           <w:p>
             <w:pPr>
@@ -12972,17 +15721,145 @@
               </w:rPr>
               <w:t>Oligotrophic</w:t>
             </w:r>
+          </w:p>
+        </w:tc>
+        <w:tc>
+          <w:tcPr>
+            <w:tcW w:w="222" w:type="dxa"/>
+            <w:tcPrChange w:id="445" w:author="Raven, Olivier (Student)" w:date="2026-06-09T11:31:00Z" w16du:dateUtc="2026-06-08T23:31:00Z">
+              <w:tcPr>
+                <w:tcW w:w="222" w:type="dxa"/>
+              </w:tcPr>
+            </w:tcPrChange>
+          </w:tcPr>
+          <w:p>
+            <w:pPr>
+              <w:spacing w:line="360" w:lineRule="auto"/>
+              <w:jc w:val="left"/>
+              <w:rPr>
+                <w:sz w:val="16"/>
+                <w:szCs w:val="16"/>
+              </w:rPr>
+            </w:pPr>
+            <w:ins w:id="446" w:author="Raven, Olivier (Student)" w:date="2026-06-09T11:33:00Z">
+              <w:r>
+                <w:rPr>
+                  <w:sz w:val="16"/>
+                  <w:szCs w:val="16"/>
+                </w:rPr>
+                <w:t>0</w:t>
+              </w:r>
+            </w:ins>
+          </w:p>
+        </w:tc>
+        <w:tc>
+          <w:tcPr>
+            <w:tcW w:w="222" w:type="dxa"/>
+            <w:tcPrChange w:id="447" w:author="Raven, Olivier (Student)" w:date="2026-06-09T11:31:00Z" w16du:dateUtc="2026-06-08T23:31:00Z">
+              <w:tcPr>
+                <w:tcW w:w="222" w:type="dxa"/>
+              </w:tcPr>
+            </w:tcPrChange>
+          </w:tcPr>
+          <w:p>
+            <w:pPr>
+              <w:spacing w:line="360" w:lineRule="auto"/>
+              <w:jc w:val="left"/>
+              <w:rPr>
+                <w:sz w:val="16"/>
+                <w:szCs w:val="16"/>
+              </w:rPr>
+            </w:pPr>
+            <w:ins w:id="448" w:author="Raven, Olivier (Student)" w:date="2026-06-09T11:33:00Z" w16du:dateUtc="2026-06-08T23:33:00Z">
+              <w:r>
+                <w:rPr>
+                  <w:sz w:val="16"/>
+                  <w:szCs w:val="16"/>
+                </w:rPr>
+                <w:t>62</w:t>
+              </w:r>
+            </w:ins>
+          </w:p>
+        </w:tc>
+        <w:tc>
+          <w:tcPr>
+            <w:tcW w:w="222" w:type="dxa"/>
+            <w:tcPrChange w:id="449" w:author="Raven, Olivier (Student)" w:date="2026-06-09T11:31:00Z" w16du:dateUtc="2026-06-08T23:31:00Z">
+              <w:tcPr>
+                <w:tcW w:w="222" w:type="dxa"/>
+              </w:tcPr>
+            </w:tcPrChange>
+          </w:tcPr>
+          <w:p>
+            <w:pPr>
+              <w:spacing w:line="360" w:lineRule="auto"/>
+              <w:jc w:val="left"/>
+              <w:rPr>
+                <w:sz w:val="16"/>
+                <w:szCs w:val="16"/>
+              </w:rPr>
+            </w:pPr>
+            <w:ins w:id="450" w:author="Raven, Olivier (Student)" w:date="2026-06-09T11:33:00Z" w16du:dateUtc="2026-06-08T23:33:00Z">
+              <w:r>
+                <w:rPr>
+                  <w:sz w:val="16"/>
+                  <w:szCs w:val="16"/>
+                </w:rPr>
+                <w:t>17.7</w:t>
+              </w:r>
+            </w:ins>
+          </w:p>
+        </w:tc>
+        <w:tc>
+          <w:tcPr>
+            <w:tcW w:w="222" w:type="dxa"/>
+            <w:tcPrChange w:id="451" w:author="Raven, Olivier (Student)" w:date="2026-06-09T11:31:00Z" w16du:dateUtc="2026-06-08T23:31:00Z">
+              <w:tcPr>
+                <w:tcW w:w="236" w:type="dxa"/>
+              </w:tcPr>
+            </w:tcPrChange>
+          </w:tcPr>
+          <w:p>
+            <w:pPr>
+              <w:spacing w:line="360" w:lineRule="auto"/>
+              <w:jc w:val="left"/>
+              <w:rPr>
+                <w:sz w:val="16"/>
+                <w:szCs w:val="16"/>
+              </w:rPr>
+            </w:pPr>
+            <w:ins w:id="452" w:author="Raven, Olivier (Student)" w:date="2026-06-09T11:33:00Z" w16du:dateUtc="2026-06-08T23:33:00Z">
+              <w:r>
+                <w:rPr>
+                  <w:sz w:val="16"/>
+                  <w:szCs w:val="16"/>
+                </w:rPr>
+                <w:t>20.4</w:t>
+              </w:r>
+            </w:ins>
           </w:p>
         </w:tc>
       </w:tr>
       <w:tr>
         <w:trPr>
           <w:trHeight w:val="58"/>
+          <w:trPrChange w:id="453" w:author="Raven, Olivier (Student)" w:date="2026-06-09T11:31:00Z" w16du:dateUtc="2026-06-08T23:31:00Z">
+            <w:trPr>
+              <w:trHeight w:val="58"/>
+            </w:trPr>
+          </w:trPrChange>
         </w:trPr>
         <w:tc>
           <w:tcPr>
-            <w:tcW w:w="797" w:type="dxa"/>
-            <w:hideMark/>
+            <w:tcW w:w="745" w:type="dxa"/>
+            <w:hideMark/>
+            <w:tcPrChange w:id="454" w:author="Raven, Olivier (Student)" w:date="2026-06-09T11:31:00Z" w16du:dateUtc="2026-06-08T23:31:00Z">
+              <w:tcPr>
+                <w:tcW w:w="765" w:type="dxa"/>
+                <w:gridSpan w:val="2"/>
+                <w:hideMark/>
+              </w:tcPr>
+            </w:tcPrChange>
           </w:tcPr>
           <w:p>
             <w:pPr>
@@ -13008,8 +15885,15 @@
         </w:tc>
         <w:tc>
           <w:tcPr>
-            <w:tcW w:w="1035" w:type="dxa"/>
-            <w:hideMark/>
+            <w:tcW w:w="940" w:type="dxa"/>
+            <w:hideMark/>
+            <w:tcPrChange w:id="455" w:author="Raven, Olivier (Student)" w:date="2026-06-09T11:31:00Z" w16du:dateUtc="2026-06-08T23:31:00Z">
+              <w:tcPr>
+                <w:tcW w:w="967" w:type="dxa"/>
+                <w:gridSpan w:val="2"/>
+                <w:hideMark/>
+              </w:tcPr>
+            </w:tcPrChange>
           </w:tcPr>
           <w:p>
             <w:pPr>
@@ -13031,8 +15915,15 @@
         </w:tc>
         <w:tc>
           <w:tcPr>
-            <w:tcW w:w="965" w:type="dxa"/>
-            <w:hideMark/>
+            <w:tcW w:w="678" w:type="dxa"/>
+            <w:hideMark/>
+            <w:tcPrChange w:id="456" w:author="Raven, Olivier (Student)" w:date="2026-06-09T11:31:00Z" w16du:dateUtc="2026-06-08T23:31:00Z">
+              <w:tcPr>
+                <w:tcW w:w="695" w:type="dxa"/>
+                <w:gridSpan w:val="2"/>
+                <w:hideMark/>
+              </w:tcPr>
+            </w:tcPrChange>
           </w:tcPr>
           <w:p>
             <w:pPr>
@@ -13054,8 +15945,15 @@
         </w:tc>
         <w:tc>
           <w:tcPr>
-            <w:tcW w:w="883" w:type="dxa"/>
-            <w:hideMark/>
+            <w:tcW w:w="834" w:type="dxa"/>
+            <w:hideMark/>
+            <w:tcPrChange w:id="457" w:author="Raven, Olivier (Student)" w:date="2026-06-09T11:31:00Z" w16du:dateUtc="2026-06-08T23:31:00Z">
+              <w:tcPr>
+                <w:tcW w:w="857" w:type="dxa"/>
+                <w:gridSpan w:val="2"/>
+                <w:hideMark/>
+              </w:tcPr>
+            </w:tcPrChange>
           </w:tcPr>
           <w:p>
             <w:pPr>
@@ -13077,8 +15975,15 @@
         </w:tc>
         <w:tc>
           <w:tcPr>
-            <w:tcW w:w="942" w:type="dxa"/>
-            <w:hideMark/>
+            <w:tcW w:w="889" w:type="dxa"/>
+            <w:hideMark/>
+            <w:tcPrChange w:id="458" w:author="Raven, Olivier (Student)" w:date="2026-06-09T11:31:00Z" w16du:dateUtc="2026-06-08T23:31:00Z">
+              <w:tcPr>
+                <w:tcW w:w="914" w:type="dxa"/>
+                <w:gridSpan w:val="3"/>
+                <w:hideMark/>
+              </w:tcPr>
+            </w:tcPrChange>
           </w:tcPr>
           <w:p>
             <w:pPr>
@@ -13100,8 +16005,15 @@
         </w:tc>
         <w:tc>
           <w:tcPr>
-            <w:tcW w:w="632" w:type="dxa"/>
-            <w:hideMark/>
+            <w:tcW w:w="584" w:type="dxa"/>
+            <w:hideMark/>
+            <w:tcPrChange w:id="459" w:author="Raven, Olivier (Student)" w:date="2026-06-09T11:31:00Z" w16du:dateUtc="2026-06-08T23:31:00Z">
+              <w:tcPr>
+                <w:tcW w:w="598" w:type="dxa"/>
+                <w:gridSpan w:val="2"/>
+                <w:hideMark/>
+              </w:tcPr>
+            </w:tcPrChange>
           </w:tcPr>
           <w:p>
             <w:pPr>
@@ -13123,8 +16035,15 @@
         </w:tc>
         <w:tc>
           <w:tcPr>
-            <w:tcW w:w="893" w:type="dxa"/>
-            <w:hideMark/>
+            <w:tcW w:w="850" w:type="dxa"/>
+            <w:hideMark/>
+            <w:tcPrChange w:id="460" w:author="Raven, Olivier (Student)" w:date="2026-06-09T11:31:00Z" w16du:dateUtc="2026-06-08T23:31:00Z">
+              <w:tcPr>
+                <w:tcW w:w="873" w:type="dxa"/>
+                <w:gridSpan w:val="2"/>
+                <w:hideMark/>
+              </w:tcPr>
+            </w:tcPrChange>
           </w:tcPr>
           <w:p>
             <w:pPr>
@@ -13146,8 +16065,15 @@
         </w:tc>
         <w:tc>
           <w:tcPr>
-            <w:tcW w:w="837" w:type="dxa"/>
-            <w:hideMark/>
+            <w:tcW w:w="791" w:type="dxa"/>
+            <w:hideMark/>
+            <w:tcPrChange w:id="461" w:author="Raven, Olivier (Student)" w:date="2026-06-09T11:31:00Z" w16du:dateUtc="2026-06-08T23:31:00Z">
+              <w:tcPr>
+                <w:tcW w:w="812" w:type="dxa"/>
+                <w:gridSpan w:val="2"/>
+                <w:hideMark/>
+              </w:tcPr>
+            </w:tcPrChange>
           </w:tcPr>
           <w:p>
             <w:pPr>
@@ -13169,8 +16095,15 @@
         </w:tc>
         <w:tc>
           <w:tcPr>
-            <w:tcW w:w="885" w:type="dxa"/>
-            <w:hideMark/>
+            <w:tcW w:w="836" w:type="dxa"/>
+            <w:hideMark/>
+            <w:tcPrChange w:id="462" w:author="Raven, Olivier (Student)" w:date="2026-06-09T11:31:00Z" w16du:dateUtc="2026-06-08T23:31:00Z">
+              <w:tcPr>
+                <w:tcW w:w="859" w:type="dxa"/>
+                <w:gridSpan w:val="3"/>
+                <w:hideMark/>
+              </w:tcPr>
+            </w:tcPrChange>
           </w:tcPr>
           <w:p>
             <w:pPr>
@@ -13192,8 +16125,15 @@
         </w:tc>
         <w:tc>
           <w:tcPr>
-            <w:tcW w:w="1052" w:type="dxa"/>
-            <w:hideMark/>
+            <w:tcW w:w="991" w:type="dxa"/>
+            <w:hideMark/>
+            <w:tcPrChange w:id="463" w:author="Raven, Olivier (Student)" w:date="2026-06-09T11:31:00Z" w16du:dateUtc="2026-06-08T23:31:00Z">
+              <w:tcPr>
+                <w:tcW w:w="1020" w:type="dxa"/>
+                <w:gridSpan w:val="3"/>
+                <w:hideMark/>
+              </w:tcPr>
+            </w:tcPrChange>
           </w:tcPr>
           <w:p>
             <w:pPr>
@@ -13211,6 +16151,122 @@
               </w:rPr>
               <w:t>Mesotrophic</w:t>
             </w:r>
+          </w:p>
+        </w:tc>
+        <w:tc>
+          <w:tcPr>
+            <w:tcW w:w="222" w:type="dxa"/>
+            <w:tcPrChange w:id="464" w:author="Raven, Olivier (Student)" w:date="2026-06-09T11:31:00Z" w16du:dateUtc="2026-06-08T23:31:00Z">
+              <w:tcPr>
+                <w:tcW w:w="222" w:type="dxa"/>
+              </w:tcPr>
+            </w:tcPrChange>
+          </w:tcPr>
+          <w:p>
+            <w:pPr>
+              <w:spacing w:line="360" w:lineRule="auto"/>
+              <w:jc w:val="left"/>
+              <w:rPr>
+                <w:sz w:val="16"/>
+                <w:szCs w:val="16"/>
+              </w:rPr>
+            </w:pPr>
+            <w:ins w:id="465" w:author="Raven, Olivier (Student)" w:date="2026-06-09T11:33:00Z">
+              <w:r>
+                <w:rPr>
+                  <w:sz w:val="16"/>
+                  <w:szCs w:val="16"/>
+                </w:rPr>
+                <w:t>8.9</w:t>
+              </w:r>
+            </w:ins>
+          </w:p>
+        </w:tc>
+        <w:tc>
+          <w:tcPr>
+            <w:tcW w:w="222" w:type="dxa"/>
+            <w:tcPrChange w:id="466" w:author="Raven, Olivier (Student)" w:date="2026-06-09T11:31:00Z" w16du:dateUtc="2026-06-08T23:31:00Z">
+              <w:tcPr>
+                <w:tcW w:w="222" w:type="dxa"/>
+              </w:tcPr>
+            </w:tcPrChange>
+          </w:tcPr>
+          <w:p>
+            <w:pPr>
+              <w:spacing w:line="360" w:lineRule="auto"/>
+              <w:jc w:val="left"/>
+              <w:rPr>
+                <w:sz w:val="16"/>
+                <w:szCs w:val="16"/>
+              </w:rPr>
+            </w:pPr>
+            <w:ins w:id="467" w:author="Raven, Olivier (Student)" w:date="2026-06-09T11:34:00Z" w16du:dateUtc="2026-06-08T23:34:00Z">
+              <w:r>
+                <w:rPr>
+                  <w:sz w:val="16"/>
+                  <w:szCs w:val="16"/>
+                </w:rPr>
+                <w:t>45.1</w:t>
+              </w:r>
+            </w:ins>
+          </w:p>
+        </w:tc>
+        <w:tc>
+          <w:tcPr>
+            <w:tcW w:w="222" w:type="dxa"/>
+            <w:tcPrChange w:id="468" w:author="Raven, Olivier (Student)" w:date="2026-06-09T11:31:00Z" w16du:dateUtc="2026-06-08T23:31:00Z">
+              <w:tcPr>
+                <w:tcW w:w="222" w:type="dxa"/>
+              </w:tcPr>
+            </w:tcPrChange>
+          </w:tcPr>
+          <w:p>
+            <w:pPr>
+              <w:spacing w:line="360" w:lineRule="auto"/>
+              <w:jc w:val="left"/>
+              <w:rPr>
+                <w:sz w:val="16"/>
+                <w:szCs w:val="16"/>
+              </w:rPr>
+            </w:pPr>
+            <w:ins w:id="469" w:author="Raven, Olivier (Student)" w:date="2026-06-09T11:34:00Z" w16du:dateUtc="2026-06-08T23:34:00Z">
+              <w:r>
+                <w:rPr>
+                  <w:sz w:val="16"/>
+                  <w:szCs w:val="16"/>
+                </w:rPr>
+                <w:t>20.2</w:t>
+              </w:r>
+            </w:ins>
+          </w:p>
+        </w:tc>
+        <w:tc>
+          <w:tcPr>
+            <w:tcW w:w="222" w:type="dxa"/>
+            <w:tcPrChange w:id="470" w:author="Raven, Olivier (Student)" w:date="2026-06-09T11:31:00Z" w16du:dateUtc="2026-06-08T23:31:00Z">
+              <w:tcPr>
+                <w:tcW w:w="236" w:type="dxa"/>
+              </w:tcPr>
+            </w:tcPrChange>
+          </w:tcPr>
+          <w:p>
+            <w:pPr>
+              <w:spacing w:line="360" w:lineRule="auto"/>
+              <w:jc w:val="left"/>
+              <w:rPr>
+                <w:sz w:val="16"/>
+                <w:szCs w:val="16"/>
+              </w:rPr>
+            </w:pPr>
+            <w:ins w:id="471" w:author="Raven, Olivier (Student)" w:date="2026-06-09T11:33:00Z" w16du:dateUtc="2026-06-08T23:33:00Z">
+              <w:r>
+                <w:rPr>
+                  <w:sz w:val="16"/>
+                  <w:szCs w:val="16"/>
+                </w:rPr>
+                <w:t>25.8</w:t>
+              </w:r>
+            </w:ins>
           </w:p>
         </w:tc>
       </w:tr>
@@ -13311,10 +16367,10 @@
         <w:tblLook w:val="0420" w:firstRow="1" w:lastRow="0" w:firstColumn="0" w:lastColumn="0" w:noHBand="0" w:noVBand="1"/>
       </w:tblPr>
       <w:tblGrid>
-        <w:gridCol w:w="1188"/>
-        <w:gridCol w:w="2851"/>
-        <w:gridCol w:w="3579"/>
-        <w:gridCol w:w="1892"/>
+        <w:gridCol w:w="1816"/>
+        <w:gridCol w:w="2635"/>
+        <w:gridCol w:w="3304"/>
+        <w:gridCol w:w="1755"/>
       </w:tblGrid>
       <w:tr>
         <w:trPr>
@@ -14050,6 +17106,7 @@
                 <w:sz w:val="16"/>
                 <w:szCs w:val="16"/>
               </w:rPr>
+              <w:lastRenderedPageBreak/>
               <w:t>Overhanging trees</w:t>
             </w:r>
           </w:p>
@@ -14378,8 +17435,26 @@
                 <w:sz w:val="16"/>
                 <w:szCs w:val="16"/>
               </w:rPr>
-              <w:t>Emergent and submerged vegetation</w:t>
-            </w:r>
+              <w:t xml:space="preserve">Emergent and submerged </w:t>
+            </w:r>
+            <w:ins w:id="472" w:author="Raven, Olivier (Student)" w:date="2026-06-08T14:28:00Z">
+              <w:r>
+                <w:rPr>
+                  <w:sz w:val="16"/>
+                  <w:szCs w:val="16"/>
+                </w:rPr>
+                <w:t>macrophytes</w:t>
+              </w:r>
+            </w:ins>
+            <w:del w:id="473" w:author="Raven, Olivier (Student)" w:date="2026-06-08T14:28:00Z" w16du:dateUtc="2026-06-08T02:28:00Z">
+              <w:r>
+                <w:rPr>
+                  <w:sz w:val="16"/>
+                  <w:szCs w:val="16"/>
+                </w:rPr>
+                <w:delText>vegetation</w:delText>
+              </w:r>
+            </w:del>
           </w:p>
         </w:tc>
         <w:tc>
@@ -14408,7 +17483,41 @@
                 <w:sz w:val="16"/>
                 <w:szCs w:val="16"/>
               </w:rPr>
-              <w:t>Percentage cover of vegetation in the sample site, divided over emergent and submerged and native and non-native species.</w:t>
+              <w:t xml:space="preserve">Percentage cover of </w:t>
+            </w:r>
+            <w:ins w:id="474" w:author="Raven, Olivier (Student)" w:date="2026-06-08T14:28:00Z">
+              <w:r>
+                <w:rPr>
+                  <w:sz w:val="16"/>
+                  <w:szCs w:val="16"/>
+                </w:rPr>
+                <w:t>macrophytes</w:t>
+              </w:r>
+            </w:ins>
+            <w:ins w:id="475" w:author="Raven, Olivier (Student)" w:date="2026-06-08T14:28:00Z" w16du:dateUtc="2026-06-08T02:28:00Z">
+              <w:r>
+                <w:rPr>
+                  <w:sz w:val="16"/>
+                  <w:szCs w:val="16"/>
+                </w:rPr>
+                <w:t xml:space="preserve"> </w:t>
+              </w:r>
+            </w:ins>
+            <w:del w:id="476" w:author="Raven, Olivier (Student)" w:date="2026-06-08T14:28:00Z" w16du:dateUtc="2026-06-08T02:28:00Z">
+              <w:r>
+                <w:rPr>
+                  <w:sz w:val="16"/>
+                  <w:szCs w:val="16"/>
+                </w:rPr>
+                <w:delText xml:space="preserve">vegetation </w:delText>
+              </w:r>
+            </w:del>
+            <w:r>
+              <w:rPr>
+                <w:sz w:val="16"/>
+                <w:szCs w:val="16"/>
+              </w:rPr>
+              <w:t>in the sample site, divided over emergent and submerged and native and non-native species.</w:t>
             </w:r>
           </w:p>
         </w:tc>
@@ -14438,7 +17547,57 @@
                 <w:sz w:val="16"/>
                 <w:szCs w:val="16"/>
               </w:rPr>
-              <w:t>Native vegetation can provide cover and serve as a food source. Non-native vegetation may alter movement pathways and modify local habitat and water quality conditions.</w:t>
+              <w:t xml:space="preserve">Native </w:t>
+            </w:r>
+            <w:ins w:id="477" w:author="Raven, Olivier (Student)" w:date="2026-06-08T14:28:00Z">
+              <w:r>
+                <w:rPr>
+                  <w:sz w:val="16"/>
+                  <w:szCs w:val="16"/>
+                </w:rPr>
+                <w:t>macrophytes</w:t>
+              </w:r>
+            </w:ins>
+            <w:del w:id="478" w:author="Raven, Olivier (Student)" w:date="2026-06-08T14:28:00Z" w16du:dateUtc="2026-06-08T02:28:00Z">
+              <w:r>
+                <w:rPr>
+                  <w:sz w:val="16"/>
+                  <w:szCs w:val="16"/>
+                </w:rPr>
+                <w:delText xml:space="preserve">vegetation </w:delText>
+              </w:r>
+            </w:del>
+            <w:r>
+              <w:rPr>
+                <w:sz w:val="16"/>
+                <w:szCs w:val="16"/>
+              </w:rPr>
+              <w:t xml:space="preserve">can provide cover and serve as a food source. Non-native </w:t>
+            </w:r>
+            <w:ins w:id="479" w:author="Raven, Olivier (Student)" w:date="2026-06-08T14:28:00Z">
+              <w:r>
+                <w:rPr>
+                  <w:sz w:val="16"/>
+                  <w:szCs w:val="16"/>
+                </w:rPr>
+                <w:t>macrophytes</w:t>
+              </w:r>
+            </w:ins>
+            <w:del w:id="480" w:author="Raven, Olivier (Student)" w:date="2026-06-08T14:28:00Z" w16du:dateUtc="2026-06-08T02:28:00Z">
+              <w:r>
+                <w:rPr>
+                  <w:sz w:val="16"/>
+                  <w:szCs w:val="16"/>
+                </w:rPr>
+                <w:delText xml:space="preserve">vegetation </w:delText>
+              </w:r>
+            </w:del>
+            <w:r>
+              <w:rPr>
+                <w:sz w:val="16"/>
+                <w:szCs w:val="16"/>
+              </w:rPr>
+              <w:t>may alter movement pathways and modify local habitat and water quality conditions.</w:t>
             </w:r>
           </w:p>
         </w:tc>
@@ -14630,7 +17789,6 @@
                 <w:sz w:val="16"/>
                 <w:szCs w:val="16"/>
               </w:rPr>
-              <w:lastRenderedPageBreak/>
               <w:t>Dissolved oxygen</w:t>
             </w:r>
           </w:p>
@@ -15301,7 +18459,7 @@
           <w:szCs w:val="18"/>
         </w:rPr>
       </w:pPr>
-      <w:bookmarkStart w:id="76" w:name="_Ref214546195"/>
+      <w:bookmarkStart w:id="481" w:name="_Ref214546195"/>
       <w:r>
         <w:rPr>
           <w:i/>
@@ -15309,6 +18467,7 @@
           <w:sz w:val="18"/>
           <w:szCs w:val="18"/>
         </w:rPr>
+        <w:lastRenderedPageBreak/>
         <w:t>Fig</w:t>
       </w:r>
       <w:r>
@@ -15375,7 +18534,7 @@
         </w:rPr>
         <w:fldChar w:fldCharType="end"/>
       </w:r>
-      <w:bookmarkEnd w:id="76"/>
+      <w:bookmarkEnd w:id="481"/>
       <w:r>
         <w:rPr>
           <w:i/>
@@ -15585,7 +18744,6 @@
         <w:rPr>
           <w:noProof/>
         </w:rPr>
-        <w:lastRenderedPageBreak/>
         <w:drawing>
           <wp:inline distT="0" distB="0" distL="0" distR="0" wp14:anchorId="1341356C" wp14:editId="3AFC941C">
             <wp:extent cx="2879604" cy="4319787"/>
@@ -15638,7 +18796,7 @@
           <w:color w:val="auto"/>
         </w:rPr>
       </w:pPr>
-      <w:bookmarkStart w:id="77" w:name="_Ref214958216"/>
+      <w:bookmarkStart w:id="482" w:name="_Ref214958216"/>
       <w:r>
         <w:rPr>
           <w:color w:val="auto"/>
@@ -15688,7 +18846,7 @@
         </w:rPr>
         <w:fldChar w:fldCharType="end"/>
       </w:r>
-      <w:bookmarkEnd w:id="77"/>
+      <w:bookmarkEnd w:id="482"/>
       <w:r>
         <w:rPr>
           <w:color w:val="auto"/>
@@ -15762,7 +18920,7 @@
           </wp:inline>
         </w:drawing>
       </w:r>
-      <w:bookmarkStart w:id="78" w:name="_Ref214960294"/>
+      <w:bookmarkStart w:id="483" w:name="_Ref214960294"/>
       <w:r>
         <w:rPr>
           <w:color w:val="auto"/>
@@ -15818,7 +18976,7 @@
         </w:rPr>
         <w:fldChar w:fldCharType="end"/>
       </w:r>
-      <w:bookmarkEnd w:id="78"/>
+      <w:bookmarkEnd w:id="483"/>
       <w:r>
         <w:rPr>
           <w:color w:val="auto"/>
@@ -15841,7 +18999,33 @@
         <w:rPr>
           <w:color w:val="auto"/>
         </w:rPr>
-        <w:t xml:space="preserve">) Estimated smooth terms for riparian vegetation, substrate index, surface water temperature, and specific conductivity, shown as partial effects with 95% confidence intervals. </w:t>
+        <w:t>) Estimated smooth terms for riparian vegetation, substrate index, surface water temperature, and specific conductivity, shown as partial effects with 95% confidence intervals.</w:t>
+      </w:r>
+      <w:ins w:id="484" w:author="Raven, Olivier (Student)" w:date="2026-06-08T15:31:00Z" w16du:dateUtc="2026-06-08T03:31:00Z">
+        <w:r>
+          <w:rPr>
+            <w:color w:val="auto"/>
+          </w:rPr>
+          <w:t xml:space="preserve"> </w:t>
+        </w:r>
+        <w:r>
+          <w:rPr>
+            <w:color w:val="auto"/>
+          </w:rPr>
+          <w:t>See Fig. S2 for raw data underlying modelled relationships</w:t>
+        </w:r>
+        <w:r>
+          <w:rPr>
+            <w:color w:val="auto"/>
+          </w:rPr>
+          <w:t>.</w:t>
+        </w:r>
+      </w:ins>
+      <w:r>
+        <w:rPr>
+          <w:color w:val="auto"/>
+        </w:rPr>
+        <w:t xml:space="preserve"> </w:t>
       </w:r>
       <w:r>
         <w:rPr>
@@ -15936,7 +19120,7 @@
           <w:color w:val="auto"/>
         </w:rPr>
       </w:pPr>
-      <w:bookmarkStart w:id="79" w:name="_Ref214960333"/>
+      <w:bookmarkStart w:id="485" w:name="_Ref214960333"/>
       <w:r>
         <w:rPr>
           <w:color w:val="auto"/>
@@ -15992,7 +19176,7 @@
         </w:rPr>
         <w:fldChar w:fldCharType="end"/>
       </w:r>
-      <w:bookmarkEnd w:id="79"/>
+      <w:bookmarkEnd w:id="485"/>
       <w:r>
         <w:rPr>
           <w:color w:val="auto"/>
@@ -16027,7 +19211,29 @@
         <w:rPr>
           <w:color w:val="auto"/>
         </w:rPr>
-        <w:t>) Estimated smooth terms for surface water temperature, pH, and emergent native vegetation, shown with partial effects and 95% confidence intervals</w:t>
+        <w:t xml:space="preserve">) Estimated smooth terms for surface water temperature, pH, and emergent native </w:t>
+      </w:r>
+      <w:ins w:id="486" w:author="Raven, Olivier (Student)" w:date="2026-06-08T14:28:00Z">
+        <w:r>
+          <w:rPr>
+            <w:color w:val="auto"/>
+          </w:rPr>
+          <w:t>macrophytes</w:t>
+        </w:r>
+      </w:ins>
+      <w:del w:id="487" w:author="Raven, Olivier (Student)" w:date="2026-06-08T14:28:00Z" w16du:dateUtc="2026-06-08T02:28:00Z">
+        <w:r>
+          <w:rPr>
+            <w:color w:val="auto"/>
+          </w:rPr>
+          <w:delText>vegetation</w:delText>
+        </w:r>
+      </w:del>
+      <w:r>
+        <w:rPr>
+          <w:color w:val="auto"/>
+        </w:rPr>
+        <w:t>, shown with partial effects and 95% confidence intervals</w:t>
       </w:r>
       <w:r>
         <w:rPr>
@@ -16139,7 +19345,7 @@
           <w:color w:val="auto"/>
         </w:rPr>
       </w:pPr>
-      <w:bookmarkStart w:id="80" w:name="_Ref214960353"/>
+      <w:bookmarkStart w:id="488" w:name="_Ref214960353"/>
       <w:r>
         <w:rPr>
           <w:color w:val="auto"/>
@@ -16189,7 +19395,7 @@
         </w:rPr>
         <w:fldChar w:fldCharType="end"/>
       </w:r>
-      <w:bookmarkEnd w:id="80"/>
+      <w:bookmarkEnd w:id="488"/>
       <w:r>
         <w:rPr>
           <w:color w:val="auto"/>
@@ -16224,7 +19430,29 @@
         <w:rPr>
           <w:color w:val="auto"/>
         </w:rPr>
-        <w:t>) Estimated smooth terms for pH and emergent native vegetation, shown with partial effects and 95% confidence intervals</w:t>
+        <w:t xml:space="preserve">) Estimated smooth terms for pH and emergent native </w:t>
+      </w:r>
+      <w:ins w:id="489" w:author="Raven, Olivier (Student)" w:date="2026-06-08T14:29:00Z">
+        <w:r>
+          <w:rPr>
+            <w:color w:val="auto"/>
+          </w:rPr>
+          <w:t>macrophytes</w:t>
+        </w:r>
+      </w:ins>
+      <w:del w:id="490" w:author="Raven, Olivier (Student)" w:date="2026-06-08T14:29:00Z" w16du:dateUtc="2026-06-08T02:29:00Z">
+        <w:r>
+          <w:rPr>
+            <w:color w:val="auto"/>
+          </w:rPr>
+          <w:delText>vegetation</w:delText>
+        </w:r>
+      </w:del>
+      <w:r>
+        <w:rPr>
+          <w:color w:val="auto"/>
+        </w:rPr>
+        <w:t>, shown with partial effects and 95% confidence intervals</w:t>
       </w:r>
       <w:r>
         <w:rPr>
@@ -16431,119 +19659,275 @@
     <w:p>
       <w:pPr>
         <w:keepNext/>
+        <w:rPr>
+          <w:ins w:id="491" w:author="Raven, Olivier (Student)" w:date="2026-06-08T15:11:00Z" w16du:dateUtc="2026-06-08T03:11:00Z"/>
+        </w:rPr>
       </w:pPr>
-      <w:r>
-        <w:rPr>
-          <w:noProof/>
-        </w:rPr>
-        <w:lastRenderedPageBreak/>
-        <w:drawing>
-          <wp:inline distT="0" distB="0" distL="0" distR="0" wp14:anchorId="6740A6FA" wp14:editId="643DDDC8">
-            <wp:extent cx="5731510" cy="3820795"/>
-            <wp:effectExtent l="0" t="0" r="2540" b="8255"/>
-            <wp:docPr id="202727169" name="Picture 2"/>
-            <wp:cNvGraphicFramePr>
-              <a:graphicFrameLocks xmlns:a="http://schemas.openxmlformats.org/drawingml/2006/main" noChangeAspect="1"/>
-            </wp:cNvGraphicFramePr>
-            <a:graphic xmlns:a="http://schemas.openxmlformats.org/drawingml/2006/main">
-              <a:graphicData uri="http://schemas.openxmlformats.org/drawingml/2006/picture">
-                <pic:pic xmlns:pic="http://schemas.openxmlformats.org/drawingml/2006/picture">
-                  <pic:nvPicPr>
-                    <pic:cNvPr id="202727169" name="Picture 202727169"/>
-                    <pic:cNvPicPr/>
-                  </pic:nvPicPr>
-                  <pic:blipFill>
-                    <a:blip r:embed="rId47" cstate="print">
-                      <a:extLst>
-                        <a:ext uri="{28A0092B-C50C-407E-A947-70E740481C1C}">
-                          <a14:useLocalDpi xmlns:a14="http://schemas.microsoft.com/office/drawing/2010/main" val="0"/>
-                        </a:ext>
-                      </a:extLst>
-                    </a:blip>
-                    <a:stretch>
-                      <a:fillRect/>
-                    </a:stretch>
-                  </pic:blipFill>
-                  <pic:spPr>
-                    <a:xfrm>
-                      <a:off x="0" y="0"/>
-                      <a:ext cx="5731510" cy="3820795"/>
-                    </a:xfrm>
-                    <a:prstGeom prst="rect">
-                      <a:avLst/>
-                    </a:prstGeom>
-                  </pic:spPr>
-                </pic:pic>
-              </a:graphicData>
-            </a:graphic>
-          </wp:inline>
-        </w:drawing>
-      </w:r>
+      <w:del w:id="492" w:author="Raven, Olivier (Student)" w:date="2026-06-08T14:54:00Z" w16du:dateUtc="2026-06-08T02:54:00Z">
+        <w:r>
+          <w:rPr>
+            <w:noProof/>
+          </w:rPr>
+          <w:lastRenderedPageBreak/>
+          <w:drawing>
+            <wp:inline distT="0" distB="0" distL="0" distR="0" wp14:anchorId="6740A6FA" wp14:editId="42130E3C">
+              <wp:extent cx="5731510" cy="3820795"/>
+              <wp:effectExtent l="0" t="0" r="2540" b="8255"/>
+              <wp:docPr id="202727169" name="Picture 2"/>
+              <wp:cNvGraphicFramePr>
+                <a:graphicFrameLocks xmlns:a="http://schemas.openxmlformats.org/drawingml/2006/main" noChangeAspect="1"/>
+              </wp:cNvGraphicFramePr>
+              <a:graphic xmlns:a="http://schemas.openxmlformats.org/drawingml/2006/main">
+                <a:graphicData uri="http://schemas.openxmlformats.org/drawingml/2006/picture">
+                  <pic:pic xmlns:pic="http://schemas.openxmlformats.org/drawingml/2006/picture">
+                    <pic:nvPicPr>
+                      <pic:cNvPr id="202727169" name="Picture 202727169"/>
+                      <pic:cNvPicPr/>
+                    </pic:nvPicPr>
+                    <pic:blipFill>
+                      <a:blip r:embed="rId47" cstate="print">
+                        <a:extLst>
+                          <a:ext uri="{28A0092B-C50C-407E-A947-70E740481C1C}">
+                            <a14:useLocalDpi xmlns:a14="http://schemas.microsoft.com/office/drawing/2010/main" val="0"/>
+                          </a:ext>
+                        </a:extLst>
+                      </a:blip>
+                      <a:stretch>
+                        <a:fillRect/>
+                      </a:stretch>
+                    </pic:blipFill>
+                    <pic:spPr>
+                      <a:xfrm>
+                        <a:off x="0" y="0"/>
+                        <a:ext cx="5731510" cy="3820795"/>
+                      </a:xfrm>
+                      <a:prstGeom prst="rect">
+                        <a:avLst/>
+                      </a:prstGeom>
+                    </pic:spPr>
+                  </pic:pic>
+                </a:graphicData>
+              </a:graphic>
+            </wp:inline>
+          </w:drawing>
+        </w:r>
+      </w:del>
+    </w:p>
+    <w:p>
+      <w:pPr>
+        <w:keepNext/>
+      </w:pPr>
+      <w:ins w:id="493" w:author="Raven, Olivier (Student)" w:date="2026-06-08T15:25:00Z" w16du:dateUtc="2026-06-08T03:25:00Z">
+        <w:r>
+          <w:rPr>
+            <w:noProof/>
+          </w:rPr>
+          <w:lastRenderedPageBreak/>
+          <w:drawing>
+            <wp:inline distT="0" distB="0" distL="0" distR="0" wp14:anchorId="010534CA" wp14:editId="3FC6EB2C">
+              <wp:extent cx="4431665" cy="8863330"/>
+              <wp:effectExtent l="0" t="0" r="6985" b="0"/>
+              <wp:docPr id="363435109" name="Picture 1"/>
+              <wp:cNvGraphicFramePr>
+                <a:graphicFrameLocks xmlns:a="http://schemas.openxmlformats.org/drawingml/2006/main" noChangeAspect="1"/>
+              </wp:cNvGraphicFramePr>
+              <a:graphic xmlns:a="http://schemas.openxmlformats.org/drawingml/2006/main">
+                <a:graphicData uri="http://schemas.openxmlformats.org/drawingml/2006/picture">
+                  <pic:pic xmlns:pic="http://schemas.openxmlformats.org/drawingml/2006/picture">
+                    <pic:nvPicPr>
+                      <pic:cNvPr id="363435109" name=""/>
+                      <pic:cNvPicPr/>
+                    </pic:nvPicPr>
+                    <pic:blipFill>
+                      <a:blip r:embed="rId48"/>
+                      <a:stretch>
+                        <a:fillRect/>
+                      </a:stretch>
+                    </pic:blipFill>
+                    <pic:spPr>
+                      <a:xfrm>
+                        <a:off x="0" y="0"/>
+                        <a:ext cx="4431665" cy="8863330"/>
+                      </a:xfrm>
+                      <a:prstGeom prst="rect">
+                        <a:avLst/>
+                      </a:prstGeom>
+                    </pic:spPr>
+                  </pic:pic>
+                </a:graphicData>
+              </a:graphic>
+            </wp:inline>
+          </w:drawing>
+        </w:r>
+      </w:ins>
     </w:p>
     <w:p>
       <w:pPr>
         <w:pStyle w:val="Caption"/>
+        <w:rPr>
+          <w:ins w:id="494" w:author="Raven, Olivier (Student)" w:date="2026-06-08T15:27:00Z"/>
+        </w:rPr>
       </w:pPr>
       <w:r>
         <w:rPr>
           <w:color w:val="auto"/>
         </w:rPr>
-        <w:t>Fig. S2 Raw relationships between significant habitat predictors and kōura CPUE (upper panels) and BPUE (lower panels) at sites where kōura were present. Points represent observed values at individual sites. Temperature</w:t>
-      </w:r>
-      <w:r>
-        <w:rPr>
+        <w:lastRenderedPageBreak/>
+        <w:t xml:space="preserve">Fig. S2 Raw relationships </w:t>
+      </w:r>
+      <w:ins w:id="495" w:author="Raven, Olivier (Student)" w:date="2026-06-08T15:28:00Z" w16du:dateUtc="2026-06-08T03:28:00Z">
+        <w:r>
+          <w:rPr>
+            <w:color w:val="auto"/>
+          </w:rPr>
+          <w:t xml:space="preserve">between </w:t>
+        </w:r>
+      </w:ins>
+      <w:ins w:id="496" w:author="Raven, Olivier (Student)" w:date="2026-06-08T15:27:00Z">
+        <w:r>
+          <w:t>all environmental predictors examined and kōura occurrence, CPUE, and BPUE across all 60 surveyed littoral sites. Each panel shows observed values at individual sites (n = 60 for occurrence; n = 33 for CPUE and BPUE).</w:t>
+        </w:r>
+      </w:ins>
+      <w:ins w:id="497" w:author="Raven, Olivier (Student)" w:date="2026-06-08T15:27:00Z" w16du:dateUtc="2026-06-08T03:27:00Z">
+        <w:r>
+          <w:rPr>
+            <w:rFonts w:ascii="Consolas" w:eastAsia="Times New Roman" w:hAnsi="Consolas" w:cs="Times New Roman"/>
+            <w:color w:val="6A9955"/>
+            <w:kern w:val="0"/>
+            <w:lang w:eastAsia="en-GB"/>
+            <w14:ligatures w14:val="none"/>
+            <w:rPrChange w:id="498" w:author="Raven, Olivier (Student)" w:date="2026-06-08T15:27:00Z" w16du:dateUtc="2026-06-08T03:27:00Z">
+              <w:rPr>
+                <w:rFonts w:ascii="Consolas" w:eastAsia="Times New Roman" w:hAnsi="Consolas" w:cs="Times New Roman"/>
+                <w:color w:val="6A9955"/>
+                <w:kern w:val="0"/>
+                <w:sz w:val="21"/>
+                <w:szCs w:val="21"/>
+                <w:lang w:eastAsia="en-GB"/>
+                <w14:ligatures w14:val="none"/>
+              </w:rPr>
+            </w:rPrChange>
+          </w:rPr>
+          <w:t xml:space="preserve"> </w:t>
+        </w:r>
+      </w:ins>
+      <w:ins w:id="499" w:author="Raven, Olivier (Student)" w:date="2026-06-08T15:27:00Z">
+        <w:r>
+          <w:t>Points are jittered slightly for occurrence data to reduce overplotting. Predictors highlighted in bold were retained in final GAM models.</w:t>
+        </w:r>
+      </w:ins>
+    </w:p>
+    <w:p>
+      <w:pPr>
+        <w:pStyle w:val="Caption"/>
+        <w:rPr>
+          <w:ins w:id="500" w:author="Raven, Olivier (Student)" w:date="2026-06-08T14:54:00Z" w16du:dateUtc="2026-06-08T02:54:00Z"/>
           <w:color w:val="auto"/>
         </w:rPr>
-        <w:t xml:space="preserve"> (</w:t>
-      </w:r>
-      <w:r>
-        <w:rPr>
-          <w:rFonts w:eastAsia="Times New Roman" w:cstheme="minorHAnsi"/>
-          <w:color w:val="000000"/>
-          <w:kern w:val="0"/>
-          <w:sz w:val="16"/>
-          <w:szCs w:val="16"/>
-          <w:lang w:eastAsia="en-GB"/>
-          <w14:ligatures w14:val="none"/>
-        </w:rPr>
-        <w:t>°C</w:t>
-      </w:r>
-      <w:r>
-        <w:rPr>
-          <w:color w:val="auto"/>
-        </w:rPr>
-        <w:t>)</w:t>
-      </w:r>
-      <w:r>
-        <w:rPr>
-          <w:color w:val="auto"/>
-        </w:rPr>
-        <w:t>, pH, and emergent native vegetation cover</w:t>
-      </w:r>
-      <w:r>
-        <w:rPr>
-          <w:color w:val="auto"/>
-        </w:rPr>
-        <w:t xml:space="preserve"> (%)</w:t>
-      </w:r>
-      <w:r>
-        <w:rPr>
-          <w:color w:val="auto"/>
-        </w:rPr>
-        <w:t xml:space="preserve"> are shown for CPUE; pH and emergent native vegetation cover</w:t>
-      </w:r>
-      <w:r>
-        <w:rPr>
-          <w:color w:val="auto"/>
-        </w:rPr>
-        <w:t xml:space="preserve"> (%)</w:t>
-      </w:r>
-      <w:r>
-        <w:rPr>
-          <w:color w:val="auto"/>
-        </w:rPr>
-        <w:t xml:space="preserve"> are shown for BPUE.</w:t>
-      </w:r>
+      </w:pPr>
+      <w:del w:id="501" w:author="Raven, Olivier (Student)" w:date="2026-06-08T15:27:00Z" w16du:dateUtc="2026-06-08T03:27:00Z">
+        <w:r>
+          <w:rPr>
+            <w:color w:val="auto"/>
+          </w:rPr>
+          <w:delText>between significant habitat predictors and kōura CPUE (upper panels) and BPUE (lower panels) at sites where kōura were present. Points represent observed values at individual sites. Temperature</w:delText>
+        </w:r>
+        <w:r>
+          <w:rPr>
+            <w:color w:val="auto"/>
+          </w:rPr>
+          <w:delText xml:space="preserve"> (</w:delText>
+        </w:r>
+        <w:r>
+          <w:rPr>
+            <w:rFonts w:eastAsia="Times New Roman" w:cstheme="minorHAnsi"/>
+            <w:color w:val="000000"/>
+            <w:kern w:val="0"/>
+            <w:sz w:val="16"/>
+            <w:szCs w:val="16"/>
+            <w:lang w:eastAsia="en-GB"/>
+            <w14:ligatures w14:val="none"/>
+          </w:rPr>
+          <w:delText>°C</w:delText>
+        </w:r>
+        <w:r>
+          <w:rPr>
+            <w:color w:val="auto"/>
+          </w:rPr>
+          <w:delText>)</w:delText>
+        </w:r>
+        <w:r>
+          <w:rPr>
+            <w:color w:val="auto"/>
+          </w:rPr>
+          <w:delText xml:space="preserve">, pH, and emergent native </w:delText>
+        </w:r>
+      </w:del>
+      <w:del w:id="502" w:author="Raven, Olivier (Student)" w:date="2026-06-08T14:29:00Z" w16du:dateUtc="2026-06-08T02:29:00Z">
+        <w:r>
+          <w:rPr>
+            <w:color w:val="auto"/>
+          </w:rPr>
+          <w:delText xml:space="preserve">vegetation </w:delText>
+        </w:r>
+      </w:del>
+      <w:del w:id="503" w:author="Raven, Olivier (Student)" w:date="2026-06-08T15:27:00Z" w16du:dateUtc="2026-06-08T03:27:00Z">
+        <w:r>
+          <w:rPr>
+            <w:color w:val="auto"/>
+          </w:rPr>
+          <w:delText>cover</w:delText>
+        </w:r>
+        <w:r>
+          <w:rPr>
+            <w:color w:val="auto"/>
+          </w:rPr>
+          <w:delText xml:space="preserve"> (%)</w:delText>
+        </w:r>
+        <w:r>
+          <w:rPr>
+            <w:color w:val="auto"/>
+          </w:rPr>
+          <w:delText xml:space="preserve"> are shown for CPUE; pH and emergent native </w:delText>
+        </w:r>
+      </w:del>
+      <w:del w:id="504" w:author="Raven, Olivier (Student)" w:date="2026-06-08T14:29:00Z" w16du:dateUtc="2026-06-08T02:29:00Z">
+        <w:r>
+          <w:rPr>
+            <w:color w:val="auto"/>
+          </w:rPr>
+          <w:delText xml:space="preserve">vegetation </w:delText>
+        </w:r>
+      </w:del>
+      <w:del w:id="505" w:author="Raven, Olivier (Student)" w:date="2026-06-08T15:27:00Z" w16du:dateUtc="2026-06-08T03:27:00Z">
+        <w:r>
+          <w:rPr>
+            <w:color w:val="auto"/>
+          </w:rPr>
+          <w:delText>cover</w:delText>
+        </w:r>
+        <w:r>
+          <w:rPr>
+            <w:color w:val="auto"/>
+          </w:rPr>
+          <w:delText xml:space="preserve"> (%)</w:delText>
+        </w:r>
+        <w:r>
+          <w:rPr>
+            <w:color w:val="auto"/>
+          </w:rPr>
+          <w:delText xml:space="preserve"> are shown for BPUE.</w:delText>
+        </w:r>
+      </w:del>
+    </w:p>
+    <w:p>
+      <w:pPr>
+        <w:pPrChange w:id="506" w:author="Raven, Olivier (Student)" w:date="2026-06-08T14:54:00Z" w16du:dateUtc="2026-06-08T02:54:00Z">
+          <w:pPr>
+            <w:pStyle w:val="Caption"/>
+          </w:pPr>
+        </w:pPrChange>
+      </w:pPr>
     </w:p>
     <w:p>
       <w:pPr>
@@ -23848,7 +27232,6 @@
                 <w:lang w:eastAsia="en-GB"/>
                 <w14:ligatures w14:val="none"/>
               </w:rPr>
-              <w:lastRenderedPageBreak/>
               <w:t>Rotoehu</w:t>
             </w:r>
           </w:p>
@@ -27333,8 +30716,36 @@
                 <w:lang w:eastAsia="en-GB"/>
                 <w14:ligatures w14:val="none"/>
               </w:rPr>
-              <w:t>Emergent vegetation</w:t>
-            </w:r>
+              <w:t xml:space="preserve">Emergent </w:t>
+            </w:r>
+            <w:ins w:id="507" w:author="Raven, Olivier (Student)" w:date="2026-06-08T14:29:00Z">
+              <w:r>
+                <w:rPr>
+                  <w:rFonts w:eastAsia="Times New Roman" w:cstheme="minorHAnsi"/>
+                  <w:color w:val="000000"/>
+                  <w:kern w:val="0"/>
+                  <w:sz w:val="16"/>
+                  <w:szCs w:val="16"/>
+                  <w:lang w:eastAsia="en-GB"/>
+                  <w14:ligatures w14:val="none"/>
+                </w:rPr>
+                <w:t>macrophytes</w:t>
+              </w:r>
+            </w:ins>
+            <w:del w:id="508" w:author="Raven, Olivier (Student)" w:date="2026-06-08T14:29:00Z" w16du:dateUtc="2026-06-08T02:29:00Z">
+              <w:r>
+                <w:rPr>
+                  <w:rFonts w:eastAsia="Times New Roman" w:cstheme="minorHAnsi"/>
+                  <w:color w:val="000000"/>
+                  <w:kern w:val="0"/>
+                  <w:sz w:val="16"/>
+                  <w:szCs w:val="16"/>
+                  <w:lang w:eastAsia="en-GB"/>
+                  <w14:ligatures w14:val="none"/>
+                </w:rPr>
+                <w:delText>vegetation</w:delText>
+              </w:r>
+            </w:del>
           </w:p>
         </w:tc>
         <w:tc>
@@ -27678,8 +31089,36 @@
                 <w:lang w:eastAsia="en-GB"/>
                 <w14:ligatures w14:val="none"/>
               </w:rPr>
-              <w:t>Emergent vegetation</w:t>
-            </w:r>
+              <w:t xml:space="preserve">Emergent </w:t>
+            </w:r>
+            <w:ins w:id="509" w:author="Raven, Olivier (Student)" w:date="2026-06-08T14:29:00Z">
+              <w:r>
+                <w:rPr>
+                  <w:rFonts w:eastAsia="Times New Roman" w:cstheme="minorHAnsi"/>
+                  <w:color w:val="000000"/>
+                  <w:kern w:val="0"/>
+                  <w:sz w:val="16"/>
+                  <w:szCs w:val="16"/>
+                  <w:lang w:eastAsia="en-GB"/>
+                  <w14:ligatures w14:val="none"/>
+                </w:rPr>
+                <w:t>macrophytes</w:t>
+              </w:r>
+            </w:ins>
+            <w:del w:id="510" w:author="Raven, Olivier (Student)" w:date="2026-06-08T14:29:00Z" w16du:dateUtc="2026-06-08T02:29:00Z">
+              <w:r>
+                <w:rPr>
+                  <w:rFonts w:eastAsia="Times New Roman" w:cstheme="minorHAnsi"/>
+                  <w:color w:val="000000"/>
+                  <w:kern w:val="0"/>
+                  <w:sz w:val="16"/>
+                  <w:szCs w:val="16"/>
+                  <w:lang w:eastAsia="en-GB"/>
+                  <w14:ligatures w14:val="none"/>
+                </w:rPr>
+                <w:delText>vegetation</w:delText>
+              </w:r>
+            </w:del>
           </w:p>
         </w:tc>
         <w:tc>
@@ -28023,8 +31462,36 @@
                 <w:lang w:eastAsia="en-GB"/>
                 <w14:ligatures w14:val="none"/>
               </w:rPr>
-              <w:t>Emergent vegetation</w:t>
-            </w:r>
+              <w:t xml:space="preserve">Emergent </w:t>
+            </w:r>
+            <w:ins w:id="511" w:author="Raven, Olivier (Student)" w:date="2026-06-08T14:29:00Z">
+              <w:r>
+                <w:rPr>
+                  <w:rFonts w:eastAsia="Times New Roman" w:cstheme="minorHAnsi"/>
+                  <w:color w:val="000000"/>
+                  <w:kern w:val="0"/>
+                  <w:sz w:val="16"/>
+                  <w:szCs w:val="16"/>
+                  <w:lang w:eastAsia="en-GB"/>
+                  <w14:ligatures w14:val="none"/>
+                </w:rPr>
+                <w:t>macrophytes</w:t>
+              </w:r>
+            </w:ins>
+            <w:del w:id="512" w:author="Raven, Olivier (Student)" w:date="2026-06-08T14:29:00Z" w16du:dateUtc="2026-06-08T02:29:00Z">
+              <w:r>
+                <w:rPr>
+                  <w:rFonts w:eastAsia="Times New Roman" w:cstheme="minorHAnsi"/>
+                  <w:color w:val="000000"/>
+                  <w:kern w:val="0"/>
+                  <w:sz w:val="16"/>
+                  <w:szCs w:val="16"/>
+                  <w:lang w:eastAsia="en-GB"/>
+                  <w14:ligatures w14:val="none"/>
+                </w:rPr>
+                <w:delText>vegetation</w:delText>
+              </w:r>
+            </w:del>
           </w:p>
         </w:tc>
         <w:tc>
@@ -28368,8 +31835,36 @@
                 <w:lang w:eastAsia="en-GB"/>
                 <w14:ligatures w14:val="none"/>
               </w:rPr>
-              <w:t>Emergent vegetation</w:t>
-            </w:r>
+              <w:t xml:space="preserve">Emergent </w:t>
+            </w:r>
+            <w:ins w:id="513" w:author="Raven, Olivier (Student)" w:date="2026-06-08T14:29:00Z">
+              <w:r>
+                <w:rPr>
+                  <w:rFonts w:eastAsia="Times New Roman" w:cstheme="minorHAnsi"/>
+                  <w:color w:val="000000"/>
+                  <w:kern w:val="0"/>
+                  <w:sz w:val="16"/>
+                  <w:szCs w:val="16"/>
+                  <w:lang w:eastAsia="en-GB"/>
+                  <w14:ligatures w14:val="none"/>
+                </w:rPr>
+                <w:t>macrophytes</w:t>
+              </w:r>
+            </w:ins>
+            <w:del w:id="514" w:author="Raven, Olivier (Student)" w:date="2026-06-08T14:29:00Z" w16du:dateUtc="2026-06-08T02:29:00Z">
+              <w:r>
+                <w:rPr>
+                  <w:rFonts w:eastAsia="Times New Roman" w:cstheme="minorHAnsi"/>
+                  <w:color w:val="000000"/>
+                  <w:kern w:val="0"/>
+                  <w:sz w:val="16"/>
+                  <w:szCs w:val="16"/>
+                  <w:lang w:eastAsia="en-GB"/>
+                  <w14:ligatures w14:val="none"/>
+                </w:rPr>
+                <w:delText>vegetation</w:delText>
+              </w:r>
+            </w:del>
           </w:p>
         </w:tc>
         <w:tc>
@@ -28713,8 +32208,36 @@
                 <w:lang w:eastAsia="en-GB"/>
                 <w14:ligatures w14:val="none"/>
               </w:rPr>
-              <w:t>Emergent vegetation</w:t>
-            </w:r>
+              <w:t xml:space="preserve">Emergent </w:t>
+            </w:r>
+            <w:ins w:id="515" w:author="Raven, Olivier (Student)" w:date="2026-06-08T14:29:00Z">
+              <w:r>
+                <w:rPr>
+                  <w:rFonts w:eastAsia="Times New Roman" w:cstheme="minorHAnsi"/>
+                  <w:color w:val="000000"/>
+                  <w:kern w:val="0"/>
+                  <w:sz w:val="16"/>
+                  <w:szCs w:val="16"/>
+                  <w:lang w:eastAsia="en-GB"/>
+                  <w14:ligatures w14:val="none"/>
+                </w:rPr>
+                <w:t>macrophytes</w:t>
+              </w:r>
+            </w:ins>
+            <w:del w:id="516" w:author="Raven, Olivier (Student)" w:date="2026-06-08T14:29:00Z" w16du:dateUtc="2026-06-08T02:29:00Z">
+              <w:r>
+                <w:rPr>
+                  <w:rFonts w:eastAsia="Times New Roman" w:cstheme="minorHAnsi"/>
+                  <w:color w:val="000000"/>
+                  <w:kern w:val="0"/>
+                  <w:sz w:val="16"/>
+                  <w:szCs w:val="16"/>
+                  <w:lang w:eastAsia="en-GB"/>
+                  <w14:ligatures w14:val="none"/>
+                </w:rPr>
+                <w:delText>vegetation</w:delText>
+              </w:r>
+            </w:del>
           </w:p>
         </w:tc>
         <w:tc>
@@ -29058,8 +32581,36 @@
                 <w:lang w:eastAsia="en-GB"/>
                 <w14:ligatures w14:val="none"/>
               </w:rPr>
-              <w:t>Emergent vegetation</w:t>
-            </w:r>
+              <w:t xml:space="preserve">Emergent </w:t>
+            </w:r>
+            <w:ins w:id="517" w:author="Raven, Olivier (Student)" w:date="2026-06-08T14:29:00Z">
+              <w:r>
+                <w:rPr>
+                  <w:rFonts w:eastAsia="Times New Roman" w:cstheme="minorHAnsi"/>
+                  <w:color w:val="000000"/>
+                  <w:kern w:val="0"/>
+                  <w:sz w:val="16"/>
+                  <w:szCs w:val="16"/>
+                  <w:lang w:eastAsia="en-GB"/>
+                  <w14:ligatures w14:val="none"/>
+                </w:rPr>
+                <w:t>macrophytes</w:t>
+              </w:r>
+            </w:ins>
+            <w:del w:id="518" w:author="Raven, Olivier (Student)" w:date="2026-06-08T14:29:00Z" w16du:dateUtc="2026-06-08T02:29:00Z">
+              <w:r>
+                <w:rPr>
+                  <w:rFonts w:eastAsia="Times New Roman" w:cstheme="minorHAnsi"/>
+                  <w:color w:val="000000"/>
+                  <w:kern w:val="0"/>
+                  <w:sz w:val="16"/>
+                  <w:szCs w:val="16"/>
+                  <w:lang w:eastAsia="en-GB"/>
+                  <w14:ligatures w14:val="none"/>
+                </w:rPr>
+                <w:delText>vegetation</w:delText>
+              </w:r>
+            </w:del>
           </w:p>
         </w:tc>
         <w:tc>
@@ -29369,6 +32920,7 @@
                 <w:lang w:eastAsia="en-GB"/>
                 <w14:ligatures w14:val="none"/>
               </w:rPr>
+              <w:lastRenderedPageBreak/>
               <w:t>Rotorua</w:t>
             </w:r>
           </w:p>
@@ -29403,8 +32955,36 @@
                 <w:lang w:eastAsia="en-GB"/>
                 <w14:ligatures w14:val="none"/>
               </w:rPr>
-              <w:t>Submerged vegetation</w:t>
-            </w:r>
+              <w:t xml:space="preserve">Submerged </w:t>
+            </w:r>
+            <w:ins w:id="519" w:author="Raven, Olivier (Student)" w:date="2026-06-08T14:29:00Z">
+              <w:r>
+                <w:rPr>
+                  <w:rFonts w:eastAsia="Times New Roman" w:cstheme="minorHAnsi"/>
+                  <w:color w:val="000000"/>
+                  <w:kern w:val="0"/>
+                  <w:sz w:val="16"/>
+                  <w:szCs w:val="16"/>
+                  <w:lang w:eastAsia="en-GB"/>
+                  <w14:ligatures w14:val="none"/>
+                </w:rPr>
+                <w:t>macrophytes</w:t>
+              </w:r>
+            </w:ins>
+            <w:del w:id="520" w:author="Raven, Olivier (Student)" w:date="2026-06-08T14:29:00Z" w16du:dateUtc="2026-06-08T02:29:00Z">
+              <w:r>
+                <w:rPr>
+                  <w:rFonts w:eastAsia="Times New Roman" w:cstheme="minorHAnsi"/>
+                  <w:color w:val="000000"/>
+                  <w:kern w:val="0"/>
+                  <w:sz w:val="16"/>
+                  <w:szCs w:val="16"/>
+                  <w:lang w:eastAsia="en-GB"/>
+                  <w14:ligatures w14:val="none"/>
+                </w:rPr>
+                <w:delText>vegetation</w:delText>
+              </w:r>
+            </w:del>
           </w:p>
         </w:tc>
         <w:tc>
@@ -29748,8 +33328,36 @@
                 <w:lang w:eastAsia="en-GB"/>
                 <w14:ligatures w14:val="none"/>
               </w:rPr>
-              <w:t>Submerged vegetation</w:t>
-            </w:r>
+              <w:t xml:space="preserve">Submerged </w:t>
+            </w:r>
+            <w:ins w:id="521" w:author="Raven, Olivier (Student)" w:date="2026-06-08T14:29:00Z">
+              <w:r>
+                <w:rPr>
+                  <w:rFonts w:eastAsia="Times New Roman" w:cstheme="minorHAnsi"/>
+                  <w:color w:val="000000"/>
+                  <w:kern w:val="0"/>
+                  <w:sz w:val="16"/>
+                  <w:szCs w:val="16"/>
+                  <w:lang w:eastAsia="en-GB"/>
+                  <w14:ligatures w14:val="none"/>
+                </w:rPr>
+                <w:t>macrophytes</w:t>
+              </w:r>
+            </w:ins>
+            <w:del w:id="522" w:author="Raven, Olivier (Student)" w:date="2026-06-08T14:29:00Z" w16du:dateUtc="2026-06-08T02:29:00Z">
+              <w:r>
+                <w:rPr>
+                  <w:rFonts w:eastAsia="Times New Roman" w:cstheme="minorHAnsi"/>
+                  <w:color w:val="000000"/>
+                  <w:kern w:val="0"/>
+                  <w:sz w:val="16"/>
+                  <w:szCs w:val="16"/>
+                  <w:lang w:eastAsia="en-GB"/>
+                  <w14:ligatures w14:val="none"/>
+                </w:rPr>
+                <w:delText>vegetation</w:delText>
+              </w:r>
+            </w:del>
           </w:p>
         </w:tc>
         <w:tc>
@@ -30093,8 +33701,36 @@
                 <w:lang w:eastAsia="en-GB"/>
                 <w14:ligatures w14:val="none"/>
               </w:rPr>
-              <w:t>Submerged vegetation</w:t>
-            </w:r>
+              <w:t xml:space="preserve">Submerged </w:t>
+            </w:r>
+            <w:ins w:id="523" w:author="Raven, Olivier (Student)" w:date="2026-06-08T14:29:00Z">
+              <w:r>
+                <w:rPr>
+                  <w:rFonts w:eastAsia="Times New Roman" w:cstheme="minorHAnsi"/>
+                  <w:color w:val="000000"/>
+                  <w:kern w:val="0"/>
+                  <w:sz w:val="16"/>
+                  <w:szCs w:val="16"/>
+                  <w:lang w:eastAsia="en-GB"/>
+                  <w14:ligatures w14:val="none"/>
+                </w:rPr>
+                <w:t>macrophytes</w:t>
+              </w:r>
+            </w:ins>
+            <w:del w:id="524" w:author="Raven, Olivier (Student)" w:date="2026-06-08T14:29:00Z" w16du:dateUtc="2026-06-08T02:29:00Z">
+              <w:r>
+                <w:rPr>
+                  <w:rFonts w:eastAsia="Times New Roman" w:cstheme="minorHAnsi"/>
+                  <w:color w:val="000000"/>
+                  <w:kern w:val="0"/>
+                  <w:sz w:val="16"/>
+                  <w:szCs w:val="16"/>
+                  <w:lang w:eastAsia="en-GB"/>
+                  <w14:ligatures w14:val="none"/>
+                </w:rPr>
+                <w:delText>vegetation</w:delText>
+              </w:r>
+            </w:del>
           </w:p>
         </w:tc>
         <w:tc>
@@ -30438,8 +34074,36 @@
                 <w:lang w:eastAsia="en-GB"/>
                 <w14:ligatures w14:val="none"/>
               </w:rPr>
-              <w:t>Submerged vegetation</w:t>
-            </w:r>
+              <w:t xml:space="preserve">Submerged </w:t>
+            </w:r>
+            <w:ins w:id="525" w:author="Raven, Olivier (Student)" w:date="2026-06-08T14:29:00Z">
+              <w:r>
+                <w:rPr>
+                  <w:rFonts w:eastAsia="Times New Roman" w:cstheme="minorHAnsi"/>
+                  <w:color w:val="000000"/>
+                  <w:kern w:val="0"/>
+                  <w:sz w:val="16"/>
+                  <w:szCs w:val="16"/>
+                  <w:lang w:eastAsia="en-GB"/>
+                  <w14:ligatures w14:val="none"/>
+                </w:rPr>
+                <w:t>macrophytes</w:t>
+              </w:r>
+            </w:ins>
+            <w:del w:id="526" w:author="Raven, Olivier (Student)" w:date="2026-06-08T14:29:00Z" w16du:dateUtc="2026-06-08T02:29:00Z">
+              <w:r>
+                <w:rPr>
+                  <w:rFonts w:eastAsia="Times New Roman" w:cstheme="minorHAnsi"/>
+                  <w:color w:val="000000"/>
+                  <w:kern w:val="0"/>
+                  <w:sz w:val="16"/>
+                  <w:szCs w:val="16"/>
+                  <w:lang w:eastAsia="en-GB"/>
+                  <w14:ligatures w14:val="none"/>
+                </w:rPr>
+                <w:delText>vegetation</w:delText>
+              </w:r>
+            </w:del>
           </w:p>
         </w:tc>
         <w:tc>
@@ -30783,8 +34447,36 @@
                 <w:lang w:eastAsia="en-GB"/>
                 <w14:ligatures w14:val="none"/>
               </w:rPr>
-              <w:t>Submerged vegetation</w:t>
-            </w:r>
+              <w:t xml:space="preserve">Submerged </w:t>
+            </w:r>
+            <w:ins w:id="527" w:author="Raven, Olivier (Student)" w:date="2026-06-08T14:29:00Z">
+              <w:r>
+                <w:rPr>
+                  <w:rFonts w:eastAsia="Times New Roman" w:cstheme="minorHAnsi"/>
+                  <w:color w:val="000000"/>
+                  <w:kern w:val="0"/>
+                  <w:sz w:val="16"/>
+                  <w:szCs w:val="16"/>
+                  <w:lang w:eastAsia="en-GB"/>
+                  <w14:ligatures w14:val="none"/>
+                </w:rPr>
+                <w:t>macrophytes</w:t>
+              </w:r>
+            </w:ins>
+            <w:del w:id="528" w:author="Raven, Olivier (Student)" w:date="2026-06-08T14:29:00Z" w16du:dateUtc="2026-06-08T02:29:00Z">
+              <w:r>
+                <w:rPr>
+                  <w:rFonts w:eastAsia="Times New Roman" w:cstheme="minorHAnsi"/>
+                  <w:color w:val="000000"/>
+                  <w:kern w:val="0"/>
+                  <w:sz w:val="16"/>
+                  <w:szCs w:val="16"/>
+                  <w:lang w:eastAsia="en-GB"/>
+                  <w14:ligatures w14:val="none"/>
+                </w:rPr>
+                <w:delText>vegetation</w:delText>
+              </w:r>
+            </w:del>
           </w:p>
         </w:tc>
         <w:tc>
@@ -31128,8 +34820,36 @@
                 <w:lang w:eastAsia="en-GB"/>
                 <w14:ligatures w14:val="none"/>
               </w:rPr>
-              <w:t>Submerged vegetation</w:t>
-            </w:r>
+              <w:t xml:space="preserve">Submerged </w:t>
+            </w:r>
+            <w:ins w:id="529" w:author="Raven, Olivier (Student)" w:date="2026-06-08T14:29:00Z">
+              <w:r>
+                <w:rPr>
+                  <w:rFonts w:eastAsia="Times New Roman" w:cstheme="minorHAnsi"/>
+                  <w:color w:val="000000"/>
+                  <w:kern w:val="0"/>
+                  <w:sz w:val="16"/>
+                  <w:szCs w:val="16"/>
+                  <w:lang w:eastAsia="en-GB"/>
+                  <w14:ligatures w14:val="none"/>
+                </w:rPr>
+                <w:t>macrophytes</w:t>
+              </w:r>
+            </w:ins>
+            <w:del w:id="530" w:author="Raven, Olivier (Student)" w:date="2026-06-08T14:29:00Z" w16du:dateUtc="2026-06-08T02:29:00Z">
+              <w:r>
+                <w:rPr>
+                  <w:rFonts w:eastAsia="Times New Roman" w:cstheme="minorHAnsi"/>
+                  <w:color w:val="000000"/>
+                  <w:kern w:val="0"/>
+                  <w:sz w:val="16"/>
+                  <w:szCs w:val="16"/>
+                  <w:lang w:eastAsia="en-GB"/>
+                  <w14:ligatures w14:val="none"/>
+                </w:rPr>
+                <w:delText>vegetation</w:delText>
+              </w:r>
+            </w:del>
           </w:p>
         </w:tc>
         <w:tc>
@@ -39647,7 +43367,6 @@
                 <w:lang w:eastAsia="en-GB"/>
                 <w14:ligatures w14:val="none"/>
               </w:rPr>
-              <w:lastRenderedPageBreak/>
               <w:t>Rotorua</w:t>
             </w:r>
           </w:p>
@@ -44310,6 +48029,7 @@
                 <w:lang w:eastAsia="en-GB"/>
                 <w14:ligatures w14:val="none"/>
               </w:rPr>
+              <w:lastRenderedPageBreak/>
               <w:t>Rotoehu</w:t>
             </w:r>
           </w:p>
@@ -51609,7 +55329,7 @@
       </w:pPr>
     </w:p>
     <w:sectPr>
-      <w:footerReference w:type="default" r:id="rId48"/>
+      <w:footerReference w:type="default" r:id="rId49"/>
       <w:pgSz w:w="11906" w:h="16838"/>
       <w:pgMar w:top="1440" w:right="1440" w:bottom="1440" w:left="1440" w:header="708" w:footer="708" w:gutter="0"/>
       <w:lnNumType w:countBy="1" w:restart="continuous"/>
@@ -51639,7 +55359,7 @@
       </w:r>
     </w:p>
   </w:comment>
-  <w:comment w:id="2" w:author="Raven, Olivier (Student)" w:date="2026-06-08T13:28:00Z" w:initials="OR">
+  <w:comment w:id="6" w:author="Raven, Olivier (Student)" w:date="2026-06-08T13:28:00Z" w:initials="OR">
     <w:p>
       <w:pPr>
         <w:pStyle w:val="CommentText"/>
@@ -51656,7 +55376,7 @@
       </w:r>
     </w:p>
   </w:comment>
-  <w:comment w:id="3" w:author="Raven, Olivier (Student)" w:date="2026-06-08T13:29:00Z" w:initials="OR">
+  <w:comment w:id="17" w:author="Raven, Olivier (Student)" w:date="2026-06-08T13:29:00Z" w:initials="OR">
     <w:p>
       <w:pPr>
         <w:pStyle w:val="CommentText"/>
@@ -51673,7 +55393,7 @@
       </w:r>
     </w:p>
   </w:comment>
-  <w:comment w:id="4" w:author="Raven, Olivier (Student)" w:date="2026-06-08T13:30:00Z" w:initials="OR">
+  <w:comment w:id="18" w:author="Raven, Olivier (Student)" w:date="2026-06-09T09:36:00Z" w:initials="OR">
     <w:p>
       <w:pPr>
         <w:pStyle w:val="CommentText"/>
@@ -51686,11 +55406,14 @@
         <w:annotationRef/>
       </w:r>
       <w:r>
-        <w:t>ln. 61 cite as pers.comm. not "in review" (unless available as a preprint with DOI) or unless you are expecting DOI prior to this manuscripts proofs</w:t>
+        <w:rPr>
+          <w:lang w:val="en-NZ"/>
+        </w:rPr>
+        <w:t>updated</w:t>
       </w:r>
     </w:p>
   </w:comment>
-  <w:comment w:id="5" w:author="Raven, Olivier (Student)" w:date="2026-06-08T13:29:00Z" w:initials="OR">
+  <w:comment w:id="20" w:author="Raven, Olivier (Student)" w:date="2026-06-08T13:30:00Z" w:initials="OR">
     <w:p>
       <w:pPr>
         <w:pStyle w:val="CommentText"/>
@@ -51703,11 +55426,11 @@
         <w:annotationRef/>
       </w:r>
       <w:r>
-        <w:t>ln. 59 non-native (or "invasive" if "non-native, established and spreading" e.g. Havel et al.) instead of "introduced" is a more consistent/widely accepted term</w:t>
+        <w:t>ln. 61 cite as pers.comm. not "in review" (unless available as a preprint with DOI) or unless you are expecting DOI prior to this manuscripts proofs</w:t>
       </w:r>
     </w:p>
   </w:comment>
-  <w:comment w:id="8" w:author="Raven, Olivier (Student)" w:date="2026-06-08T13:30:00Z" w:initials="OR">
+  <w:comment w:id="21" w:author="Raven, Olivier (Student)" w:date="2026-06-09T09:36:00Z" w:initials="OR">
     <w:p>
       <w:pPr>
         <w:pStyle w:val="CommentText"/>
@@ -51720,11 +55443,14 @@
         <w:annotationRef/>
       </w:r>
       <w:r>
-        <w:t>ln. 61 cite as pers.comm. not "in review" (unless available as a preprint with DOI) or unless you are expecting DOI prior to this manuscripts proofs</w:t>
+        <w:rPr>
+          <w:lang w:val="en-NZ"/>
+        </w:rPr>
+        <w:t>This paper is almost accepted right?</w:t>
       </w:r>
     </w:p>
   </w:comment>
-  <w:comment w:id="9" w:author="Raven, Olivier (Student)" w:date="2026-06-08T13:10:00Z" w:initials="OR">
+  <w:comment w:id="22" w:author="Raven, Olivier (Student)" w:date="2026-06-08T13:29:00Z" w:initials="OR">
     <w:p>
       <w:pPr>
         <w:pStyle w:val="CommentText"/>
@@ -51737,11 +55463,11 @@
         <w:annotationRef/>
       </w:r>
       <w:r>
-        <w:t>ln. 77-78 - not really that controversial in that context), as well as making this ms less relevant to our Special Issue actually.</w:t>
+        <w:t>ln. 59 non-native (or "invasive" if "non-native, established and spreading" e.g. Havel et al.) instead of "introduced" is a more consistent/widely accepted term</w:t>
       </w:r>
     </w:p>
   </w:comment>
-  <w:comment w:id="10" w:author="Raven, Olivier (Student)" w:date="2026-06-08T13:30:00Z" w:initials="OR">
+  <w:comment w:id="23" w:author="Raven, Olivier (Student)" w:date="2026-06-09T09:36:00Z" w:initials="OR">
     <w:p>
       <w:pPr>
         <w:pStyle w:val="CommentText"/>
@@ -51754,11 +55480,14 @@
         <w:annotationRef/>
       </w:r>
       <w:r>
-        <w:t>ln. 84 invasive rainbow trout, correct?</w:t>
+        <w:rPr>
+          <w:lang w:val="en-NZ"/>
+        </w:rPr>
+        <w:t>Changed the term</w:t>
       </w:r>
     </w:p>
   </w:comment>
-  <w:comment w:id="15" w:author="Raven, Olivier (Student)" w:date="2026-06-08T13:31:00Z" w:initials="OR">
+  <w:comment w:id="30" w:author="Raven, Olivier (Student)" w:date="2026-06-08T13:30:00Z" w:initials="OR">
     <w:p>
       <w:pPr>
         <w:pStyle w:val="CommentText"/>
@@ -51771,11 +55500,11 @@
         <w:annotationRef/>
       </w:r>
       <w:r>
-        <w:t>ln. 105 Study location could use a bit more information about the climate/zone, ecosystem type, type of vegetation on the shoreline, lake trophic status, depth range (even if also reported in a table). The readers should be able to visualize lakes at least approximately (deep or shallow, clear or eutrophic, stratified or not, freezing in the winter or not etc), instead some of this is not mentioned until Discussion</w:t>
+        <w:t>ln. 61 cite as pers.comm. not "in review" (unless available as a preprint with DOI) or unless you are expecting DOI prior to this manuscripts proofs</w:t>
       </w:r>
     </w:p>
   </w:comment>
-  <w:comment w:id="16" w:author="Raven, Olivier (Student)" w:date="2026-06-08T13:31:00Z" w:initials="OR">
+  <w:comment w:id="31" w:author="Raven, Olivier (Student)" w:date="2026-06-08T13:10:00Z" w:initials="OR">
     <w:p>
       <w:pPr>
         <w:pStyle w:val="CommentText"/>
@@ -51788,11 +55517,11 @@
         <w:annotationRef/>
       </w:r>
       <w:r>
-        <w:t>ln. 109-110 this circles back to ln. 59-60. Was it meant to?</w:t>
+        <w:t>ln. 77-78 - not really that controversial in that context), as well as making this ms less relevant to our Special Issue actually.</w:t>
       </w:r>
     </w:p>
   </w:comment>
-  <w:comment w:id="17" w:author="Raven, Olivier (Student)" w:date="2026-06-08T13:31:00Z" w:initials="OR">
+  <w:comment w:id="32" w:author="Raven, Olivier (Student)" w:date="2026-06-09T09:53:00Z" w:initials="OR">
     <w:p>
       <w:pPr>
         <w:pStyle w:val="CommentText"/>
@@ -51805,11 +55534,14 @@
         <w:annotationRef/>
       </w:r>
       <w:r>
-        <w:t>ln. 110-111 Transition between sentences and paragraphs is missing</w:t>
+        <w:rPr>
+          <w:lang w:val="en-NZ"/>
+        </w:rPr>
+        <w:t>Changed back to original framing to stay more relevant for special issue</w:t>
       </w:r>
     </w:p>
   </w:comment>
-  <w:comment w:id="18" w:author="Raven, Olivier (Student)" w:date="2026-06-08T13:32:00Z" w:initials="OR">
+  <w:comment w:id="36" w:author="Raven, Olivier (Student)" w:date="2026-06-08T13:30:00Z" w:initials="OR">
     <w:p>
       <w:pPr>
         <w:pStyle w:val="CommentText"/>
@@ -51822,11 +55554,11 @@
         <w:annotationRef/>
       </w:r>
       <w:r>
-        <w:t>ln. 114 % by surface area</w:t>
+        <w:t>ln. 84 invasive rainbow trout, correct?</w:t>
       </w:r>
     </w:p>
   </w:comment>
-  <w:comment w:id="20" w:author="Raven, Olivier (Student)" w:date="2026-06-08T13:33:00Z" w:initials="OR">
+  <w:comment w:id="37" w:author="Raven, Olivier (Student)" w:date="2026-06-09T09:41:00Z" w:initials="OR">
     <w:p>
       <w:pPr>
         <w:pStyle w:val="CommentText"/>
@@ -51839,11 +55571,14 @@
         <w:annotationRef/>
       </w:r>
       <w:r>
-        <w:t>ln. 120 Are you certain "respectively" is not vice versa? So geothermal is ok for koura but 2m is not? Out of curiosity, how warm/hot of a geothermal?</w:t>
+        <w:rPr>
+          <w:lang w:val="en-NZ"/>
+        </w:rPr>
+        <w:t>The invasive ness of trout in nz is arguable as trout are a protected sport fish in nz</w:t>
       </w:r>
     </w:p>
   </w:comment>
-  <w:comment w:id="21" w:author="Raven, Olivier (Student)" w:date="2026-06-08T13:33:00Z" w:initials="OR">
+  <w:comment w:id="50" w:author="Raven, Olivier (Student)" w:date="2026-06-08T13:31:00Z" w:initials="OR">
     <w:p>
       <w:pPr>
         <w:pStyle w:val="CommentText"/>
@@ -51856,14 +55591,11 @@
         <w:annotationRef/>
       </w:r>
       <w:r>
-        <w:rPr>
-          <w:lang w:val="en-NZ"/>
-        </w:rPr>
-        <w:t>By removing it the sentence is clear</w:t>
+        <w:t>ln. 105 Study location could use a bit more information about the climate/zone, ecosystem type, type of vegetation on the shoreline, lake trophic status, depth range (even if also reported in a table). The readers should be able to visualize lakes at least approximately (deep or shallow, clear or eutrophic, stratified or not, freezing in the winter or not etc), instead some of this is not mentioned until Discussion</w:t>
       </w:r>
     </w:p>
   </w:comment>
-  <w:comment w:id="22" w:author="Raven, Olivier (Student)" w:date="2026-06-08T13:35:00Z" w:initials="OR">
+  <w:comment w:id="51" w:author="Raven, Olivier (Student)" w:date="2026-06-09T12:03:00Z" w:initials="OR">
     <w:p>
       <w:pPr>
         <w:pStyle w:val="CommentText"/>
@@ -51876,11 +55608,14 @@
         <w:annotationRef/>
       </w:r>
       <w:r>
-        <w:t>ln. 121 re site selection: nice.</w:t>
+        <w:rPr>
+          <w:lang w:val="en-NZ"/>
+        </w:rPr>
+        <w:t>Updated the information and added shoreline compositions to table 1</w:t>
       </w:r>
     </w:p>
   </w:comment>
-  <w:comment w:id="23" w:author="Raven, Olivier (Student)" w:date="2026-06-08T13:36:00Z" w:initials="OR">
+  <w:comment w:id="78" w:author="Raven, Olivier (Student)" w:date="2026-06-08T13:31:00Z" w:initials="OR">
     <w:p>
       <w:pPr>
         <w:pStyle w:val="CommentText"/>
@@ -51893,11 +55628,11 @@
         <w:annotationRef/>
       </w:r>
       <w:r>
-        <w:t>ln. 138 May be worth mentioning that water was sufficiently clear to enable visual estimates of underwater structure</w:t>
+        <w:t>ln. 109-110 this circles back to ln. 59-60. Was it meant to?</w:t>
       </w:r>
     </w:p>
   </w:comment>
-  <w:comment w:id="24" w:author="Raven, Olivier (Student)" w:date="2026-06-08T13:36:00Z" w:initials="OR">
+  <w:comment w:id="79" w:author="Raven, Olivier (Student)" w:date="2026-06-09T09:54:00Z" w:initials="OR">
     <w:p>
       <w:pPr>
         <w:pStyle w:val="CommentText"/>
@@ -51910,11 +55645,27 @@
         <w:annotationRef/>
       </w:r>
       <w:r>
-        <w:t>ln. 152 It is a bit late in the game to change this, but why weren't sand, silt, OM negatively weighted if there was a priori information that they were not an ideal habitat? Also, "high mobility" to what? Wave action? Digging invasive predators? Maybe "stability"?</w:t>
+        <w:rPr>
+          <w:lang w:val="en-NZ"/>
+        </w:rPr>
+        <w:t>59-60:</w:t>
+      </w:r>
+      <w:r>
+        <w:t>In 2016, the invasive North American brown bullhead catfish (</w:t>
+      </w:r>
+      <w:r>
+        <w:rPr>
+          <w:i/>
+          <w:iCs/>
+        </w:rPr>
+        <w:t xml:space="preserve">Ameiurus nebulosus </w:t>
+      </w:r>
+      <w:r>
+        <w:t xml:space="preserve">Lesueur, 1819) was confirmed to be present in Lakes Rotorua and Rotoiti (Grayling, 2020), where it now occurs in large numbers and preys heavily on kōura (Francis, 2019; Kusabs et al., in revision). </w:t>
       </w:r>
     </w:p>
   </w:comment>
-  <w:comment w:id="25" w:author="Raven, Olivier (Student)" w:date="2026-06-08T13:37:00Z" w:initials="OR">
+  <w:comment w:id="80" w:author="Raven, Olivier (Student)" w:date="2026-06-09T09:58:00Z" w:initials="OR">
     <w:p>
       <w:pPr>
         <w:pStyle w:val="CommentText"/>
@@ -51927,11 +55678,14 @@
         <w:annotationRef/>
       </w:r>
       <w:r>
-        <w:t>ln. 168 and throughout: Latin names need describer at first mention, please review when to use parentheses for describer (but koura is correct now, I believe)</w:t>
+        <w:rPr>
+          <w:lang w:val="en-NZ"/>
+        </w:rPr>
+        <w:t>Made sentence not repeating what was mentioned in intro</w:t>
       </w:r>
     </w:p>
   </w:comment>
-  <w:comment w:id="27" w:author="Raven, Olivier (Student)" w:date="2026-06-08T13:37:00Z" w:initials="OR">
+  <w:comment w:id="91" w:author="Raven, Olivier (Student)" w:date="2026-06-08T13:31:00Z" w:initials="OR">
     <w:p>
       <w:pPr>
         <w:pStyle w:val="CommentText"/>
@@ -51944,11 +55698,11 @@
         <w:annotationRef/>
       </w:r>
       <w:r>
-        <w:t>ln. 193 no need to place package name in quotation marks</w:t>
+        <w:t>ln. 110-111 Transition between sentences and paragraphs is missing</w:t>
       </w:r>
     </w:p>
   </w:comment>
-  <w:comment w:id="30" w:author="Raven, Olivier (Student)" w:date="2026-06-08T13:38:00Z" w:initials="OR">
+  <w:comment w:id="92" w:author="Raven, Olivier (Student)" w:date="2026-06-09T12:02:00Z" w:initials="OR">
     <w:p>
       <w:pPr>
         <w:pStyle w:val="CommentText"/>
@@ -51961,11 +55715,14 @@
         <w:annotationRef/>
       </w:r>
       <w:r>
-        <w:t>ln. 228 And... was the homogeneity of variance confirmed? Probably not for everything, correct?</w:t>
+        <w:rPr>
+          <w:lang w:val="en-NZ"/>
+        </w:rPr>
+        <w:t>Added a transision</w:t>
       </w:r>
     </w:p>
   </w:comment>
-  <w:comment w:id="31" w:author="Raven, Olivier (Student)" w:date="2026-06-08T13:39:00Z" w:initials="OR">
+  <w:comment w:id="101" w:author="Raven, Olivier (Student)" w:date="2026-06-08T13:32:00Z" w:initials="OR">
     <w:p>
       <w:pPr>
         <w:pStyle w:val="CommentText"/>
@@ -51978,11 +55735,11 @@
         <w:annotationRef/>
       </w:r>
       <w:r>
-        <w:t>ln. 289 the only p-values reported as &lt; should be &lt; 0.001 or &lt; 0.0001, otherwise please report the exact value</w:t>
+        <w:t>ln. 114 % by surface area</w:t>
       </w:r>
     </w:p>
   </w:comment>
-  <w:comment w:id="33" w:author="Raven, Olivier (Student)" w:date="2026-06-08T13:40:00Z" w:initials="OR">
+  <w:comment w:id="102" w:author="Raven, Olivier (Student)" w:date="2026-06-09T10:05:00Z" w:initials="OR">
     <w:p>
       <w:pPr>
         <w:pStyle w:val="CommentText"/>
@@ -51995,11 +55752,14 @@
         <w:annotationRef/>
       </w:r>
       <w:r>
-        <w:t>ln. 306-307 the effect of vegetation is marginal and, considering very non-negligible problems with distribution, needs to be discussed further</w:t>
+        <w:rPr>
+          <w:lang w:val="en-NZ"/>
+        </w:rPr>
+        <w:t>added</w:t>
       </w:r>
     </w:p>
   </w:comment>
-  <w:comment w:id="34" w:author="Raven, Olivier (Student)" w:date="2026-06-08T13:41:00Z" w:initials="OR">
+  <w:comment w:id="110" w:author="Raven, Olivier (Student)" w:date="2026-06-08T13:33:00Z" w:initials="OR">
     <w:p>
       <w:pPr>
         <w:pStyle w:val="CommentText"/>
@@ -52012,11 +55772,11 @@
         <w:annotationRef/>
       </w:r>
       <w:r>
-        <w:t>ln. 321 comma not needed</w:t>
+        <w:t>ln. 120 Are you certain "respectively" is not vice versa? So geothermal is ok for koura but 2m is not? Out of curiosity, how warm/hot of a geothermal?</w:t>
       </w:r>
     </w:p>
   </w:comment>
-  <w:comment w:id="36" w:author="Raven, Olivier (Student)" w:date="2026-06-08T13:41:00Z" w:initials="OR">
+  <w:comment w:id="111" w:author="Raven, Olivier (Student)" w:date="2026-06-08T13:33:00Z" w:initials="OR">
     <w:p>
       <w:pPr>
         <w:pStyle w:val="CommentText"/>
@@ -52029,11 +55789,14 @@
         <w:annotationRef/>
       </w:r>
       <w:r>
-        <w:t>ln. 454 "specific conductivity reflects ionic strength and broader littoral productivity" not necessarily, conductivity can reflect many things; need to rephrase this sentence unless nutrients were measured directly</w:t>
+        <w:rPr>
+          <w:lang w:val="en-NZ"/>
+        </w:rPr>
+        <w:t>By removing it the sentence is clear</w:t>
       </w:r>
     </w:p>
   </w:comment>
-  <w:comment w:id="38" w:author="Raven, Olivier (Student)" w:date="2026-06-08T13:42:00Z" w:initials="OR">
+  <w:comment w:id="112" w:author="Raven, Olivier (Student)" w:date="2026-06-08T13:35:00Z" w:initials="OR">
     <w:p>
       <w:pPr>
         <w:pStyle w:val="CommentText"/>
@@ -52046,7 +55809,354 @@
         <w:annotationRef/>
       </w:r>
       <w:r>
+        <w:t>ln. 121 re site selection: nice.</w:t>
+      </w:r>
+    </w:p>
+  </w:comment>
+  <w:comment w:id="115" w:author="Raven, Olivier (Student)" w:date="2026-06-08T13:36:00Z" w:initials="OR">
+    <w:p>
+      <w:pPr>
+        <w:pStyle w:val="CommentText"/>
+        <w:jc w:val="left"/>
+      </w:pPr>
+      <w:r>
+        <w:rPr>
+          <w:rStyle w:val="CommentReference"/>
+        </w:rPr>
+        <w:annotationRef/>
+      </w:r>
+      <w:r>
+        <w:t>ln. 138 May be worth mentioning that water was sufficiently clear to enable visual estimates of underwater structure</w:t>
+      </w:r>
+    </w:p>
+  </w:comment>
+  <w:comment w:id="116" w:author="Raven, Olivier (Student)" w:date="2026-06-09T12:08:00Z" w:initials="OR">
+    <w:p>
+      <w:pPr>
+        <w:pStyle w:val="CommentText"/>
+        <w:jc w:val="left"/>
+      </w:pPr>
+      <w:r>
+        <w:rPr>
+          <w:rStyle w:val="CommentReference"/>
+        </w:rPr>
+        <w:annotationRef/>
+      </w:r>
+      <w:r>
+        <w:rPr>
+          <w:lang w:val="en-NZ"/>
+        </w:rPr>
+        <w:t>Added water clarity</w:t>
+      </w:r>
+    </w:p>
+  </w:comment>
+  <w:comment w:id="120" w:author="Raven, Olivier (Student)" w:date="2026-06-08T13:36:00Z" w:initials="OR">
+    <w:p>
+      <w:pPr>
+        <w:pStyle w:val="CommentText"/>
+        <w:jc w:val="left"/>
+      </w:pPr>
+      <w:r>
+        <w:rPr>
+          <w:rStyle w:val="CommentReference"/>
+        </w:rPr>
+        <w:annotationRef/>
+      </w:r>
+      <w:r>
+        <w:t>ln. 152 It is a bit late in the game to change this, but why weren't sand, silt, OM negatively weighted if there was a priori information that they were not an ideal habitat? Also, "high mobility" to what? Wave action? Digging invasive predators? Maybe "stability"?</w:t>
+      </w:r>
+    </w:p>
+  </w:comment>
+  <w:comment w:id="121" w:author="Raven, Olivier (Student)" w:date="2026-06-09T12:20:00Z" w:initials="OR">
+    <w:p>
+      <w:pPr>
+        <w:pStyle w:val="CommentText"/>
+        <w:jc w:val="left"/>
+      </w:pPr>
+      <w:r>
+        <w:rPr>
+          <w:rStyle w:val="CommentReference"/>
+        </w:rPr>
+        <w:annotationRef/>
+      </w:r>
+      <w:r>
+        <w:rPr>
+          <w:lang w:val="en-NZ"/>
+        </w:rPr>
+        <w:t>Instead of negative coefficents unsutable substrates were clased with low coeficients making their contribution minimal while staying consistant with the original positive index.</w:t>
+      </w:r>
+    </w:p>
+  </w:comment>
+  <w:comment w:id="144" w:author="Raven, Olivier (Student)" w:date="2026-06-08T13:37:00Z" w:initials="OR">
+    <w:p>
+      <w:pPr>
+        <w:pStyle w:val="CommentText"/>
+        <w:jc w:val="left"/>
+      </w:pPr>
+      <w:r>
+        <w:rPr>
+          <w:rStyle w:val="CommentReference"/>
+        </w:rPr>
+        <w:annotationRef/>
+      </w:r>
+      <w:r>
+        <w:t>ln. 168 and throughout: Latin names need describer at first mention, please review when to use parentheses for describer (but koura is correct now, I believe)</w:t>
+      </w:r>
+    </w:p>
+  </w:comment>
+  <w:comment w:id="145" w:author="Raven, Olivier (Student)" w:date="2026-06-09T12:20:00Z" w:initials="OR">
+    <w:p>
+      <w:pPr>
+        <w:pStyle w:val="CommentText"/>
+        <w:jc w:val="left"/>
+      </w:pPr>
+      <w:r>
+        <w:rPr>
+          <w:rStyle w:val="CommentReference"/>
+        </w:rPr>
+        <w:annotationRef/>
+      </w:r>
+      <w:r>
+        <w:rPr>
+          <w:lang w:val="en-NZ"/>
+        </w:rPr>
+        <w:t>updated</w:t>
+      </w:r>
+    </w:p>
+  </w:comment>
+  <w:comment w:id="162" w:author="Raven, Olivier (Student)" w:date="2026-06-08T13:37:00Z" w:initials="OR">
+    <w:p>
+      <w:pPr>
+        <w:pStyle w:val="CommentText"/>
+        <w:jc w:val="left"/>
+      </w:pPr>
+      <w:r>
+        <w:rPr>
+          <w:rStyle w:val="CommentReference"/>
+        </w:rPr>
+        <w:annotationRef/>
+      </w:r>
+      <w:r>
+        <w:t>ln. 193 no need to place package name in quotation marks</w:t>
+      </w:r>
+    </w:p>
+  </w:comment>
+  <w:comment w:id="165" w:author="Raven, Olivier (Student)" w:date="2026-06-09T13:32:00Z" w:initials="OR">
+    <w:p>
+      <w:pPr>
+        <w:pStyle w:val="CommentText"/>
+        <w:jc w:val="left"/>
+      </w:pPr>
+      <w:r>
+        <w:rPr>
+          <w:rStyle w:val="CommentReference"/>
+        </w:rPr>
+        <w:annotationRef/>
+      </w:r>
+      <w:r>
+        <w:t>ln. 228 And... was the homogeneity of variance confirmed? Probably not for everything, correct?</w:t>
+      </w:r>
+    </w:p>
+  </w:comment>
+  <w:comment w:id="166" w:author="Raven, Olivier (Student)" w:date="2026-06-09T13:34:00Z" w:initials="OR">
+    <w:p>
+      <w:pPr>
+        <w:pStyle w:val="CommentText"/>
+        <w:jc w:val="left"/>
+      </w:pPr>
+      <w:r>
+        <w:rPr>
+          <w:rStyle w:val="CommentReference"/>
+        </w:rPr>
+        <w:annotationRef/>
+      </w:r>
+      <w:r>
+        <w:rPr>
+          <w:lang w:val="en-NZ"/>
+        </w:rPr>
+        <w:t>The results of model diagnostics are presented in the results for each model</w:t>
+      </w:r>
+    </w:p>
+  </w:comment>
+  <w:comment w:id="191" w:author="Raven, Olivier (Student)" w:date="2026-06-08T13:39:00Z" w:initials="OR">
+    <w:p>
+      <w:pPr>
+        <w:pStyle w:val="CommentText"/>
+        <w:jc w:val="left"/>
+      </w:pPr>
+      <w:r>
+        <w:rPr>
+          <w:rStyle w:val="CommentReference"/>
+        </w:rPr>
+        <w:annotationRef/>
+      </w:r>
+      <w:r>
+        <w:t>ln. 289 the only p-values reported as &lt; should be &lt; 0.001 or &lt; 0.0001, otherwise please report the exact value</w:t>
+      </w:r>
+    </w:p>
+  </w:comment>
+  <w:comment w:id="192" w:author="Raven, Olivier (Student)" w:date="2026-06-09T15:25:00Z" w:initials="OR">
+    <w:p>
+      <w:pPr>
+        <w:pStyle w:val="CommentText"/>
+        <w:jc w:val="left"/>
+      </w:pPr>
+      <w:r>
+        <w:rPr>
+          <w:rStyle w:val="CommentReference"/>
+        </w:rPr>
+        <w:annotationRef/>
+      </w:r>
+      <w:r>
+        <w:rPr>
+          <w:lang w:val="en-NZ"/>
+        </w:rPr>
+        <w:t>Updated to report exact value</w:t>
+      </w:r>
+    </w:p>
+  </w:comment>
+  <w:comment w:id="208" w:author="Raven, Olivier (Student)" w:date="2026-06-08T13:40:00Z" w:initials="OR">
+    <w:p>
+      <w:pPr>
+        <w:pStyle w:val="CommentText"/>
+        <w:jc w:val="left"/>
+      </w:pPr>
+      <w:r>
+        <w:rPr>
+          <w:rStyle w:val="CommentReference"/>
+        </w:rPr>
+        <w:annotationRef/>
+      </w:r>
+      <w:r>
+        <w:t>ln. 306-307 the effect of vegetation is marginal and, considering very non-negligible problems with distribution, needs to be discussed further</w:t>
+      </w:r>
+    </w:p>
+  </w:comment>
+  <w:comment w:id="235" w:author="Raven, Olivier (Student)" w:date="2026-06-08T13:41:00Z" w:initials="OR">
+    <w:p>
+      <w:pPr>
+        <w:pStyle w:val="CommentText"/>
+        <w:jc w:val="left"/>
+      </w:pPr>
+      <w:r>
+        <w:rPr>
+          <w:rStyle w:val="CommentReference"/>
+        </w:rPr>
+        <w:annotationRef/>
+      </w:r>
+      <w:r>
+        <w:t>ln. 321 comma not needed</w:t>
+      </w:r>
+    </w:p>
+  </w:comment>
+  <w:comment w:id="236" w:author="Raven, Olivier (Student)" w:date="2026-06-09T15:38:00Z" w:initials="OR">
+    <w:p>
+      <w:pPr>
+        <w:pStyle w:val="CommentText"/>
+        <w:jc w:val="left"/>
+      </w:pPr>
+      <w:r>
+        <w:rPr>
+          <w:rStyle w:val="CommentReference"/>
+        </w:rPr>
+        <w:annotationRef/>
+      </w:r>
+      <w:r>
+        <w:rPr>
+          <w:lang w:val="en-NZ"/>
+        </w:rPr>
+        <w:t>Comma removed</w:t>
+      </w:r>
+    </w:p>
+  </w:comment>
+  <w:comment w:id="240" w:author="Raven, Olivier (Student)" w:date="2026-06-09T15:45:00Z" w:initials="OR">
+    <w:p>
+      <w:pPr>
+        <w:pStyle w:val="CommentText"/>
+        <w:jc w:val="left"/>
+      </w:pPr>
+      <w:r>
+        <w:rPr>
+          <w:rStyle w:val="CommentReference"/>
+        </w:rPr>
+        <w:annotationRef/>
+      </w:r>
+      <w:r>
+        <w:t xml:space="preserve">A couple of more major issues: these complex models obscure high uncertainty, in particular with respect to emergent native vegetation. There was a very small proportion of sites with any vegetation so possibly not enough and this needs to be discussed as a limitation. </w:t>
+      </w:r>
+    </w:p>
+  </w:comment>
+  <w:comment w:id="261" w:author="Raven, Olivier (Student)" w:date="2026-06-09T09:37:00Z" w:initials="OR">
+    <w:p>
+      <w:pPr>
+        <w:pStyle w:val="CommentText"/>
+        <w:jc w:val="left"/>
+      </w:pPr>
+      <w:r>
+        <w:rPr>
+          <w:rStyle w:val="CommentReference"/>
+        </w:rPr>
+        <w:annotationRef/>
+      </w:r>
+      <w:r>
+        <w:rPr>
+          <w:lang w:val="en-NZ"/>
+        </w:rPr>
+        <w:t>Still?</w:t>
+      </w:r>
+    </w:p>
+  </w:comment>
+  <w:comment w:id="266" w:author="Raven, Olivier (Student)" w:date="2026-06-08T13:41:00Z" w:initials="OR">
+    <w:p>
+      <w:pPr>
+        <w:pStyle w:val="CommentText"/>
+        <w:jc w:val="left"/>
+      </w:pPr>
+      <w:r>
+        <w:rPr>
+          <w:rStyle w:val="CommentReference"/>
+        </w:rPr>
+        <w:annotationRef/>
+      </w:r>
+      <w:r>
+        <w:t>ln. 454 "specific conductivity reflects ionic strength and broader littoral productivity" not necessarily, conductivity can reflect many things; need to rephrase this sentence unless nutrients were measured directly</w:t>
+      </w:r>
+    </w:p>
+  </w:comment>
+  <w:comment w:id="312" w:author="Raven, Olivier (Student)" w:date="2026-06-08T13:42:00Z" w:initials="OR">
+    <w:p>
+      <w:pPr>
+        <w:pStyle w:val="CommentText"/>
+        <w:jc w:val="left"/>
+      </w:pPr>
+      <w:r>
+        <w:rPr>
+          <w:rStyle w:val="CommentReference"/>
+        </w:rPr>
+        <w:annotationRef/>
+      </w:r>
+      <w:r>
         <w:t>ln. 460 Conclusions should be one to two paragraphs, presenting synthesis of findings; ln. 475-480 seem non-essential and can be moved to the discussion (or rather, not repeated here)</w:t>
+      </w:r>
+    </w:p>
+  </w:comment>
+  <w:comment w:id="336" w:author="Raven, Olivier (Student)" w:date="2026-06-09T09:37:00Z" w:initials="OR">
+    <w:p>
+      <w:pPr>
+        <w:pStyle w:val="CommentText"/>
+        <w:jc w:val="left"/>
+      </w:pPr>
+      <w:r>
+        <w:rPr>
+          <w:rStyle w:val="CommentReference"/>
+        </w:rPr>
+        <w:annotationRef/>
+      </w:r>
+      <w:r>
+        <w:rPr>
+          <w:lang w:val="en-NZ"/>
+        </w:rPr>
+        <w:t>Still?</w:t>
       </w:r>
     </w:p>
   </w:comment>
@@ -52058,28 +56168,47 @@
   <w15:commentEx w15:paraId="46070BEC" w15:done="0"/>
   <w15:commentEx w15:paraId="32C5216E" w15:done="0"/>
   <w15:commentEx w15:paraId="63397F33" w15:done="0"/>
+  <w15:commentEx w15:paraId="12B4F3B2" w15:paraIdParent="63397F33" w15:done="0"/>
   <w15:commentEx w15:paraId="3E46F00E" w15:done="0"/>
+  <w15:commentEx w15:paraId="521F794E" w15:paraIdParent="3E46F00E" w15:done="0"/>
   <w15:commentEx w15:paraId="36220FA8" w15:done="0"/>
+  <w15:commentEx w15:paraId="71079F5E" w15:paraIdParent="36220FA8" w15:done="0"/>
   <w15:commentEx w15:paraId="6F83961E" w15:done="0"/>
   <w15:commentEx w15:paraId="0990CC97" w15:done="0"/>
+  <w15:commentEx w15:paraId="6E4DC974" w15:paraIdParent="0990CC97" w15:done="0"/>
   <w15:commentEx w15:paraId="55C7CF20" w15:done="0"/>
+  <w15:commentEx w15:paraId="0D6F885E" w15:paraIdParent="55C7CF20" w15:done="0"/>
   <w15:commentEx w15:paraId="459140A5" w15:done="0"/>
+  <w15:commentEx w15:paraId="670527D3" w15:paraIdParent="459140A5" w15:done="0"/>
   <w15:commentEx w15:paraId="7C7CD481" w15:done="0"/>
+  <w15:commentEx w15:paraId="1E76D0B5" w15:paraIdParent="7C7CD481" w15:done="0"/>
+  <w15:commentEx w15:paraId="0A5C0743" w15:paraIdParent="7C7CD481" w15:done="0"/>
   <w15:commentEx w15:paraId="7540EAC5" w15:done="0"/>
+  <w15:commentEx w15:paraId="4774194B" w15:paraIdParent="7540EAC5" w15:done="0"/>
   <w15:commentEx w15:paraId="67C1A9B6" w15:done="0"/>
+  <w15:commentEx w15:paraId="0C4B8C6F" w15:paraIdParent="67C1A9B6" w15:done="0"/>
   <w15:commentEx w15:paraId="7C395972" w15:done="0"/>
   <w15:commentEx w15:paraId="4F38DAD9" w15:paraIdParent="7C395972" w15:done="0"/>
   <w15:commentEx w15:paraId="2C55C108" w15:done="0"/>
   <w15:commentEx w15:paraId="7357A54C" w15:done="0"/>
+  <w15:commentEx w15:paraId="60974124" w15:paraIdParent="7357A54C" w15:done="0"/>
   <w15:commentEx w15:paraId="2D80D7BB" w15:done="0"/>
+  <w15:commentEx w15:paraId="3CF17DDD" w15:paraIdParent="2D80D7BB" w15:done="0"/>
   <w15:commentEx w15:paraId="6D490F63" w15:done="0"/>
+  <w15:commentEx w15:paraId="28848F21" w15:paraIdParent="6D490F63" w15:done="0"/>
   <w15:commentEx w15:paraId="564A7FAF" w15:done="0"/>
-  <w15:commentEx w15:paraId="7CADCC15" w15:done="0"/>
+  <w15:commentEx w15:paraId="0BB9B5E4" w15:done="0"/>
+  <w15:commentEx w15:paraId="73A87DA4" w15:paraIdParent="0BB9B5E4" w15:done="0"/>
   <w15:commentEx w15:paraId="0235E144" w15:done="0"/>
+  <w15:commentEx w15:paraId="1B9AC9C1" w15:paraIdParent="0235E144" w15:done="0"/>
   <w15:commentEx w15:paraId="70A2AD58" w15:done="0"/>
   <w15:commentEx w15:paraId="3E2248A4" w15:done="0"/>
+  <w15:commentEx w15:paraId="200F7B66" w15:paraIdParent="3E2248A4" w15:done="0"/>
+  <w15:commentEx w15:paraId="7EF3DB0C" w15:done="0"/>
+  <w15:commentEx w15:paraId="5C378C73" w15:done="0"/>
   <w15:commentEx w15:paraId="66ABCC1A" w15:done="0"/>
   <w15:commentEx w15:paraId="028358C9" w15:done="0"/>
+  <w15:commentEx w15:paraId="7CC252B0" w15:done="0"/>
 </w15:commentsEx>
 </file>
 
@@ -52088,28 +56217,47 @@
   <w16cex:commentExtensible w16cex:durableId="2F08653B" w16cex:dateUtc="2026-06-08T01:07:00Z"/>
   <w16cex:commentExtensible w16cex:durableId="08F84A6D" w16cex:dateUtc="2026-06-08T01:28:00Z"/>
   <w16cex:commentExtensible w16cex:durableId="50115AC3" w16cex:dateUtc="2026-06-08T01:29:00Z"/>
+  <w16cex:commentExtensible w16cex:durableId="619214EB" w16cex:dateUtc="2026-06-08T21:36:00Z"/>
   <w16cex:commentExtensible w16cex:durableId="4C8876B8" w16cex:dateUtc="2026-06-08T01:30:00Z"/>
+  <w16cex:commentExtensible w16cex:durableId="245D585D" w16cex:dateUtc="2026-06-08T21:36:00Z"/>
   <w16cex:commentExtensible w16cex:durableId="0CF4FAEA" w16cex:dateUtc="2026-06-08T01:29:00Z"/>
+  <w16cex:commentExtensible w16cex:durableId="5092D835" w16cex:dateUtc="2026-06-08T21:36:00Z"/>
   <w16cex:commentExtensible w16cex:durableId="1A1DE5D2" w16cex:dateUtc="2026-06-08T01:30:00Z"/>
   <w16cex:commentExtensible w16cex:durableId="21CFD160" w16cex:dateUtc="2026-06-08T01:10:00Z"/>
+  <w16cex:commentExtensible w16cex:durableId="04E237C3" w16cex:dateUtc="2026-06-08T21:53:00Z"/>
   <w16cex:commentExtensible w16cex:durableId="58B94AC2" w16cex:dateUtc="2026-06-08T01:30:00Z"/>
+  <w16cex:commentExtensible w16cex:durableId="5641E33A" w16cex:dateUtc="2026-06-08T21:41:00Z"/>
   <w16cex:commentExtensible w16cex:durableId="0BC70E2F" w16cex:dateUtc="2026-06-08T01:31:00Z"/>
+  <w16cex:commentExtensible w16cex:durableId="1A565ED5" w16cex:dateUtc="2026-06-09T00:03:00Z"/>
   <w16cex:commentExtensible w16cex:durableId="5D17E1C7" w16cex:dateUtc="2026-06-08T01:31:00Z"/>
+  <w16cex:commentExtensible w16cex:durableId="54B548C9" w16cex:dateUtc="2026-06-08T21:54:00Z"/>
+  <w16cex:commentExtensible w16cex:durableId="507AF1FF" w16cex:dateUtc="2026-06-08T21:58:00Z"/>
   <w16cex:commentExtensible w16cex:durableId="7ADE0B7E" w16cex:dateUtc="2026-06-08T01:31:00Z"/>
+  <w16cex:commentExtensible w16cex:durableId="5C826C69" w16cex:dateUtc="2026-06-09T00:02:00Z"/>
   <w16cex:commentExtensible w16cex:durableId="75807EA0" w16cex:dateUtc="2026-06-08T01:32:00Z"/>
+  <w16cex:commentExtensible w16cex:durableId="0703153A" w16cex:dateUtc="2026-06-08T22:05:00Z"/>
   <w16cex:commentExtensible w16cex:durableId="448FF3CB" w16cex:dateUtc="2026-06-08T01:33:00Z"/>
   <w16cex:commentExtensible w16cex:durableId="10F4CF04" w16cex:dateUtc="2026-06-08T01:33:00Z"/>
   <w16cex:commentExtensible w16cex:durableId="6B8FED38" w16cex:dateUtc="2026-06-08T01:35:00Z"/>
   <w16cex:commentExtensible w16cex:durableId="457A8A94" w16cex:dateUtc="2026-06-08T01:36:00Z"/>
+  <w16cex:commentExtensible w16cex:durableId="3E583179" w16cex:dateUtc="2026-06-09T00:08:00Z"/>
   <w16cex:commentExtensible w16cex:durableId="02F427F2" w16cex:dateUtc="2026-06-08T01:36:00Z"/>
+  <w16cex:commentExtensible w16cex:durableId="20630847" w16cex:dateUtc="2026-06-09T00:20:00Z"/>
   <w16cex:commentExtensible w16cex:durableId="1CD6141D" w16cex:dateUtc="2026-06-08T01:37:00Z"/>
+  <w16cex:commentExtensible w16cex:durableId="33CACC74" w16cex:dateUtc="2026-06-09T00:20:00Z"/>
   <w16cex:commentExtensible w16cex:durableId="226F956A" w16cex:dateUtc="2026-06-08T01:37:00Z"/>
-  <w16cex:commentExtensible w16cex:durableId="0003D536" w16cex:dateUtc="2026-06-08T01:38:00Z"/>
+  <w16cex:commentExtensible w16cex:durableId="34D6F40D" w16cex:dateUtc="2026-06-09T01:32:00Z"/>
+  <w16cex:commentExtensible w16cex:durableId="148F22FD" w16cex:dateUtc="2026-06-09T01:34:00Z"/>
   <w16cex:commentExtensible w16cex:durableId="7CBADE80" w16cex:dateUtc="2026-06-08T01:39:00Z"/>
+  <w16cex:commentExtensible w16cex:durableId="34EEC3CF" w16cex:dateUtc="2026-06-09T03:25:00Z"/>
   <w16cex:commentExtensible w16cex:durableId="7A625ACF" w16cex:dateUtc="2026-06-08T01:40:00Z"/>
   <w16cex:commentExtensible w16cex:durableId="10B52A46" w16cex:dateUtc="2026-06-08T01:41:00Z"/>
+  <w16cex:commentExtensible w16cex:durableId="2443D144" w16cex:dateUtc="2026-06-09T03:38:00Z"/>
+  <w16cex:commentExtensible w16cex:durableId="79C8A2E1" w16cex:dateUtc="2026-06-09T03:45:00Z"/>
+  <w16cex:commentExtensible w16cex:durableId="7801BC4D" w16cex:dateUtc="2026-06-08T21:37:00Z"/>
   <w16cex:commentExtensible w16cex:durableId="401519BA" w16cex:dateUtc="2026-06-08T01:41:00Z"/>
   <w16cex:commentExtensible w16cex:durableId="08457F29" w16cex:dateUtc="2026-06-08T01:42:00Z"/>
+  <w16cex:commentExtensible w16cex:durableId="17B21968" w16cex:dateUtc="2026-06-08T21:37:00Z"/>
 </w16cex:commentsExtensible>
 </file>
 
@@ -52118,28 +56266,47 @@
   <w16cid:commentId w16cid:paraId="46070BEC" w16cid:durableId="2F08653B"/>
   <w16cid:commentId w16cid:paraId="32C5216E" w16cid:durableId="08F84A6D"/>
   <w16cid:commentId w16cid:paraId="63397F33" w16cid:durableId="50115AC3"/>
+  <w16cid:commentId w16cid:paraId="12B4F3B2" w16cid:durableId="619214EB"/>
   <w16cid:commentId w16cid:paraId="3E46F00E" w16cid:durableId="4C8876B8"/>
+  <w16cid:commentId w16cid:paraId="521F794E" w16cid:durableId="245D585D"/>
   <w16cid:commentId w16cid:paraId="36220FA8" w16cid:durableId="0CF4FAEA"/>
+  <w16cid:commentId w16cid:paraId="71079F5E" w16cid:durableId="5092D835"/>
   <w16cid:commentId w16cid:paraId="6F83961E" w16cid:durableId="1A1DE5D2"/>
   <w16cid:commentId w16cid:paraId="0990CC97" w16cid:durableId="21CFD160"/>
+  <w16cid:commentId w16cid:paraId="6E4DC974" w16cid:durableId="04E237C3"/>
   <w16cid:commentId w16cid:paraId="55C7CF20" w16cid:durableId="58B94AC2"/>
+  <w16cid:commentId w16cid:paraId="0D6F885E" w16cid:durableId="5641E33A"/>
   <w16cid:commentId w16cid:paraId="459140A5" w16cid:durableId="0BC70E2F"/>
+  <w16cid:commentId w16cid:paraId="670527D3" w16cid:durableId="1A565ED5"/>
   <w16cid:commentId w16cid:paraId="7C7CD481" w16cid:durableId="5D17E1C7"/>
+  <w16cid:commentId w16cid:paraId="1E76D0B5" w16cid:durableId="54B548C9"/>
+  <w16cid:commentId w16cid:paraId="0A5C0743" w16cid:durableId="507AF1FF"/>
   <w16cid:commentId w16cid:paraId="7540EAC5" w16cid:durableId="7ADE0B7E"/>
+  <w16cid:commentId w16cid:paraId="4774194B" w16cid:durableId="5C826C69"/>
   <w16cid:commentId w16cid:paraId="67C1A9B6" w16cid:durableId="75807EA0"/>
+  <w16cid:commentId w16cid:paraId="0C4B8C6F" w16cid:durableId="0703153A"/>
   <w16cid:commentId w16cid:paraId="7C395972" w16cid:durableId="448FF3CB"/>
   <w16cid:commentId w16cid:paraId="4F38DAD9" w16cid:durableId="10F4CF04"/>
   <w16cid:commentId w16cid:paraId="2C55C108" w16cid:durableId="6B8FED38"/>
   <w16cid:commentId w16cid:paraId="7357A54C" w16cid:durableId="457A8A94"/>
+  <w16cid:commentId w16cid:paraId="60974124" w16cid:durableId="3E583179"/>
   <w16cid:commentId w16cid:paraId="2D80D7BB" w16cid:durableId="02F427F2"/>
+  <w16cid:commentId w16cid:paraId="3CF17DDD" w16cid:durableId="20630847"/>
   <w16cid:commentId w16cid:paraId="6D490F63" w16cid:durableId="1CD6141D"/>
+  <w16cid:commentId w16cid:paraId="28848F21" w16cid:durableId="33CACC74"/>
   <w16cid:commentId w16cid:paraId="564A7FAF" w16cid:durableId="226F956A"/>
-  <w16cid:commentId w16cid:paraId="7CADCC15" w16cid:durableId="0003D536"/>
+  <w16cid:commentId w16cid:paraId="0BB9B5E4" w16cid:durableId="34D6F40D"/>
+  <w16cid:commentId w16cid:paraId="73A87DA4" w16cid:durableId="148F22FD"/>
   <w16cid:commentId w16cid:paraId="0235E144" w16cid:durableId="7CBADE80"/>
+  <w16cid:commentId w16cid:paraId="1B9AC9C1" w16cid:durableId="34EEC3CF"/>
   <w16cid:commentId w16cid:paraId="70A2AD58" w16cid:durableId="7A625ACF"/>
   <w16cid:commentId w16cid:paraId="3E2248A4" w16cid:durableId="10B52A46"/>
+  <w16cid:commentId w16cid:paraId="200F7B66" w16cid:durableId="2443D144"/>
+  <w16cid:commentId w16cid:paraId="7EF3DB0C" w16cid:durableId="79C8A2E1"/>
+  <w16cid:commentId w16cid:paraId="5C378C73" w16cid:durableId="7801BC4D"/>
   <w16cid:commentId w16cid:paraId="66ABCC1A" w16cid:durableId="401519BA"/>
   <w16cid:commentId w16cid:paraId="028358C9" w16cid:durableId="08457F29"/>
+  <w16cid:commentId w16cid:paraId="7CC252B0" w16cid:durableId="17B21968"/>
 </w16cid:commentsIds>
 </file>
 
